--- a/UT2/UT02-Ejercicios.docx
+++ b/UT2/UT02-Ejercicios.docx
@@ -1,6 +1,6 @@
 
 <file path=word/document.xml><?xml version="1.0" encoding="utf-8"?>
-<w:document xmlns:wpc="http://schemas.microsoft.com/office/word/2010/wordprocessingCanvas" xmlns:cx="http://schemas.microsoft.com/office/drawing/2014/chartex" xmlns:cx1="http://schemas.microsoft.com/office/drawing/2015/9/8/chartex" xmlns:cx2="http://schemas.microsoft.com/office/drawing/2015/10/21/chartex" xmlns:cx3="http://schemas.microsoft.com/office/drawing/2016/5/9/chartex" xmlns:cx4="http://schemas.microsoft.com/office/drawing/2016/5/10/chartex" xmlns:cx5="http://schemas.microsoft.com/office/drawing/2016/5/11/chartex" xmlns:cx6="http://schemas.microsoft.com/office/drawing/2016/5/12/chartex" xmlns:cx7="http://schemas.microsoft.com/office/drawing/2016/5/13/chartex" xmlns:cx8="http://schemas.microsoft.com/office/drawing/2016/5/14/chartex" xmlns:mc="http://schemas.openxmlformats.org/markup-compatibility/2006" xmlns:aink="http://schemas.microsoft.com/office/drawing/2016/ink" xmlns:am3d="http://schemas.microsoft.com/office/drawing/2017/model3d" xmlns:o="urn:schemas-microsoft-com:office:office" xmlns:r="http://schemas.openxmlformats.org/officeDocument/2006/relationships" xmlns:m="http://schemas.openxmlformats.org/officeDocument/2006/math" xmlns:v="urn:schemas-microsoft-com:vml" xmlns:wp14="http://schemas.microsoft.com/office/word/2010/wordprocessingDrawing" xmlns:wp="http://schemas.openxmlformats.org/drawingml/2006/wordprocessingDrawing" xmlns:w10="urn:schemas-microsoft-com:office:word" xmlns:w="http://schemas.openxmlformats.org/wordprocessingml/2006/main" xmlns:w14="http://schemas.microsoft.com/office/word/2010/wordml" xmlns:w15="http://schemas.microsoft.com/office/word/2012/wordml" xmlns:w16cex="http://schemas.microsoft.com/office/word/2018/wordml/cex" xmlns:w16cid="http://schemas.microsoft.com/office/word/2016/wordml/cid" xmlns:w16="http://schemas.microsoft.com/office/word/2018/wordml" xmlns:w16sdtdh="http://schemas.microsoft.com/office/word/2020/wordml/sdtdatahash" xmlns:w16se="http://schemas.microsoft.com/office/word/2015/wordml/symex" xmlns:wpg="http://schemas.microsoft.com/office/word/2010/wordprocessingGroup" xmlns:wpi="http://schemas.microsoft.com/office/word/2010/wordprocessingInk" xmlns:wne="http://schemas.microsoft.com/office/word/2006/wordml" xmlns:wps="http://schemas.microsoft.com/office/word/2010/wordprocessingShape" mc:Ignorable="w14 w15 w16se w16cid w16 w16cex w16sdtdh wp14">
+<w:document xmlns:wpc="http://schemas.microsoft.com/office/word/2010/wordprocessingCanvas" xmlns:cx="http://schemas.microsoft.com/office/drawing/2014/chartex" xmlns:cx1="http://schemas.microsoft.com/office/drawing/2015/9/8/chartex" xmlns:cx2="http://schemas.microsoft.com/office/drawing/2015/10/21/chartex" xmlns:cx3="http://schemas.microsoft.com/office/drawing/2016/5/9/chartex" xmlns:cx4="http://schemas.microsoft.com/office/drawing/2016/5/10/chartex" xmlns:cx5="http://schemas.microsoft.com/office/drawing/2016/5/11/chartex" xmlns:cx6="http://schemas.microsoft.com/office/drawing/2016/5/12/chartex" xmlns:cx7="http://schemas.microsoft.com/office/drawing/2016/5/13/chartex" xmlns:cx8="http://schemas.microsoft.com/office/drawing/2016/5/14/chartex" xmlns:mc="http://schemas.openxmlformats.org/markup-compatibility/2006" xmlns:aink="http://schemas.microsoft.com/office/drawing/2016/ink" xmlns:am3d="http://schemas.microsoft.com/office/drawing/2017/model3d" xmlns:o="urn:schemas-microsoft-com:office:office" xmlns:oel="http://schemas.microsoft.com/office/2019/extlst" xmlns:r="http://schemas.openxmlformats.org/officeDocument/2006/relationships" xmlns:m="http://schemas.openxmlformats.org/officeDocument/2006/math" xmlns:v="urn:schemas-microsoft-com:vml" xmlns:wp14="http://schemas.microsoft.com/office/word/2010/wordprocessingDrawing" xmlns:wp="http://schemas.openxmlformats.org/drawingml/2006/wordprocessingDrawing" xmlns:w10="urn:schemas-microsoft-com:office:word" xmlns:w="http://schemas.openxmlformats.org/wordprocessingml/2006/main" xmlns:w14="http://schemas.microsoft.com/office/word/2010/wordml" xmlns:w15="http://schemas.microsoft.com/office/word/2012/wordml" xmlns:w16cex="http://schemas.microsoft.com/office/word/2018/wordml/cex" xmlns:w16cid="http://schemas.microsoft.com/office/word/2016/wordml/cid" xmlns:w16="http://schemas.microsoft.com/office/word/2018/wordml" xmlns:w16du="http://schemas.microsoft.com/office/word/2023/wordml/word16du" xmlns:w16sdtdh="http://schemas.microsoft.com/office/word/2020/wordml/sdtdatahash" xmlns:w16sdtfl="http://schemas.microsoft.com/office/word/2024/wordml/sdtformatlock" xmlns:w16se="http://schemas.microsoft.com/office/word/2015/wordml/symex" xmlns:wpg="http://schemas.microsoft.com/office/word/2010/wordprocessingGroup" xmlns:wpi="http://schemas.microsoft.com/office/word/2010/wordprocessingInk" xmlns:wne="http://schemas.microsoft.com/office/word/2006/wordml" xmlns:wps="http://schemas.microsoft.com/office/word/2010/wordprocessingShape" mc:Ignorable="w14 w15 w16se w16cid w16 w16cex w16sdtdh w16sdtfl w16du wp14">
   <w:body>
     <w:p>
       <w:pPr>
@@ -165,15 +165,7 @@
         <w:ind w:left="1416"/>
       </w:pPr>
       <w:r>
-        <w:t>console.log(edad1(20)</w:t>
-      </w:r>
-      <w:proofErr w:type="gramStart"/>
-      <w:r>
-        <w:t xml:space="preserve">);   </w:t>
-      </w:r>
-      <w:proofErr w:type="gramEnd"/>
-      <w:r>
-        <w:t>// true</w:t>
+        <w:t>console.log(edad1(20));   // true</w:t>
       </w:r>
     </w:p>
     <w:p>
@@ -183,15 +175,7 @@
         <w:ind w:left="1416"/>
       </w:pPr>
       <w:r>
-        <w:t>console.log(edad1(14)</w:t>
-      </w:r>
-      <w:proofErr w:type="gramStart"/>
-      <w:r>
-        <w:t xml:space="preserve">);   </w:t>
-      </w:r>
-      <w:proofErr w:type="gramEnd"/>
-      <w:r>
-        <w:t>// true (límite)</w:t>
+        <w:t>console.log(edad1(14));   // true (límite)</w:t>
       </w:r>
     </w:p>
     <w:p>
@@ -205,15 +189,7 @@
         </w:rPr>
       </w:pPr>
       <w:r>
-        <w:t>console.log(edad1(13)</w:t>
-      </w:r>
-      <w:proofErr w:type="gramStart"/>
-      <w:r>
-        <w:t xml:space="preserve">);   </w:t>
-      </w:r>
-      <w:proofErr w:type="gramEnd"/>
-      <w:r>
-        <w:t>// false</w:t>
+        <w:t>console.log(edad1(13));   // false</w:t>
       </w:r>
     </w:p>
     <w:p>
@@ -290,23 +266,7 @@
           <w:sz w:val="24"/>
           <w:szCs w:val="24"/>
         </w:rPr>
-        <w:t xml:space="preserve"> en la consola, basta con llamarla: </w:t>
-      </w:r>
-      <w:proofErr w:type="gramStart"/>
-      <w:r>
-        <w:rPr>
-          <w:sz w:val="24"/>
-          <w:szCs w:val="24"/>
-        </w:rPr>
-        <w:t>triangulo(</w:t>
-      </w:r>
-      <w:proofErr w:type="gramEnd"/>
-      <w:r>
-        <w:rPr>
-          <w:sz w:val="24"/>
-          <w:szCs w:val="24"/>
-        </w:rPr>
-        <w:t>5);.</w:t>
+        <w:t xml:space="preserve"> en la consola, basta con llamarla: triangulo(5);.</w:t>
       </w:r>
     </w:p>
     <w:p>
@@ -1093,7 +1053,6 @@
           <w:lang w:val="en-GB"/>
         </w:rPr>
       </w:pPr>
-      <w:proofErr w:type="gramStart"/>
       <w:r>
         <w:rPr>
           <w:rFonts w:ascii="Consolas" w:hAnsi="Consolas" w:cstheme="minorHAnsi"/>
@@ -1101,17 +1060,7 @@
           <w:szCs w:val="22"/>
           <w:lang w:val="en-GB"/>
         </w:rPr>
-        <w:t>alert( `</w:t>
-      </w:r>
-      <w:proofErr w:type="gramEnd"/>
-      <w:r>
-        <w:rPr>
-          <w:rFonts w:ascii="Consolas" w:hAnsi="Consolas" w:cstheme="minorHAnsi"/>
-          <w:sz w:val="22"/>
-          <w:szCs w:val="22"/>
-          <w:lang w:val="en-GB"/>
-        </w:rPr>
-        <w:t>Hola ${1}` );</w:t>
+        <w:t>alert( `Hola ${1}` );</w:t>
       </w:r>
       <w:r>
         <w:rPr>
@@ -1155,7 +1104,6 @@
         </w:rPr>
       </w:pPr>
       <w:proofErr w:type="spellStart"/>
-      <w:proofErr w:type="gramStart"/>
       <w:r>
         <w:rPr>
           <w:rFonts w:ascii="Consolas" w:hAnsi="Consolas" w:cstheme="minorHAnsi"/>
@@ -1171,16 +1119,7 @@
           <w:sz w:val="22"/>
           <w:szCs w:val="22"/>
         </w:rPr>
-        <w:t>( `</w:t>
-      </w:r>
-      <w:proofErr w:type="gramEnd"/>
-      <w:r>
-        <w:rPr>
-          <w:rFonts w:ascii="Consolas" w:hAnsi="Consolas" w:cstheme="minorHAnsi"/>
-          <w:sz w:val="22"/>
-          <w:szCs w:val="22"/>
-        </w:rPr>
-        <w:t>Hola ${"</w:t>
+        <w:t>( `Hola ${"</w:t>
       </w:r>
       <w:r>
         <w:rPr>
@@ -1212,7 +1151,6 @@
         </w:rPr>
       </w:pPr>
       <w:proofErr w:type="spellStart"/>
-      <w:proofErr w:type="gramStart"/>
       <w:r>
         <w:rPr>
           <w:rFonts w:ascii="Consolas" w:hAnsi="Consolas" w:cstheme="minorHAnsi"/>
@@ -1228,16 +1166,7 @@
           <w:sz w:val="22"/>
           <w:szCs w:val="22"/>
         </w:rPr>
-        <w:t>( `</w:t>
-      </w:r>
-      <w:proofErr w:type="gramEnd"/>
-      <w:r>
-        <w:rPr>
-          <w:rFonts w:ascii="Consolas" w:hAnsi="Consolas" w:cstheme="minorHAnsi"/>
-          <w:sz w:val="22"/>
-          <w:szCs w:val="22"/>
-        </w:rPr>
-        <w:t>Hola ${</w:t>
+        <w:t>( `Hola ${</w:t>
       </w:r>
       <w:r>
         <w:rPr>
@@ -1376,19 +1305,8 @@
           <w:szCs w:val="22"/>
           <w:lang w:val="en-GB"/>
         </w:rPr>
-        <w:t>let c = ++a; /</w:t>
-      </w:r>
-      <w:proofErr w:type="gramStart"/>
-      <w:r>
-        <w:rPr>
-          <w:rFonts w:ascii="Consolas" w:hAnsi="Consolas" w:cstheme="minorHAnsi"/>
-          <w:sz w:val="22"/>
-          <w:szCs w:val="22"/>
-          <w:lang w:val="en-GB"/>
-        </w:rPr>
-        <w:t>/ ?</w:t>
-      </w:r>
-      <w:proofErr w:type="gramEnd"/>
+        <w:t>let c = ++a; // ?</w:t>
+      </w:r>
       <w:r>
         <w:rPr>
           <w:rFonts w:ascii="Consolas" w:hAnsi="Consolas" w:cstheme="minorHAnsi"/>
@@ -1436,18 +1354,8 @@
           <w:sz w:val="22"/>
           <w:szCs w:val="22"/>
         </w:rPr>
-        <w:t xml:space="preserve"> d = b++; /</w:t>
-      </w:r>
-      <w:proofErr w:type="gramStart"/>
-      <w:r>
-        <w:rPr>
-          <w:rFonts w:ascii="Consolas" w:hAnsi="Consolas" w:cstheme="minorHAnsi"/>
-          <w:sz w:val="22"/>
-          <w:szCs w:val="22"/>
-        </w:rPr>
-        <w:t>/ ?</w:t>
-      </w:r>
-      <w:proofErr w:type="gramEnd"/>
+        <w:t xml:space="preserve"> d = b++; // ?</w:t>
+      </w:r>
     </w:p>
     <w:p>
       <w:pPr>
@@ -2724,7 +2632,6 @@
           <w:lang w:val="en-GB" w:eastAsia="es-ES"/>
         </w:rPr>
       </w:pPr>
-      <w:proofErr w:type="gramStart"/>
       <w:r>
         <w:rPr>
           <w:rFonts w:ascii="Consolas" w:eastAsia="Times New Roman" w:hAnsi="Consolas" w:cs="Courier New"/>
@@ -2735,20 +2642,7 @@
           <w:shd w:val="clear" w:color="auto" w:fill="F7F4F3"/>
           <w:lang w:val="en-GB" w:eastAsia="es-ES"/>
         </w:rPr>
-        <w:t>"  -</w:t>
-      </w:r>
-      <w:proofErr w:type="gramEnd"/>
-      <w:r>
-        <w:rPr>
-          <w:rFonts w:ascii="Consolas" w:eastAsia="Times New Roman" w:hAnsi="Consolas" w:cs="Courier New"/>
-          <w:color w:val="669900"/>
-          <w:kern w:val="0"/>
-          <w:sz w:val="23"/>
-          <w:szCs w:val="23"/>
-          <w:shd w:val="clear" w:color="auto" w:fill="F7F4F3"/>
-          <w:lang w:val="en-GB" w:eastAsia="es-ES"/>
-        </w:rPr>
-        <w:t>9  "</w:t>
+        <w:t>"  -9  "</w:t>
       </w:r>
       <w:r>
         <w:rPr>
@@ -2814,7 +2708,6 @@
           <w:lang w:val="en-GB" w:eastAsia="es-ES"/>
         </w:rPr>
       </w:pPr>
-      <w:proofErr w:type="gramStart"/>
       <w:r>
         <w:rPr>
           <w:rFonts w:ascii="Consolas" w:eastAsia="Times New Roman" w:hAnsi="Consolas" w:cs="Courier New"/>
@@ -2825,20 +2718,7 @@
           <w:shd w:val="clear" w:color="auto" w:fill="F7F4F3"/>
           <w:lang w:val="en-GB" w:eastAsia="es-ES"/>
         </w:rPr>
-        <w:t>"  -</w:t>
-      </w:r>
-      <w:proofErr w:type="gramEnd"/>
-      <w:r>
-        <w:rPr>
-          <w:rFonts w:ascii="Consolas" w:eastAsia="Times New Roman" w:hAnsi="Consolas" w:cs="Courier New"/>
-          <w:color w:val="669900"/>
-          <w:kern w:val="0"/>
-          <w:sz w:val="23"/>
-          <w:szCs w:val="23"/>
-          <w:shd w:val="clear" w:color="auto" w:fill="F7F4F3"/>
-          <w:lang w:val="en-GB" w:eastAsia="es-ES"/>
-        </w:rPr>
-        <w:t>9  "</w:t>
+        <w:t>"  -9  "</w:t>
       </w:r>
       <w:r>
         <w:rPr>
@@ -3106,11 +2986,201 @@
         <w:pStyle w:val="NormalWeb"/>
         <w:shd w:val="clear" w:color="auto" w:fill="FFFFFF"/>
         <w:spacing w:before="120" w:beforeAutospacing="0" w:after="0" w:afterAutospacing="0"/>
-        <w:ind w:left="360"/>
-        <w:rPr>
-          <w:u w:val="single"/>
-        </w:rPr>
-      </w:pPr>
+      </w:pPr>
+      <w:r>
+        <w:tab/>
+        <w:t>10</w:t>
+      </w:r>
+    </w:p>
+    <w:p>
+      <w:pPr>
+        <w:pStyle w:val="NormalWeb"/>
+        <w:shd w:val="clear" w:color="auto" w:fill="FFFFFF"/>
+        <w:spacing w:before="120" w:beforeAutospacing="0" w:after="0" w:afterAutospacing="0"/>
+      </w:pPr>
+      <w:r>
+        <w:tab/>
+        <w:t>-1</w:t>
+      </w:r>
+      <w:r>
+        <w:tab/>
+      </w:r>
+    </w:p>
+    <w:p>
+      <w:pPr>
+        <w:pStyle w:val="NormalWeb"/>
+        <w:shd w:val="clear" w:color="auto" w:fill="FFFFFF"/>
+        <w:spacing w:before="120" w:beforeAutospacing="0" w:after="0" w:afterAutospacing="0"/>
+      </w:pPr>
+      <w:r>
+        <w:tab/>
+        <w:t>1</w:t>
+      </w:r>
+    </w:p>
+    <w:p>
+      <w:pPr>
+        <w:pStyle w:val="NormalWeb"/>
+        <w:shd w:val="clear" w:color="auto" w:fill="FFFFFF"/>
+        <w:spacing w:before="120" w:beforeAutospacing="0" w:after="0" w:afterAutospacing="0"/>
+      </w:pPr>
+      <w:r>
+        <w:tab/>
+        <w:t>2</w:t>
+      </w:r>
+    </w:p>
+    <w:p>
+      <w:pPr>
+        <w:pStyle w:val="NormalWeb"/>
+        <w:shd w:val="clear" w:color="auto" w:fill="FFFFFF"/>
+        <w:spacing w:before="120" w:beforeAutospacing="0" w:after="0" w:afterAutospacing="0"/>
+      </w:pPr>
+      <w:r>
+        <w:tab/>
+        <w:t>6</w:t>
+      </w:r>
+    </w:p>
+    <w:p>
+      <w:pPr>
+        <w:pStyle w:val="NormalWeb"/>
+        <w:shd w:val="clear" w:color="auto" w:fill="FFFFFF"/>
+        <w:spacing w:before="120" w:beforeAutospacing="0" w:after="0" w:afterAutospacing="0"/>
+      </w:pPr>
+      <w:r>
+        <w:tab/>
+        <w:t xml:space="preserve">9px suma y luego concatena </w:t>
+      </w:r>
+    </w:p>
+    <w:p>
+      <w:pPr>
+        <w:pStyle w:val="NormalWeb"/>
+        <w:shd w:val="clear" w:color="auto" w:fill="FFFFFF"/>
+        <w:spacing w:before="120" w:beforeAutospacing="0" w:after="0" w:afterAutospacing="0"/>
+      </w:pPr>
+      <w:r>
+        <w:tab/>
+        <w:t xml:space="preserve">$45 </w:t>
+      </w:r>
+    </w:p>
+    <w:p>
+      <w:pPr>
+        <w:pStyle w:val="NormalWeb"/>
+        <w:shd w:val="clear" w:color="auto" w:fill="FFFFFF"/>
+        <w:spacing w:before="120" w:beforeAutospacing="0" w:after="0" w:afterAutospacing="0"/>
+      </w:pPr>
+      <w:r>
+        <w:tab/>
+        <w:t>2</w:t>
+      </w:r>
+    </w:p>
+    <w:p>
+      <w:pPr>
+        <w:pStyle w:val="NormalWeb"/>
+        <w:shd w:val="clear" w:color="auto" w:fill="FFFFFF"/>
+        <w:spacing w:before="120" w:beforeAutospacing="0" w:after="0" w:afterAutospacing="0"/>
+      </w:pPr>
+      <w:r>
+        <w:tab/>
+        <w:t>NaN 4px no puede ser numero</w:t>
+      </w:r>
+    </w:p>
+    <w:p>
+      <w:pPr>
+        <w:pStyle w:val="NormalWeb"/>
+        <w:shd w:val="clear" w:color="auto" w:fill="FFFFFF"/>
+        <w:spacing w:before="120" w:beforeAutospacing="0" w:after="0" w:afterAutospacing="0"/>
+      </w:pPr>
+      <w:r>
+        <w:tab/>
+      </w:r>
+      <w:r>
+        <w:t>-9   5</w:t>
+      </w:r>
+    </w:p>
+    <w:p>
+      <w:pPr>
+        <w:pStyle w:val="NormalWeb"/>
+        <w:shd w:val="clear" w:color="auto" w:fill="FFFFFF"/>
+        <w:spacing w:before="120" w:beforeAutospacing="0" w:after="0" w:afterAutospacing="0"/>
+      </w:pPr>
+      <w:r>
+        <w:tab/>
+        <w:t>-14</w:t>
+      </w:r>
+    </w:p>
+    <w:p>
+      <w:pPr>
+        <w:pStyle w:val="NormalWeb"/>
+        <w:shd w:val="clear" w:color="auto" w:fill="FFFFFF"/>
+        <w:spacing w:before="120" w:beforeAutospacing="0" w:after="0" w:afterAutospacing="0"/>
+      </w:pPr>
+      <w:r>
+        <w:tab/>
+        <w:t xml:space="preserve">1 </w:t>
+      </w:r>
+      <w:proofErr w:type="spellStart"/>
+      <w:r>
+        <w:t>null</w:t>
+      </w:r>
+      <w:proofErr w:type="spellEnd"/>
+      <w:r>
+        <w:t xml:space="preserve"> a </w:t>
+      </w:r>
+      <w:proofErr w:type="spellStart"/>
+      <w:r>
+        <w:t>numero</w:t>
+      </w:r>
+      <w:proofErr w:type="spellEnd"/>
+      <w:r>
+        <w:t xml:space="preserve"> es 0</w:t>
+      </w:r>
+    </w:p>
+    <w:p>
+      <w:pPr>
+        <w:pStyle w:val="NormalWeb"/>
+        <w:shd w:val="clear" w:color="auto" w:fill="FFFFFF"/>
+        <w:spacing w:before="120" w:beforeAutospacing="0" w:after="0" w:afterAutospacing="0"/>
+      </w:pPr>
+      <w:r>
+        <w:tab/>
+        <w:t xml:space="preserve">NaN  </w:t>
+      </w:r>
+      <w:proofErr w:type="spellStart"/>
+      <w:r>
+        <w:t>undefined</w:t>
+      </w:r>
+      <w:proofErr w:type="spellEnd"/>
+      <w:r>
+        <w:t xml:space="preserve"> es NaN</w:t>
+      </w:r>
+    </w:p>
+    <w:p>
+      <w:pPr>
+        <w:pStyle w:val="NormalWeb"/>
+        <w:shd w:val="clear" w:color="auto" w:fill="FFFFFF"/>
+        <w:spacing w:before="120" w:beforeAutospacing="0" w:after="0" w:afterAutospacing="0"/>
+      </w:pPr>
+      <w:r>
+        <w:tab/>
+        <w:t xml:space="preserve">-2 Cadena con saltos de texto y espacios o </w:t>
+      </w:r>
+      <w:proofErr w:type="spellStart"/>
+      <w:r>
+        <w:t>tabs</w:t>
+      </w:r>
+      <w:proofErr w:type="spellEnd"/>
+      <w:r>
+        <w:t xml:space="preserve"> es 0 </w:t>
+      </w:r>
+    </w:p>
+    <w:p>
+      <w:pPr>
+        <w:pStyle w:val="NormalWeb"/>
+        <w:shd w:val="clear" w:color="auto" w:fill="FFFFFF"/>
+        <w:spacing w:before="120" w:beforeAutospacing="0" w:after="0" w:afterAutospacing="0"/>
+      </w:pPr>
+      <w:r>
+        <w:tab/>
+      </w:r>
     </w:p>
     <w:p>
       <w:pPr>
@@ -3428,7 +3498,6 @@
         <w:t xml:space="preserve"> </w:t>
       </w:r>
       <w:proofErr w:type="spellStart"/>
-      <w:proofErr w:type="gramStart"/>
       <w:r>
         <w:rPr>
           <w:rFonts w:ascii="Consolas" w:eastAsia="Times New Roman" w:hAnsi="Consolas" w:cs="Courier New"/>
@@ -3454,7 +3523,6 @@
         </w:rPr>
         <w:t>(</w:t>
       </w:r>
-      <w:proofErr w:type="gramEnd"/>
       <w:r>
         <w:rPr>
           <w:rFonts w:ascii="Consolas" w:eastAsia="Times New Roman" w:hAnsi="Consolas" w:cs="Courier New"/>
@@ -3581,7 +3649,6 @@
         <w:t xml:space="preserve"> </w:t>
       </w:r>
       <w:proofErr w:type="spellStart"/>
-      <w:proofErr w:type="gramStart"/>
       <w:r>
         <w:rPr>
           <w:rFonts w:ascii="Consolas" w:eastAsia="Times New Roman" w:hAnsi="Consolas" w:cs="Courier New"/>
@@ -3607,7 +3674,6 @@
         </w:rPr>
         <w:t>(</w:t>
       </w:r>
-      <w:proofErr w:type="gramEnd"/>
       <w:r>
         <w:rPr>
           <w:rFonts w:ascii="Consolas" w:eastAsia="Times New Roman" w:hAnsi="Consolas" w:cs="Courier New"/>
@@ -3686,7 +3752,6 @@
         </w:rPr>
       </w:pPr>
       <w:proofErr w:type="spellStart"/>
-      <w:proofErr w:type="gramStart"/>
       <w:r>
         <w:rPr>
           <w:rFonts w:ascii="Consolas" w:eastAsia="Times New Roman" w:hAnsi="Consolas" w:cs="Courier New"/>
@@ -3712,7 +3777,6 @@
         </w:rPr>
         <w:t>(</w:t>
       </w:r>
-      <w:proofErr w:type="gramEnd"/>
       <w:r>
         <w:rPr>
           <w:rFonts w:ascii="Consolas" w:eastAsia="Times New Roman" w:hAnsi="Consolas" w:cs="Times New Roman"/>
@@ -3857,10 +3921,9 @@
           <w:szCs w:val="21"/>
           <w:lang w:eastAsia="es-ES"/>
         </w:rPr>
-        <w:t xml:space="preserve">, al hacer la suma se concatena y da 12, hay que cambiarlos a numero con </w:t>
+        <w:t xml:space="preserve">, al hacer la suma se concatena y da 12, hay que cambiarlos a </w:t>
       </w:r>
       <w:proofErr w:type="spellStart"/>
-      <w:proofErr w:type="gramStart"/>
       <w:r>
         <w:rPr>
           <w:rFonts w:ascii="Segoe UI" w:eastAsia="Times New Roman" w:hAnsi="Segoe UI" w:cs="Segoe UI"/>
@@ -3869,7 +3932,7 @@
           <w:szCs w:val="21"/>
           <w:lang w:eastAsia="es-ES"/>
         </w:rPr>
-        <w:t>number</w:t>
+        <w:t>numero</w:t>
       </w:r>
       <w:proofErr w:type="spellEnd"/>
       <w:r>
@@ -3880,9 +3943,9 @@
           <w:szCs w:val="21"/>
           <w:lang w:eastAsia="es-ES"/>
         </w:rPr>
-        <w:t>(</w:t>
-      </w:r>
-      <w:proofErr w:type="gramEnd"/>
+        <w:t xml:space="preserve"> con </w:t>
+      </w:r>
+      <w:proofErr w:type="spellStart"/>
       <w:r>
         <w:rPr>
           <w:rFonts w:ascii="Segoe UI" w:eastAsia="Times New Roman" w:hAnsi="Segoe UI" w:cs="Segoe UI"/>
@@ -3891,7 +3954,18 @@
           <w:szCs w:val="21"/>
           <w:lang w:eastAsia="es-ES"/>
         </w:rPr>
-        <w:t>)</w:t>
+        <w:t>number</w:t>
+      </w:r>
+      <w:proofErr w:type="spellEnd"/>
+      <w:r>
+        <w:rPr>
+          <w:rFonts w:ascii="Segoe UI" w:eastAsia="Times New Roman" w:hAnsi="Segoe UI" w:cs="Segoe UI"/>
+          <w:kern w:val="0"/>
+          <w:sz w:val="21"/>
+          <w:szCs w:val="21"/>
+          <w:lang w:eastAsia="es-ES"/>
+        </w:rPr>
+        <w:t>()</w:t>
       </w:r>
     </w:p>
     <w:p>
@@ -3989,7 +4063,6 @@
           <w:lang w:val="en-GB"/>
         </w:rPr>
       </w:pPr>
-      <w:proofErr w:type="gramStart"/>
       <w:r>
         <w:rPr>
           <w:rStyle w:val="CdigoHTML"/>
@@ -4000,7 +4073,6 @@
           <w:shd w:val="clear" w:color="auto" w:fill="F7F4F3"/>
           <w:lang w:val="en-GB"/>
         </w:rPr>
-        <w:lastRenderedPageBreak/>
         <w:t>alert</w:t>
       </w:r>
       <w:r>
@@ -4038,7 +4110,6 @@
         </w:rPr>
         <w:t>null</w:t>
       </w:r>
-      <w:proofErr w:type="gramEnd"/>
       <w:r>
         <w:rPr>
           <w:rFonts w:ascii="Consolas" w:hAnsi="Consolas"/>
@@ -4171,7 +4242,6 @@
           <w:lang w:val="en-GB"/>
         </w:rPr>
       </w:pPr>
-      <w:proofErr w:type="gramStart"/>
       <w:r>
         <w:rPr>
           <w:rStyle w:val="CdigoHTML"/>
@@ -4219,7 +4289,6 @@
         </w:rPr>
         <w:t>alert</w:t>
       </w:r>
-      <w:proofErr w:type="gramEnd"/>
       <w:r>
         <w:rPr>
           <w:rStyle w:val="CdigoHTML"/>
@@ -4424,7 +4493,6 @@
           <w:lang w:val="en-GB"/>
         </w:rPr>
       </w:pPr>
-      <w:proofErr w:type="gramStart"/>
       <w:r>
         <w:rPr>
           <w:rStyle w:val="CdigoHTML"/>
@@ -4472,7 +4540,6 @@
         </w:rPr>
         <w:t>1</w:t>
       </w:r>
-      <w:proofErr w:type="gramEnd"/>
       <w:r>
         <w:rPr>
           <w:rFonts w:ascii="Consolas" w:hAnsi="Consolas"/>
@@ -4605,7 +4672,6 @@
           <w:lang w:val="en-GB"/>
         </w:rPr>
       </w:pPr>
-      <w:proofErr w:type="gramStart"/>
       <w:r>
         <w:rPr>
           <w:rStyle w:val="CdigoHTML"/>
@@ -4653,7 +4719,6 @@
         </w:rPr>
         <w:t>alert</w:t>
       </w:r>
-      <w:proofErr w:type="gramEnd"/>
       <w:r>
         <w:rPr>
           <w:rStyle w:val="CdigoHTML"/>
@@ -4809,7 +4874,6 @@
         </w:rPr>
       </w:pPr>
       <w:proofErr w:type="spellStart"/>
-      <w:proofErr w:type="gramStart"/>
       <w:r>
         <w:rPr>
           <w:rStyle w:val="CdigoHTML"/>
@@ -4856,7 +4920,6 @@
         <w:t>null</w:t>
       </w:r>
       <w:proofErr w:type="spellEnd"/>
-      <w:proofErr w:type="gramEnd"/>
       <w:r>
         <w:rPr>
           <w:rFonts w:ascii="Consolas" w:hAnsi="Consolas"/>
@@ -5352,7 +5415,6 @@
         <w:t xml:space="preserve"> </w:t>
       </w:r>
       <w:proofErr w:type="spellStart"/>
-      <w:proofErr w:type="gramStart"/>
       <w:r>
         <w:rPr>
           <w:rFonts w:ascii="Consolas" w:eastAsia="Times New Roman" w:hAnsi="Consolas" w:cs="Courier New"/>
@@ -5400,9 +5462,219 @@
           <w:shd w:val="clear" w:color="auto" w:fill="F7F4F3"/>
           <w:lang w:eastAsia="es-ES"/>
         </w:rPr>
-        <w:t>"</w:t>
-      </w:r>
-      <w:proofErr w:type="gramEnd"/>
+        <w:t>"primero"</w:t>
+      </w:r>
+      <w:r>
+        <w:rPr>
+          <w:rFonts w:ascii="Consolas" w:eastAsia="Times New Roman" w:hAnsi="Consolas" w:cs="Times New Roman"/>
+          <w:color w:val="313130"/>
+          <w:kern w:val="0"/>
+          <w:sz w:val="23"/>
+          <w:szCs w:val="23"/>
+          <w:shd w:val="clear" w:color="auto" w:fill="F7F4F3"/>
+          <w:lang w:eastAsia="es-ES"/>
+        </w:rPr>
+        <w:t xml:space="preserve"> </w:t>
+      </w:r>
+      <w:r>
+        <w:rPr>
+          <w:rFonts w:ascii="Consolas" w:eastAsia="Times New Roman" w:hAnsi="Consolas" w:cs="Courier New"/>
+          <w:color w:val="708090"/>
+          <w:kern w:val="0"/>
+          <w:sz w:val="23"/>
+          <w:szCs w:val="23"/>
+          <w:shd w:val="clear" w:color="auto" w:fill="F7F4F3"/>
+          <w:lang w:eastAsia="es-ES"/>
+        </w:rPr>
+        <w:t>);</w:t>
+      </w:r>
+    </w:p>
+    <w:p>
+      <w:pPr>
+        <w:spacing w:after="0" w:line="240" w:lineRule="auto"/>
+        <w:ind w:left="708"/>
+        <w:rPr>
+          <w:rFonts w:ascii="Consolas" w:eastAsia="Times New Roman" w:hAnsi="Consolas" w:cs="Times New Roman"/>
+          <w:color w:val="313130"/>
+          <w:kern w:val="0"/>
+          <w:sz w:val="23"/>
+          <w:szCs w:val="23"/>
+          <w:shd w:val="clear" w:color="auto" w:fill="F7F4F3"/>
+          <w:lang w:eastAsia="es-ES"/>
+        </w:rPr>
+      </w:pPr>
+      <w:proofErr w:type="spellStart"/>
+      <w:r>
+        <w:rPr>
+          <w:rFonts w:ascii="Consolas" w:eastAsia="Times New Roman" w:hAnsi="Consolas" w:cs="Courier New"/>
+          <w:color w:val="0077AA"/>
+          <w:kern w:val="0"/>
+          <w:sz w:val="23"/>
+          <w:szCs w:val="23"/>
+          <w:shd w:val="clear" w:color="auto" w:fill="F7F4F3"/>
+          <w:lang w:eastAsia="es-ES"/>
+        </w:rPr>
+        <w:t>if</w:t>
+      </w:r>
+      <w:proofErr w:type="spellEnd"/>
+      <w:r>
+        <w:rPr>
+          <w:rFonts w:ascii="Consolas" w:eastAsia="Times New Roman" w:hAnsi="Consolas" w:cs="Times New Roman"/>
+          <w:color w:val="313130"/>
+          <w:kern w:val="0"/>
+          <w:sz w:val="23"/>
+          <w:szCs w:val="23"/>
+          <w:shd w:val="clear" w:color="auto" w:fill="F7F4F3"/>
+          <w:lang w:eastAsia="es-ES"/>
+        </w:rPr>
+        <w:t xml:space="preserve"> </w:t>
+      </w:r>
+      <w:r>
+        <w:rPr>
+          <w:rFonts w:ascii="Consolas" w:eastAsia="Times New Roman" w:hAnsi="Consolas" w:cs="Courier New"/>
+          <w:color w:val="708090"/>
+          <w:kern w:val="0"/>
+          <w:sz w:val="23"/>
+          <w:szCs w:val="23"/>
+          <w:shd w:val="clear" w:color="auto" w:fill="F7F4F3"/>
+          <w:lang w:eastAsia="es-ES"/>
+        </w:rPr>
+        <w:t>(</w:t>
+      </w:r>
+      <w:r>
+        <w:rPr>
+          <w:rFonts w:ascii="Consolas" w:eastAsia="Times New Roman" w:hAnsi="Consolas" w:cs="Courier New"/>
+          <w:color w:val="A67F59"/>
+          <w:kern w:val="0"/>
+          <w:sz w:val="23"/>
+          <w:szCs w:val="23"/>
+          <w:shd w:val="clear" w:color="auto" w:fill="F7F4F3"/>
+          <w:lang w:eastAsia="es-ES"/>
+        </w:rPr>
+        <w:t>-</w:t>
+      </w:r>
+      <w:r>
+        <w:rPr>
+          <w:rFonts w:ascii="Consolas" w:eastAsia="Times New Roman" w:hAnsi="Consolas" w:cs="Courier New"/>
+          <w:color w:val="990055"/>
+          <w:kern w:val="0"/>
+          <w:sz w:val="23"/>
+          <w:szCs w:val="23"/>
+          <w:shd w:val="clear" w:color="auto" w:fill="F7F4F3"/>
+          <w:lang w:eastAsia="es-ES"/>
+        </w:rPr>
+        <w:t>1</w:t>
+      </w:r>
+      <w:r>
+        <w:rPr>
+          <w:rFonts w:ascii="Consolas" w:eastAsia="Times New Roman" w:hAnsi="Consolas" w:cs="Times New Roman"/>
+          <w:color w:val="313130"/>
+          <w:kern w:val="0"/>
+          <w:sz w:val="23"/>
+          <w:szCs w:val="23"/>
+          <w:shd w:val="clear" w:color="auto" w:fill="F7F4F3"/>
+          <w:lang w:eastAsia="es-ES"/>
+        </w:rPr>
+        <w:t xml:space="preserve"> </w:t>
+      </w:r>
+      <w:r>
+        <w:rPr>
+          <w:rFonts w:ascii="Consolas" w:eastAsia="Times New Roman" w:hAnsi="Consolas" w:cs="Courier New"/>
+          <w:color w:val="A67F59"/>
+          <w:kern w:val="0"/>
+          <w:sz w:val="23"/>
+          <w:szCs w:val="23"/>
+          <w:shd w:val="clear" w:color="auto" w:fill="F7F4F3"/>
+          <w:lang w:eastAsia="es-ES"/>
+        </w:rPr>
+        <w:t>&amp;&amp;</w:t>
+      </w:r>
+      <w:r>
+        <w:rPr>
+          <w:rFonts w:ascii="Consolas" w:eastAsia="Times New Roman" w:hAnsi="Consolas" w:cs="Times New Roman"/>
+          <w:color w:val="313130"/>
+          <w:kern w:val="0"/>
+          <w:sz w:val="23"/>
+          <w:szCs w:val="23"/>
+          <w:shd w:val="clear" w:color="auto" w:fill="F7F4F3"/>
+          <w:lang w:eastAsia="es-ES"/>
+        </w:rPr>
+        <w:t xml:space="preserve"> </w:t>
+      </w:r>
+      <w:r>
+        <w:rPr>
+          <w:rFonts w:ascii="Consolas" w:eastAsia="Times New Roman" w:hAnsi="Consolas" w:cs="Courier New"/>
+          <w:color w:val="990055"/>
+          <w:kern w:val="0"/>
+          <w:sz w:val="23"/>
+          <w:szCs w:val="23"/>
+          <w:shd w:val="clear" w:color="auto" w:fill="F7F4F3"/>
+          <w:lang w:eastAsia="es-ES"/>
+        </w:rPr>
+        <w:t>0</w:t>
+      </w:r>
+      <w:r>
+        <w:rPr>
+          <w:rFonts w:ascii="Consolas" w:eastAsia="Times New Roman" w:hAnsi="Consolas" w:cs="Courier New"/>
+          <w:color w:val="708090"/>
+          <w:kern w:val="0"/>
+          <w:sz w:val="23"/>
+          <w:szCs w:val="23"/>
+          <w:shd w:val="clear" w:color="auto" w:fill="F7F4F3"/>
+          <w:lang w:eastAsia="es-ES"/>
+        </w:rPr>
+        <w:t>)</w:t>
+      </w:r>
+      <w:r>
+        <w:rPr>
+          <w:rFonts w:ascii="Consolas" w:eastAsia="Times New Roman" w:hAnsi="Consolas" w:cs="Times New Roman"/>
+          <w:color w:val="313130"/>
+          <w:kern w:val="0"/>
+          <w:sz w:val="23"/>
+          <w:szCs w:val="23"/>
+          <w:shd w:val="clear" w:color="auto" w:fill="F7F4F3"/>
+          <w:lang w:eastAsia="es-ES"/>
+        </w:rPr>
+        <w:t xml:space="preserve"> </w:t>
+      </w:r>
+      <w:proofErr w:type="spellStart"/>
+      <w:r>
+        <w:rPr>
+          <w:rFonts w:ascii="Consolas" w:eastAsia="Times New Roman" w:hAnsi="Consolas" w:cs="Courier New"/>
+          <w:color w:val="DD4A68"/>
+          <w:kern w:val="0"/>
+          <w:sz w:val="23"/>
+          <w:szCs w:val="23"/>
+          <w:shd w:val="clear" w:color="auto" w:fill="F7F4F3"/>
+          <w:lang w:eastAsia="es-ES"/>
+        </w:rPr>
+        <w:t>alert</w:t>
+      </w:r>
+      <w:proofErr w:type="spellEnd"/>
+      <w:r>
+        <w:rPr>
+          <w:rFonts w:ascii="Consolas" w:eastAsia="Times New Roman" w:hAnsi="Consolas" w:cs="Courier New"/>
+          <w:color w:val="708090"/>
+          <w:kern w:val="0"/>
+          <w:sz w:val="23"/>
+          <w:szCs w:val="23"/>
+          <w:shd w:val="clear" w:color="auto" w:fill="F7F4F3"/>
+          <w:lang w:eastAsia="es-ES"/>
+        </w:rPr>
+        <w:t>(</w:t>
+      </w:r>
+      <w:r>
+        <w:rPr>
+          <w:rFonts w:ascii="Consolas" w:eastAsia="Times New Roman" w:hAnsi="Consolas" w:cs="Times New Roman"/>
+          <w:color w:val="313130"/>
+          <w:kern w:val="0"/>
+          <w:sz w:val="23"/>
+          <w:szCs w:val="23"/>
+          <w:shd w:val="clear" w:color="auto" w:fill="F7F4F3"/>
+          <w:lang w:eastAsia="es-ES"/>
+        </w:rPr>
+        <w:t xml:space="preserve"> </w:t>
+      </w:r>
       <w:r>
         <w:rPr>
           <w:rFonts w:ascii="Consolas" w:eastAsia="Times New Roman" w:hAnsi="Consolas" w:cs="Courier New"/>
@@ -5413,244 +5685,7 @@
           <w:shd w:val="clear" w:color="auto" w:fill="F7F4F3"/>
           <w:lang w:eastAsia="es-ES"/>
         </w:rPr>
-        <w:t>primero"</w:t>
-      </w:r>
-      <w:r>
-        <w:rPr>
-          <w:rFonts w:ascii="Consolas" w:eastAsia="Times New Roman" w:hAnsi="Consolas" w:cs="Times New Roman"/>
-          <w:color w:val="313130"/>
-          <w:kern w:val="0"/>
-          <w:sz w:val="23"/>
-          <w:szCs w:val="23"/>
-          <w:shd w:val="clear" w:color="auto" w:fill="F7F4F3"/>
-          <w:lang w:eastAsia="es-ES"/>
-        </w:rPr>
-        <w:t xml:space="preserve"> </w:t>
-      </w:r>
-      <w:r>
-        <w:rPr>
-          <w:rFonts w:ascii="Consolas" w:eastAsia="Times New Roman" w:hAnsi="Consolas" w:cs="Courier New"/>
-          <w:color w:val="708090"/>
-          <w:kern w:val="0"/>
-          <w:sz w:val="23"/>
-          <w:szCs w:val="23"/>
-          <w:shd w:val="clear" w:color="auto" w:fill="F7F4F3"/>
-          <w:lang w:eastAsia="es-ES"/>
-        </w:rPr>
-        <w:t>);</w:t>
-      </w:r>
-    </w:p>
-    <w:p>
-      <w:pPr>
-        <w:spacing w:after="0" w:line="240" w:lineRule="auto"/>
-        <w:ind w:left="708"/>
-        <w:rPr>
-          <w:rFonts w:ascii="Consolas" w:eastAsia="Times New Roman" w:hAnsi="Consolas" w:cs="Times New Roman"/>
-          <w:color w:val="313130"/>
-          <w:kern w:val="0"/>
-          <w:sz w:val="23"/>
-          <w:szCs w:val="23"/>
-          <w:shd w:val="clear" w:color="auto" w:fill="F7F4F3"/>
-          <w:lang w:eastAsia="es-ES"/>
-        </w:rPr>
-      </w:pPr>
-      <w:proofErr w:type="spellStart"/>
-      <w:r>
-        <w:rPr>
-          <w:rFonts w:ascii="Consolas" w:eastAsia="Times New Roman" w:hAnsi="Consolas" w:cs="Courier New"/>
-          <w:color w:val="0077AA"/>
-          <w:kern w:val="0"/>
-          <w:sz w:val="23"/>
-          <w:szCs w:val="23"/>
-          <w:shd w:val="clear" w:color="auto" w:fill="F7F4F3"/>
-          <w:lang w:eastAsia="es-ES"/>
-        </w:rPr>
-        <w:t>if</w:t>
-      </w:r>
-      <w:proofErr w:type="spellEnd"/>
-      <w:r>
-        <w:rPr>
-          <w:rFonts w:ascii="Consolas" w:eastAsia="Times New Roman" w:hAnsi="Consolas" w:cs="Times New Roman"/>
-          <w:color w:val="313130"/>
-          <w:kern w:val="0"/>
-          <w:sz w:val="23"/>
-          <w:szCs w:val="23"/>
-          <w:shd w:val="clear" w:color="auto" w:fill="F7F4F3"/>
-          <w:lang w:eastAsia="es-ES"/>
-        </w:rPr>
-        <w:t xml:space="preserve"> </w:t>
-      </w:r>
-      <w:r>
-        <w:rPr>
-          <w:rFonts w:ascii="Consolas" w:eastAsia="Times New Roman" w:hAnsi="Consolas" w:cs="Courier New"/>
-          <w:color w:val="708090"/>
-          <w:kern w:val="0"/>
-          <w:sz w:val="23"/>
-          <w:szCs w:val="23"/>
-          <w:shd w:val="clear" w:color="auto" w:fill="F7F4F3"/>
-          <w:lang w:eastAsia="es-ES"/>
-        </w:rPr>
-        <w:t>(</w:t>
-      </w:r>
-      <w:r>
-        <w:rPr>
-          <w:rFonts w:ascii="Consolas" w:eastAsia="Times New Roman" w:hAnsi="Consolas" w:cs="Courier New"/>
-          <w:color w:val="A67F59"/>
-          <w:kern w:val="0"/>
-          <w:sz w:val="23"/>
-          <w:szCs w:val="23"/>
-          <w:shd w:val="clear" w:color="auto" w:fill="F7F4F3"/>
-          <w:lang w:eastAsia="es-ES"/>
-        </w:rPr>
-        <w:t>-</w:t>
-      </w:r>
-      <w:r>
-        <w:rPr>
-          <w:rFonts w:ascii="Consolas" w:eastAsia="Times New Roman" w:hAnsi="Consolas" w:cs="Courier New"/>
-          <w:color w:val="990055"/>
-          <w:kern w:val="0"/>
-          <w:sz w:val="23"/>
-          <w:szCs w:val="23"/>
-          <w:shd w:val="clear" w:color="auto" w:fill="F7F4F3"/>
-          <w:lang w:eastAsia="es-ES"/>
-        </w:rPr>
-        <w:t>1</w:t>
-      </w:r>
-      <w:r>
-        <w:rPr>
-          <w:rFonts w:ascii="Consolas" w:eastAsia="Times New Roman" w:hAnsi="Consolas" w:cs="Times New Roman"/>
-          <w:color w:val="313130"/>
-          <w:kern w:val="0"/>
-          <w:sz w:val="23"/>
-          <w:szCs w:val="23"/>
-          <w:shd w:val="clear" w:color="auto" w:fill="F7F4F3"/>
-          <w:lang w:eastAsia="es-ES"/>
-        </w:rPr>
-        <w:t xml:space="preserve"> </w:t>
-      </w:r>
-      <w:r>
-        <w:rPr>
-          <w:rFonts w:ascii="Consolas" w:eastAsia="Times New Roman" w:hAnsi="Consolas" w:cs="Courier New"/>
-          <w:color w:val="A67F59"/>
-          <w:kern w:val="0"/>
-          <w:sz w:val="23"/>
-          <w:szCs w:val="23"/>
-          <w:shd w:val="clear" w:color="auto" w:fill="F7F4F3"/>
-          <w:lang w:eastAsia="es-ES"/>
-        </w:rPr>
-        <w:t>&amp;&amp;</w:t>
-      </w:r>
-      <w:r>
-        <w:rPr>
-          <w:rFonts w:ascii="Consolas" w:eastAsia="Times New Roman" w:hAnsi="Consolas" w:cs="Times New Roman"/>
-          <w:color w:val="313130"/>
-          <w:kern w:val="0"/>
-          <w:sz w:val="23"/>
-          <w:szCs w:val="23"/>
-          <w:shd w:val="clear" w:color="auto" w:fill="F7F4F3"/>
-          <w:lang w:eastAsia="es-ES"/>
-        </w:rPr>
-        <w:t xml:space="preserve"> </w:t>
-      </w:r>
-      <w:r>
-        <w:rPr>
-          <w:rFonts w:ascii="Consolas" w:eastAsia="Times New Roman" w:hAnsi="Consolas" w:cs="Courier New"/>
-          <w:color w:val="990055"/>
-          <w:kern w:val="0"/>
-          <w:sz w:val="23"/>
-          <w:szCs w:val="23"/>
-          <w:shd w:val="clear" w:color="auto" w:fill="F7F4F3"/>
-          <w:lang w:eastAsia="es-ES"/>
-        </w:rPr>
-        <w:t>0</w:t>
-      </w:r>
-      <w:r>
-        <w:rPr>
-          <w:rFonts w:ascii="Consolas" w:eastAsia="Times New Roman" w:hAnsi="Consolas" w:cs="Courier New"/>
-          <w:color w:val="708090"/>
-          <w:kern w:val="0"/>
-          <w:sz w:val="23"/>
-          <w:szCs w:val="23"/>
-          <w:shd w:val="clear" w:color="auto" w:fill="F7F4F3"/>
-          <w:lang w:eastAsia="es-ES"/>
-        </w:rPr>
-        <w:t>)</w:t>
-      </w:r>
-      <w:r>
-        <w:rPr>
-          <w:rFonts w:ascii="Consolas" w:eastAsia="Times New Roman" w:hAnsi="Consolas" w:cs="Times New Roman"/>
-          <w:color w:val="313130"/>
-          <w:kern w:val="0"/>
-          <w:sz w:val="23"/>
-          <w:szCs w:val="23"/>
-          <w:shd w:val="clear" w:color="auto" w:fill="F7F4F3"/>
-          <w:lang w:eastAsia="es-ES"/>
-        </w:rPr>
-        <w:t xml:space="preserve"> </w:t>
-      </w:r>
-      <w:proofErr w:type="spellStart"/>
-      <w:proofErr w:type="gramStart"/>
-      <w:r>
-        <w:rPr>
-          <w:rFonts w:ascii="Consolas" w:eastAsia="Times New Roman" w:hAnsi="Consolas" w:cs="Courier New"/>
-          <w:color w:val="DD4A68"/>
-          <w:kern w:val="0"/>
-          <w:sz w:val="23"/>
-          <w:szCs w:val="23"/>
-          <w:shd w:val="clear" w:color="auto" w:fill="F7F4F3"/>
-          <w:lang w:eastAsia="es-ES"/>
-        </w:rPr>
-        <w:t>alert</w:t>
-      </w:r>
-      <w:proofErr w:type="spellEnd"/>
-      <w:r>
-        <w:rPr>
-          <w:rFonts w:ascii="Consolas" w:eastAsia="Times New Roman" w:hAnsi="Consolas" w:cs="Courier New"/>
-          <w:color w:val="708090"/>
-          <w:kern w:val="0"/>
-          <w:sz w:val="23"/>
-          <w:szCs w:val="23"/>
-          <w:shd w:val="clear" w:color="auto" w:fill="F7F4F3"/>
-          <w:lang w:eastAsia="es-ES"/>
-        </w:rPr>
-        <w:t>(</w:t>
-      </w:r>
-      <w:r>
-        <w:rPr>
-          <w:rFonts w:ascii="Consolas" w:eastAsia="Times New Roman" w:hAnsi="Consolas" w:cs="Times New Roman"/>
-          <w:color w:val="313130"/>
-          <w:kern w:val="0"/>
-          <w:sz w:val="23"/>
-          <w:szCs w:val="23"/>
-          <w:shd w:val="clear" w:color="auto" w:fill="F7F4F3"/>
-          <w:lang w:eastAsia="es-ES"/>
-        </w:rPr>
-        <w:t xml:space="preserve"> </w:t>
-      </w:r>
-      <w:r>
-        <w:rPr>
-          <w:rFonts w:ascii="Consolas" w:eastAsia="Times New Roman" w:hAnsi="Consolas" w:cs="Courier New"/>
-          <w:color w:val="669900"/>
-          <w:kern w:val="0"/>
-          <w:sz w:val="23"/>
-          <w:szCs w:val="23"/>
-          <w:shd w:val="clear" w:color="auto" w:fill="F7F4F3"/>
-          <w:lang w:eastAsia="es-ES"/>
-        </w:rPr>
-        <w:t>"</w:t>
-      </w:r>
-      <w:proofErr w:type="gramEnd"/>
-      <w:r>
-        <w:rPr>
-          <w:rFonts w:ascii="Consolas" w:eastAsia="Times New Roman" w:hAnsi="Consolas" w:cs="Courier New"/>
-          <w:color w:val="669900"/>
-          <w:kern w:val="0"/>
-          <w:sz w:val="23"/>
-          <w:szCs w:val="23"/>
-          <w:shd w:val="clear" w:color="auto" w:fill="F7F4F3"/>
-          <w:lang w:eastAsia="es-ES"/>
-        </w:rPr>
-        <w:t>segundo"</w:t>
+        <w:t>"segundo"</w:t>
       </w:r>
       <w:r>
         <w:rPr>
@@ -5846,7 +5881,6 @@
         <w:t xml:space="preserve"> </w:t>
       </w:r>
       <w:proofErr w:type="spellStart"/>
-      <w:proofErr w:type="gramStart"/>
       <w:r>
         <w:rPr>
           <w:rFonts w:ascii="Consolas" w:hAnsi="Consolas" w:cs="Courier New"/>
@@ -5886,18 +5920,7 @@
           <w:szCs w:val="23"/>
           <w:shd w:val="clear" w:color="auto" w:fill="F7F4F3"/>
         </w:rPr>
-        <w:t>"</w:t>
-      </w:r>
-      <w:proofErr w:type="gramEnd"/>
-      <w:r>
-        <w:rPr>
-          <w:rFonts w:ascii="Consolas" w:hAnsi="Consolas" w:cs="Courier New"/>
-          <w:color w:val="669900"/>
-          <w:sz w:val="23"/>
-          <w:szCs w:val="23"/>
-          <w:shd w:val="clear" w:color="auto" w:fill="F7F4F3"/>
-        </w:rPr>
-        <w:t>tercero"</w:t>
+        <w:t>"tercero"</w:t>
       </w:r>
       <w:r>
         <w:rPr>
@@ -6185,6 +6208,7 @@
           <w:sz w:val="22"/>
           <w:szCs w:val="22"/>
         </w:rPr>
+        <w:lastRenderedPageBreak/>
         <w:t xml:space="preserve">Si el visitante ingresa "Admin", entonces debe pedir una contraseña (con un nuevo </w:t>
       </w:r>
       <w:proofErr w:type="spellStart"/>
@@ -6619,7 +6643,6 @@
           <w:sz w:val="22"/>
           <w:szCs w:val="22"/>
         </w:rPr>
-        <w:lastRenderedPageBreak/>
         <w:t>EDAD</w:t>
       </w:r>
       <w:r>
@@ -6873,7 +6896,6 @@
         </w:rPr>
         <w:t xml:space="preserve">Mayor </w:t>
       </w:r>
-      <w:proofErr w:type="gramStart"/>
       <w:r>
         <w:rPr>
           <w:rFonts w:cstheme="minorHAnsi"/>
@@ -6884,14 +6906,7 @@
         <w:rPr>
           <w:rFonts w:cstheme="minorHAnsi"/>
         </w:rPr>
-        <w:t xml:space="preserve"> 12</w:t>
-      </w:r>
-      <w:proofErr w:type="gramEnd"/>
-      <w:r>
-        <w:rPr>
-          <w:rFonts w:cstheme="minorHAnsi"/>
-        </w:rPr>
-        <w:t xml:space="preserve"> y menor o igual que 25</w:t>
+        <w:t xml:space="preserve"> 12 y menor o igual que 25</w:t>
       </w:r>
       <w:r>
         <w:rPr>
@@ -7362,7 +7377,6 @@
         <w:t xml:space="preserve">una función </w:t>
       </w:r>
       <w:proofErr w:type="spellStart"/>
-      <w:proofErr w:type="gramStart"/>
       <w:r>
         <w:rPr>
           <w:rFonts w:asciiTheme="minorHAnsi" w:hAnsiTheme="minorHAnsi" w:cstheme="minorHAnsi"/>
@@ -7380,16 +7394,7 @@
           <w:sz w:val="22"/>
           <w:szCs w:val="22"/>
         </w:rPr>
-        <w:t>(</w:t>
-      </w:r>
-      <w:proofErr w:type="gramEnd"/>
-      <w:r>
-        <w:rPr>
-          <w:rFonts w:asciiTheme="minorHAnsi" w:hAnsiTheme="minorHAnsi" w:cstheme="minorHAnsi"/>
-          <w:sz w:val="22"/>
-          <w:szCs w:val="22"/>
-        </w:rPr>
-        <w:t>).</w:t>
+        <w:t>().</w:t>
       </w:r>
       <w:r>
         <w:rPr>
@@ -7835,6 +7840,7 @@
           <w:rFonts w:cstheme="minorHAnsi"/>
           <w:lang w:val="es"/>
         </w:rPr>
+        <w:lastRenderedPageBreak/>
         <w:t>10 es múltiplo de 2</w:t>
       </w:r>
     </w:p>
@@ -7899,29 +7905,7 @@
           <w:sz w:val="22"/>
           <w:szCs w:val="22"/>
         </w:rPr>
-        <w:t>horas30</w:t>
-      </w:r>
-      <w:proofErr w:type="gramStart"/>
-      <w:r>
-        <w:rPr>
-          <w:rFonts w:asciiTheme="minorHAnsi" w:hAnsiTheme="minorHAnsi" w:cstheme="minorHAnsi"/>
-          <w:b/>
-          <w:bCs/>
-          <w:sz w:val="22"/>
-          <w:szCs w:val="22"/>
-        </w:rPr>
-        <w:t>Minutos(</w:t>
-      </w:r>
-      <w:proofErr w:type="gramEnd"/>
-      <w:r>
-        <w:rPr>
-          <w:rFonts w:asciiTheme="minorHAnsi" w:hAnsiTheme="minorHAnsi" w:cstheme="minorHAnsi"/>
-          <w:b/>
-          <w:bCs/>
-          <w:sz w:val="22"/>
-          <w:szCs w:val="22"/>
-        </w:rPr>
-        <w:t>)</w:t>
+        <w:t>horas30Minutos()</w:t>
       </w:r>
       <w:r>
         <w:rPr>
@@ -8013,29 +7997,7 @@
           <w:sz w:val="22"/>
           <w:szCs w:val="22"/>
         </w:rPr>
-        <w:t>horas5</w:t>
-      </w:r>
-      <w:proofErr w:type="gramStart"/>
-      <w:r>
-        <w:rPr>
-          <w:rFonts w:asciiTheme="minorHAnsi" w:hAnsiTheme="minorHAnsi" w:cstheme="minorHAnsi"/>
-          <w:b/>
-          <w:bCs/>
-          <w:sz w:val="22"/>
-          <w:szCs w:val="22"/>
-        </w:rPr>
-        <w:t>Minutos(</w:t>
-      </w:r>
-      <w:proofErr w:type="gramEnd"/>
-      <w:r>
-        <w:rPr>
-          <w:rFonts w:asciiTheme="minorHAnsi" w:hAnsiTheme="minorHAnsi" w:cstheme="minorHAnsi"/>
-          <w:b/>
-          <w:bCs/>
-          <w:sz w:val="22"/>
-          <w:szCs w:val="22"/>
-        </w:rPr>
-        <w:t>).</w:t>
+        <w:t>horas5Minutos().</w:t>
       </w:r>
       <w:r>
         <w:rPr>
@@ -8156,7 +8118,6 @@
           <w:noProof/>
           <w:lang w:eastAsia="es-ES"/>
         </w:rPr>
-        <w:lastRenderedPageBreak/>
         <w:t>El bucle debe pedir un número hasta que el usuario ingrese un número mayor que 100 o bien cancele la entrada/ingrese una l</w:t>
       </w:r>
       <w:r>
@@ -8840,6 +8801,7 @@
         <w:jc w:val="both"/>
       </w:pPr>
       <w:r>
+        <w:lastRenderedPageBreak/>
         <w:t xml:space="preserve">Si el usuario introduce un valor incorrecto (sólo se admiten valores enteros </w:t>
       </w:r>
       <w:r>
@@ -9062,7 +9024,6 @@
           <w:noProof/>
           <w:lang w:eastAsia="es-ES"/>
         </w:rPr>
-        <w:lastRenderedPageBreak/>
         <w:t xml:space="preserve">FACTORIAL. </w:t>
       </w:r>
       <w:r>
@@ -9494,7 +9455,7 @@
 </file>
 
 <file path=word/endnotes.xml><?xml version="1.0" encoding="utf-8"?>
-<w:endnotes xmlns:wpc="http://schemas.microsoft.com/office/word/2010/wordprocessingCanvas" xmlns:cx="http://schemas.microsoft.com/office/drawing/2014/chartex" xmlns:cx1="http://schemas.microsoft.com/office/drawing/2015/9/8/chartex" xmlns:cx2="http://schemas.microsoft.com/office/drawing/2015/10/21/chartex" xmlns:cx3="http://schemas.microsoft.com/office/drawing/2016/5/9/chartex" xmlns:cx4="http://schemas.microsoft.com/office/drawing/2016/5/10/chartex" xmlns:cx5="http://schemas.microsoft.com/office/drawing/2016/5/11/chartex" xmlns:cx6="http://schemas.microsoft.com/office/drawing/2016/5/12/chartex" xmlns:cx7="http://schemas.microsoft.com/office/drawing/2016/5/13/chartex" xmlns:cx8="http://schemas.microsoft.com/office/drawing/2016/5/14/chartex" xmlns:mc="http://schemas.openxmlformats.org/markup-compatibility/2006" xmlns:aink="http://schemas.microsoft.com/office/drawing/2016/ink" xmlns:am3d="http://schemas.microsoft.com/office/drawing/2017/model3d" xmlns:o="urn:schemas-microsoft-com:office:office" xmlns:r="http://schemas.openxmlformats.org/officeDocument/2006/relationships" xmlns:m="http://schemas.openxmlformats.org/officeDocument/2006/math" xmlns:v="urn:schemas-microsoft-com:vml" xmlns:wp14="http://schemas.microsoft.com/office/word/2010/wordprocessingDrawing" xmlns:wp="http://schemas.openxmlformats.org/drawingml/2006/wordprocessingDrawing" xmlns:w10="urn:schemas-microsoft-com:office:word" xmlns:w="http://schemas.openxmlformats.org/wordprocessingml/2006/main" xmlns:w14="http://schemas.microsoft.com/office/word/2010/wordml" xmlns:w15="http://schemas.microsoft.com/office/word/2012/wordml" xmlns:w16cex="http://schemas.microsoft.com/office/word/2018/wordml/cex" xmlns:w16cid="http://schemas.microsoft.com/office/word/2016/wordml/cid" xmlns:w16="http://schemas.microsoft.com/office/word/2018/wordml" xmlns:w16sdtdh="http://schemas.microsoft.com/office/word/2020/wordml/sdtdatahash" xmlns:w16se="http://schemas.microsoft.com/office/word/2015/wordml/symex" xmlns:wpg="http://schemas.microsoft.com/office/word/2010/wordprocessingGroup" xmlns:wpi="http://schemas.microsoft.com/office/word/2010/wordprocessingInk" xmlns:wne="http://schemas.microsoft.com/office/word/2006/wordml" xmlns:wps="http://schemas.microsoft.com/office/word/2010/wordprocessingShape" mc:Ignorable="w14 w15 w16se w16cid w16 w16cex w16sdtdh wp14">
+<w:endnotes xmlns:wpc="http://schemas.microsoft.com/office/word/2010/wordprocessingCanvas" xmlns:cx="http://schemas.microsoft.com/office/drawing/2014/chartex" xmlns:cx1="http://schemas.microsoft.com/office/drawing/2015/9/8/chartex" xmlns:cx2="http://schemas.microsoft.com/office/drawing/2015/10/21/chartex" xmlns:cx3="http://schemas.microsoft.com/office/drawing/2016/5/9/chartex" xmlns:cx4="http://schemas.microsoft.com/office/drawing/2016/5/10/chartex" xmlns:cx5="http://schemas.microsoft.com/office/drawing/2016/5/11/chartex" xmlns:cx6="http://schemas.microsoft.com/office/drawing/2016/5/12/chartex" xmlns:cx7="http://schemas.microsoft.com/office/drawing/2016/5/13/chartex" xmlns:cx8="http://schemas.microsoft.com/office/drawing/2016/5/14/chartex" xmlns:mc="http://schemas.openxmlformats.org/markup-compatibility/2006" xmlns:aink="http://schemas.microsoft.com/office/drawing/2016/ink" xmlns:am3d="http://schemas.microsoft.com/office/drawing/2017/model3d" xmlns:o="urn:schemas-microsoft-com:office:office" xmlns:oel="http://schemas.microsoft.com/office/2019/extlst" xmlns:r="http://schemas.openxmlformats.org/officeDocument/2006/relationships" xmlns:m="http://schemas.openxmlformats.org/officeDocument/2006/math" xmlns:v="urn:schemas-microsoft-com:vml" xmlns:wp14="http://schemas.microsoft.com/office/word/2010/wordprocessingDrawing" xmlns:wp="http://schemas.openxmlformats.org/drawingml/2006/wordprocessingDrawing" xmlns:w10="urn:schemas-microsoft-com:office:word" xmlns:w="http://schemas.openxmlformats.org/wordprocessingml/2006/main" xmlns:w14="http://schemas.microsoft.com/office/word/2010/wordml" xmlns:w15="http://schemas.microsoft.com/office/word/2012/wordml" xmlns:w16cex="http://schemas.microsoft.com/office/word/2018/wordml/cex" xmlns:w16cid="http://schemas.microsoft.com/office/word/2016/wordml/cid" xmlns:w16="http://schemas.microsoft.com/office/word/2018/wordml" xmlns:w16du="http://schemas.microsoft.com/office/word/2023/wordml/word16du" xmlns:w16sdtdh="http://schemas.microsoft.com/office/word/2020/wordml/sdtdatahash" xmlns:w16sdtfl="http://schemas.microsoft.com/office/word/2024/wordml/sdtformatlock" xmlns:w16se="http://schemas.microsoft.com/office/word/2015/wordml/symex" xmlns:wpg="http://schemas.microsoft.com/office/word/2010/wordprocessingGroup" xmlns:wpi="http://schemas.microsoft.com/office/word/2010/wordprocessingInk" xmlns:wne="http://schemas.microsoft.com/office/word/2006/wordml" xmlns:wps="http://schemas.microsoft.com/office/word/2010/wordprocessingShape" mc:Ignorable="w14 w15 w16se w16cid w16 w16cex w16sdtdh w16sdtfl w16du wp14">
   <w:endnote w:type="separator" w:id="-1">
     <w:p>
       <w:pPr>
@@ -9519,7 +9480,7 @@
 </file>
 
 <file path=word/footer1.xml><?xml version="1.0" encoding="utf-8"?>
-<w:ftr xmlns:wpc="http://schemas.microsoft.com/office/word/2010/wordprocessingCanvas" xmlns:cx="http://schemas.microsoft.com/office/drawing/2014/chartex" xmlns:cx1="http://schemas.microsoft.com/office/drawing/2015/9/8/chartex" xmlns:cx2="http://schemas.microsoft.com/office/drawing/2015/10/21/chartex" xmlns:cx3="http://schemas.microsoft.com/office/drawing/2016/5/9/chartex" xmlns:cx4="http://schemas.microsoft.com/office/drawing/2016/5/10/chartex" xmlns:cx5="http://schemas.microsoft.com/office/drawing/2016/5/11/chartex" xmlns:cx6="http://schemas.microsoft.com/office/drawing/2016/5/12/chartex" xmlns:cx7="http://schemas.microsoft.com/office/drawing/2016/5/13/chartex" xmlns:cx8="http://schemas.microsoft.com/office/drawing/2016/5/14/chartex" xmlns:mc="http://schemas.openxmlformats.org/markup-compatibility/2006" xmlns:aink="http://schemas.microsoft.com/office/drawing/2016/ink" xmlns:am3d="http://schemas.microsoft.com/office/drawing/2017/model3d" xmlns:o="urn:schemas-microsoft-com:office:office" xmlns:r="http://schemas.openxmlformats.org/officeDocument/2006/relationships" xmlns:m="http://schemas.openxmlformats.org/officeDocument/2006/math" xmlns:v="urn:schemas-microsoft-com:vml" xmlns:wp14="http://schemas.microsoft.com/office/word/2010/wordprocessingDrawing" xmlns:wp="http://schemas.openxmlformats.org/drawingml/2006/wordprocessingDrawing" xmlns:w10="urn:schemas-microsoft-com:office:word" xmlns:w="http://schemas.openxmlformats.org/wordprocessingml/2006/main" xmlns:w14="http://schemas.microsoft.com/office/word/2010/wordml" xmlns:w15="http://schemas.microsoft.com/office/word/2012/wordml" xmlns:w16cex="http://schemas.microsoft.com/office/word/2018/wordml/cex" xmlns:w16cid="http://schemas.microsoft.com/office/word/2016/wordml/cid" xmlns:w16="http://schemas.microsoft.com/office/word/2018/wordml" xmlns:w16sdtdh="http://schemas.microsoft.com/office/word/2020/wordml/sdtdatahash" xmlns:w16se="http://schemas.microsoft.com/office/word/2015/wordml/symex" xmlns:wpg="http://schemas.microsoft.com/office/word/2010/wordprocessingGroup" xmlns:wpi="http://schemas.microsoft.com/office/word/2010/wordprocessingInk" xmlns:wne="http://schemas.microsoft.com/office/word/2006/wordml" xmlns:wps="http://schemas.microsoft.com/office/word/2010/wordprocessingShape" mc:Ignorable="w14 w15 w16se w16cid w16 w16cex w16sdtdh wp14">
+<w:ftr xmlns:wpc="http://schemas.microsoft.com/office/word/2010/wordprocessingCanvas" xmlns:cx="http://schemas.microsoft.com/office/drawing/2014/chartex" xmlns:cx1="http://schemas.microsoft.com/office/drawing/2015/9/8/chartex" xmlns:cx2="http://schemas.microsoft.com/office/drawing/2015/10/21/chartex" xmlns:cx3="http://schemas.microsoft.com/office/drawing/2016/5/9/chartex" xmlns:cx4="http://schemas.microsoft.com/office/drawing/2016/5/10/chartex" xmlns:cx5="http://schemas.microsoft.com/office/drawing/2016/5/11/chartex" xmlns:cx6="http://schemas.microsoft.com/office/drawing/2016/5/12/chartex" xmlns:cx7="http://schemas.microsoft.com/office/drawing/2016/5/13/chartex" xmlns:cx8="http://schemas.microsoft.com/office/drawing/2016/5/14/chartex" xmlns:mc="http://schemas.openxmlformats.org/markup-compatibility/2006" xmlns:aink="http://schemas.microsoft.com/office/drawing/2016/ink" xmlns:am3d="http://schemas.microsoft.com/office/drawing/2017/model3d" xmlns:o="urn:schemas-microsoft-com:office:office" xmlns:oel="http://schemas.microsoft.com/office/2019/extlst" xmlns:r="http://schemas.openxmlformats.org/officeDocument/2006/relationships" xmlns:m="http://schemas.openxmlformats.org/officeDocument/2006/math" xmlns:v="urn:schemas-microsoft-com:vml" xmlns:wp14="http://schemas.microsoft.com/office/word/2010/wordprocessingDrawing" xmlns:wp="http://schemas.openxmlformats.org/drawingml/2006/wordprocessingDrawing" xmlns:w10="urn:schemas-microsoft-com:office:word" xmlns:w="http://schemas.openxmlformats.org/wordprocessingml/2006/main" xmlns:w14="http://schemas.microsoft.com/office/word/2010/wordml" xmlns:w15="http://schemas.microsoft.com/office/word/2012/wordml" xmlns:w16cex="http://schemas.microsoft.com/office/word/2018/wordml/cex" xmlns:w16cid="http://schemas.microsoft.com/office/word/2016/wordml/cid" xmlns:w16="http://schemas.microsoft.com/office/word/2018/wordml" xmlns:w16du="http://schemas.microsoft.com/office/word/2023/wordml/word16du" xmlns:w16sdtdh="http://schemas.microsoft.com/office/word/2020/wordml/sdtdatahash" xmlns:w16sdtfl="http://schemas.microsoft.com/office/word/2024/wordml/sdtformatlock" xmlns:w16se="http://schemas.microsoft.com/office/word/2015/wordml/symex" xmlns:wpg="http://schemas.microsoft.com/office/word/2010/wordprocessingGroup" xmlns:wpi="http://schemas.microsoft.com/office/word/2010/wordprocessingInk" xmlns:wne="http://schemas.microsoft.com/office/word/2006/wordml" xmlns:wps="http://schemas.microsoft.com/office/word/2010/wordprocessingShape" mc:Ignorable="w14 w15 w16se w16cid w16 w16cex w16sdtdh w16sdtfl w16du wp14">
   <w:p>
     <w:pPr>
       <w:pStyle w:val="Piedepgina"/>
@@ -9529,7 +9490,7 @@
 </file>
 
 <file path=word/footer2.xml><?xml version="1.0" encoding="utf-8"?>
-<w:ftr xmlns:wpc="http://schemas.microsoft.com/office/word/2010/wordprocessingCanvas" xmlns:cx="http://schemas.microsoft.com/office/drawing/2014/chartex" xmlns:cx1="http://schemas.microsoft.com/office/drawing/2015/9/8/chartex" xmlns:cx2="http://schemas.microsoft.com/office/drawing/2015/10/21/chartex" xmlns:cx3="http://schemas.microsoft.com/office/drawing/2016/5/9/chartex" xmlns:cx4="http://schemas.microsoft.com/office/drawing/2016/5/10/chartex" xmlns:cx5="http://schemas.microsoft.com/office/drawing/2016/5/11/chartex" xmlns:cx6="http://schemas.microsoft.com/office/drawing/2016/5/12/chartex" xmlns:cx7="http://schemas.microsoft.com/office/drawing/2016/5/13/chartex" xmlns:cx8="http://schemas.microsoft.com/office/drawing/2016/5/14/chartex" xmlns:mc="http://schemas.openxmlformats.org/markup-compatibility/2006" xmlns:aink="http://schemas.microsoft.com/office/drawing/2016/ink" xmlns:am3d="http://schemas.microsoft.com/office/drawing/2017/model3d" xmlns:o="urn:schemas-microsoft-com:office:office" xmlns:r="http://schemas.openxmlformats.org/officeDocument/2006/relationships" xmlns:m="http://schemas.openxmlformats.org/officeDocument/2006/math" xmlns:v="urn:schemas-microsoft-com:vml" xmlns:wp14="http://schemas.microsoft.com/office/word/2010/wordprocessingDrawing" xmlns:wp="http://schemas.openxmlformats.org/drawingml/2006/wordprocessingDrawing" xmlns:w10="urn:schemas-microsoft-com:office:word" xmlns:w="http://schemas.openxmlformats.org/wordprocessingml/2006/main" xmlns:w14="http://schemas.microsoft.com/office/word/2010/wordml" xmlns:w15="http://schemas.microsoft.com/office/word/2012/wordml" xmlns:w16cex="http://schemas.microsoft.com/office/word/2018/wordml/cex" xmlns:w16cid="http://schemas.microsoft.com/office/word/2016/wordml/cid" xmlns:w16="http://schemas.microsoft.com/office/word/2018/wordml" xmlns:w16sdtdh="http://schemas.microsoft.com/office/word/2020/wordml/sdtdatahash" xmlns:w16se="http://schemas.microsoft.com/office/word/2015/wordml/symex" xmlns:wpg="http://schemas.microsoft.com/office/word/2010/wordprocessingGroup" xmlns:wpi="http://schemas.microsoft.com/office/word/2010/wordprocessingInk" xmlns:wne="http://schemas.microsoft.com/office/word/2006/wordml" xmlns:wps="http://schemas.microsoft.com/office/word/2010/wordprocessingShape" mc:Ignorable="w14 w15 w16se w16cid w16 w16cex w16sdtdh wp14">
+<w:ftr xmlns:wpc="http://schemas.microsoft.com/office/word/2010/wordprocessingCanvas" xmlns:cx="http://schemas.microsoft.com/office/drawing/2014/chartex" xmlns:cx1="http://schemas.microsoft.com/office/drawing/2015/9/8/chartex" xmlns:cx2="http://schemas.microsoft.com/office/drawing/2015/10/21/chartex" xmlns:cx3="http://schemas.microsoft.com/office/drawing/2016/5/9/chartex" xmlns:cx4="http://schemas.microsoft.com/office/drawing/2016/5/10/chartex" xmlns:cx5="http://schemas.microsoft.com/office/drawing/2016/5/11/chartex" xmlns:cx6="http://schemas.microsoft.com/office/drawing/2016/5/12/chartex" xmlns:cx7="http://schemas.microsoft.com/office/drawing/2016/5/13/chartex" xmlns:cx8="http://schemas.microsoft.com/office/drawing/2016/5/14/chartex" xmlns:mc="http://schemas.openxmlformats.org/markup-compatibility/2006" xmlns:aink="http://schemas.microsoft.com/office/drawing/2016/ink" xmlns:am3d="http://schemas.microsoft.com/office/drawing/2017/model3d" xmlns:o="urn:schemas-microsoft-com:office:office" xmlns:oel="http://schemas.microsoft.com/office/2019/extlst" xmlns:r="http://schemas.openxmlformats.org/officeDocument/2006/relationships" xmlns:m="http://schemas.openxmlformats.org/officeDocument/2006/math" xmlns:v="urn:schemas-microsoft-com:vml" xmlns:wp14="http://schemas.microsoft.com/office/word/2010/wordprocessingDrawing" xmlns:wp="http://schemas.openxmlformats.org/drawingml/2006/wordprocessingDrawing" xmlns:w10="urn:schemas-microsoft-com:office:word" xmlns:w="http://schemas.openxmlformats.org/wordprocessingml/2006/main" xmlns:w14="http://schemas.microsoft.com/office/word/2010/wordml" xmlns:w15="http://schemas.microsoft.com/office/word/2012/wordml" xmlns:w16cex="http://schemas.microsoft.com/office/word/2018/wordml/cex" xmlns:w16cid="http://schemas.microsoft.com/office/word/2016/wordml/cid" xmlns:w16="http://schemas.microsoft.com/office/word/2018/wordml" xmlns:w16du="http://schemas.microsoft.com/office/word/2023/wordml/word16du" xmlns:w16sdtdh="http://schemas.microsoft.com/office/word/2020/wordml/sdtdatahash" xmlns:w16sdtfl="http://schemas.microsoft.com/office/word/2024/wordml/sdtformatlock" xmlns:w16se="http://schemas.microsoft.com/office/word/2015/wordml/symex" xmlns:wpg="http://schemas.microsoft.com/office/word/2010/wordprocessingGroup" xmlns:wpi="http://schemas.microsoft.com/office/word/2010/wordprocessingInk" xmlns:wne="http://schemas.microsoft.com/office/word/2006/wordml" xmlns:wps="http://schemas.microsoft.com/office/word/2010/wordprocessingShape" mc:Ignorable="w14 w15 w16se w16cid w16 w16cex w16sdtdh w16sdtfl w16du wp14">
   <w:sdt>
     <w:sdtPr>
       <w:id w:val="1253861163"/>
@@ -9538,7 +9499,6 @@
         <w:docPartUnique/>
       </w:docPartObj>
     </w:sdtPr>
-    <w:sdtEndPr/>
     <w:sdtContent>
       <w:sdt>
         <w:sdtPr>
@@ -9548,7 +9508,6 @@
             <w:docPartUnique/>
           </w:docPartObj>
         </w:sdtPr>
-        <w:sdtEndPr/>
         <w:sdtContent>
           <w:p>
             <w:pPr>
@@ -9702,7 +9661,7 @@
 </file>
 
 <file path=word/footer3.xml><?xml version="1.0" encoding="utf-8"?>
-<w:ftr xmlns:wpc="http://schemas.microsoft.com/office/word/2010/wordprocessingCanvas" xmlns:cx="http://schemas.microsoft.com/office/drawing/2014/chartex" xmlns:cx1="http://schemas.microsoft.com/office/drawing/2015/9/8/chartex" xmlns:cx2="http://schemas.microsoft.com/office/drawing/2015/10/21/chartex" xmlns:cx3="http://schemas.microsoft.com/office/drawing/2016/5/9/chartex" xmlns:cx4="http://schemas.microsoft.com/office/drawing/2016/5/10/chartex" xmlns:cx5="http://schemas.microsoft.com/office/drawing/2016/5/11/chartex" xmlns:cx6="http://schemas.microsoft.com/office/drawing/2016/5/12/chartex" xmlns:cx7="http://schemas.microsoft.com/office/drawing/2016/5/13/chartex" xmlns:cx8="http://schemas.microsoft.com/office/drawing/2016/5/14/chartex" xmlns:mc="http://schemas.openxmlformats.org/markup-compatibility/2006" xmlns:aink="http://schemas.microsoft.com/office/drawing/2016/ink" xmlns:am3d="http://schemas.microsoft.com/office/drawing/2017/model3d" xmlns:o="urn:schemas-microsoft-com:office:office" xmlns:r="http://schemas.openxmlformats.org/officeDocument/2006/relationships" xmlns:m="http://schemas.openxmlformats.org/officeDocument/2006/math" xmlns:v="urn:schemas-microsoft-com:vml" xmlns:wp14="http://schemas.microsoft.com/office/word/2010/wordprocessingDrawing" xmlns:wp="http://schemas.openxmlformats.org/drawingml/2006/wordprocessingDrawing" xmlns:w10="urn:schemas-microsoft-com:office:word" xmlns:w="http://schemas.openxmlformats.org/wordprocessingml/2006/main" xmlns:w14="http://schemas.microsoft.com/office/word/2010/wordml" xmlns:w15="http://schemas.microsoft.com/office/word/2012/wordml" xmlns:w16cex="http://schemas.microsoft.com/office/word/2018/wordml/cex" xmlns:w16cid="http://schemas.microsoft.com/office/word/2016/wordml/cid" xmlns:w16="http://schemas.microsoft.com/office/word/2018/wordml" xmlns:w16sdtdh="http://schemas.microsoft.com/office/word/2020/wordml/sdtdatahash" xmlns:w16se="http://schemas.microsoft.com/office/word/2015/wordml/symex" xmlns:wpg="http://schemas.microsoft.com/office/word/2010/wordprocessingGroup" xmlns:wpi="http://schemas.microsoft.com/office/word/2010/wordprocessingInk" xmlns:wne="http://schemas.microsoft.com/office/word/2006/wordml" xmlns:wps="http://schemas.microsoft.com/office/word/2010/wordprocessingShape" mc:Ignorable="w14 w15 w16se w16cid w16 w16cex w16sdtdh wp14">
+<w:ftr xmlns:wpc="http://schemas.microsoft.com/office/word/2010/wordprocessingCanvas" xmlns:cx="http://schemas.microsoft.com/office/drawing/2014/chartex" xmlns:cx1="http://schemas.microsoft.com/office/drawing/2015/9/8/chartex" xmlns:cx2="http://schemas.microsoft.com/office/drawing/2015/10/21/chartex" xmlns:cx3="http://schemas.microsoft.com/office/drawing/2016/5/9/chartex" xmlns:cx4="http://schemas.microsoft.com/office/drawing/2016/5/10/chartex" xmlns:cx5="http://schemas.microsoft.com/office/drawing/2016/5/11/chartex" xmlns:cx6="http://schemas.microsoft.com/office/drawing/2016/5/12/chartex" xmlns:cx7="http://schemas.microsoft.com/office/drawing/2016/5/13/chartex" xmlns:cx8="http://schemas.microsoft.com/office/drawing/2016/5/14/chartex" xmlns:mc="http://schemas.openxmlformats.org/markup-compatibility/2006" xmlns:aink="http://schemas.microsoft.com/office/drawing/2016/ink" xmlns:am3d="http://schemas.microsoft.com/office/drawing/2017/model3d" xmlns:o="urn:schemas-microsoft-com:office:office" xmlns:oel="http://schemas.microsoft.com/office/2019/extlst" xmlns:r="http://schemas.openxmlformats.org/officeDocument/2006/relationships" xmlns:m="http://schemas.openxmlformats.org/officeDocument/2006/math" xmlns:v="urn:schemas-microsoft-com:vml" xmlns:wp14="http://schemas.microsoft.com/office/word/2010/wordprocessingDrawing" xmlns:wp="http://schemas.openxmlformats.org/drawingml/2006/wordprocessingDrawing" xmlns:w10="urn:schemas-microsoft-com:office:word" xmlns:w="http://schemas.openxmlformats.org/wordprocessingml/2006/main" xmlns:w14="http://schemas.microsoft.com/office/word/2010/wordml" xmlns:w15="http://schemas.microsoft.com/office/word/2012/wordml" xmlns:w16cex="http://schemas.microsoft.com/office/word/2018/wordml/cex" xmlns:w16cid="http://schemas.microsoft.com/office/word/2016/wordml/cid" xmlns:w16="http://schemas.microsoft.com/office/word/2018/wordml" xmlns:w16du="http://schemas.microsoft.com/office/word/2023/wordml/word16du" xmlns:w16sdtdh="http://schemas.microsoft.com/office/word/2020/wordml/sdtdatahash" xmlns:w16sdtfl="http://schemas.microsoft.com/office/word/2024/wordml/sdtformatlock" xmlns:w16se="http://schemas.microsoft.com/office/word/2015/wordml/symex" xmlns:wpg="http://schemas.microsoft.com/office/word/2010/wordprocessingGroup" xmlns:wpi="http://schemas.microsoft.com/office/word/2010/wordprocessingInk" xmlns:wne="http://schemas.microsoft.com/office/word/2006/wordml" xmlns:wps="http://schemas.microsoft.com/office/word/2010/wordprocessingShape" mc:Ignorable="w14 w15 w16se w16cid w16 w16cex w16sdtdh w16sdtfl w16du wp14">
   <w:p>
     <w:pPr>
       <w:pStyle w:val="Piedepgina"/>
@@ -9712,7 +9671,7 @@
 </file>
 
 <file path=word/footnotes.xml><?xml version="1.0" encoding="utf-8"?>
-<w:footnotes xmlns:wpc="http://schemas.microsoft.com/office/word/2010/wordprocessingCanvas" xmlns:cx="http://schemas.microsoft.com/office/drawing/2014/chartex" xmlns:cx1="http://schemas.microsoft.com/office/drawing/2015/9/8/chartex" xmlns:cx2="http://schemas.microsoft.com/office/drawing/2015/10/21/chartex" xmlns:cx3="http://schemas.microsoft.com/office/drawing/2016/5/9/chartex" xmlns:cx4="http://schemas.microsoft.com/office/drawing/2016/5/10/chartex" xmlns:cx5="http://schemas.microsoft.com/office/drawing/2016/5/11/chartex" xmlns:cx6="http://schemas.microsoft.com/office/drawing/2016/5/12/chartex" xmlns:cx7="http://schemas.microsoft.com/office/drawing/2016/5/13/chartex" xmlns:cx8="http://schemas.microsoft.com/office/drawing/2016/5/14/chartex" xmlns:mc="http://schemas.openxmlformats.org/markup-compatibility/2006" xmlns:aink="http://schemas.microsoft.com/office/drawing/2016/ink" xmlns:am3d="http://schemas.microsoft.com/office/drawing/2017/model3d" xmlns:o="urn:schemas-microsoft-com:office:office" xmlns:r="http://schemas.openxmlformats.org/officeDocument/2006/relationships" xmlns:m="http://schemas.openxmlformats.org/officeDocument/2006/math" xmlns:v="urn:schemas-microsoft-com:vml" xmlns:wp14="http://schemas.microsoft.com/office/word/2010/wordprocessingDrawing" xmlns:wp="http://schemas.openxmlformats.org/drawingml/2006/wordprocessingDrawing" xmlns:w10="urn:schemas-microsoft-com:office:word" xmlns:w="http://schemas.openxmlformats.org/wordprocessingml/2006/main" xmlns:w14="http://schemas.microsoft.com/office/word/2010/wordml" xmlns:w15="http://schemas.microsoft.com/office/word/2012/wordml" xmlns:w16cex="http://schemas.microsoft.com/office/word/2018/wordml/cex" xmlns:w16cid="http://schemas.microsoft.com/office/word/2016/wordml/cid" xmlns:w16="http://schemas.microsoft.com/office/word/2018/wordml" xmlns:w16sdtdh="http://schemas.microsoft.com/office/word/2020/wordml/sdtdatahash" xmlns:w16se="http://schemas.microsoft.com/office/word/2015/wordml/symex" xmlns:wpg="http://schemas.microsoft.com/office/word/2010/wordprocessingGroup" xmlns:wpi="http://schemas.microsoft.com/office/word/2010/wordprocessingInk" xmlns:wne="http://schemas.microsoft.com/office/word/2006/wordml" xmlns:wps="http://schemas.microsoft.com/office/word/2010/wordprocessingShape" mc:Ignorable="w14 w15 w16se w16cid w16 w16cex w16sdtdh wp14">
+<w:footnotes xmlns:wpc="http://schemas.microsoft.com/office/word/2010/wordprocessingCanvas" xmlns:cx="http://schemas.microsoft.com/office/drawing/2014/chartex" xmlns:cx1="http://schemas.microsoft.com/office/drawing/2015/9/8/chartex" xmlns:cx2="http://schemas.microsoft.com/office/drawing/2015/10/21/chartex" xmlns:cx3="http://schemas.microsoft.com/office/drawing/2016/5/9/chartex" xmlns:cx4="http://schemas.microsoft.com/office/drawing/2016/5/10/chartex" xmlns:cx5="http://schemas.microsoft.com/office/drawing/2016/5/11/chartex" xmlns:cx6="http://schemas.microsoft.com/office/drawing/2016/5/12/chartex" xmlns:cx7="http://schemas.microsoft.com/office/drawing/2016/5/13/chartex" xmlns:cx8="http://schemas.microsoft.com/office/drawing/2016/5/14/chartex" xmlns:mc="http://schemas.openxmlformats.org/markup-compatibility/2006" xmlns:aink="http://schemas.microsoft.com/office/drawing/2016/ink" xmlns:am3d="http://schemas.microsoft.com/office/drawing/2017/model3d" xmlns:o="urn:schemas-microsoft-com:office:office" xmlns:oel="http://schemas.microsoft.com/office/2019/extlst" xmlns:r="http://schemas.openxmlformats.org/officeDocument/2006/relationships" xmlns:m="http://schemas.openxmlformats.org/officeDocument/2006/math" xmlns:v="urn:schemas-microsoft-com:vml" xmlns:wp14="http://schemas.microsoft.com/office/word/2010/wordprocessingDrawing" xmlns:wp="http://schemas.openxmlformats.org/drawingml/2006/wordprocessingDrawing" xmlns:w10="urn:schemas-microsoft-com:office:word" xmlns:w="http://schemas.openxmlformats.org/wordprocessingml/2006/main" xmlns:w14="http://schemas.microsoft.com/office/word/2010/wordml" xmlns:w15="http://schemas.microsoft.com/office/word/2012/wordml" xmlns:w16cex="http://schemas.microsoft.com/office/word/2018/wordml/cex" xmlns:w16cid="http://schemas.microsoft.com/office/word/2016/wordml/cid" xmlns:w16="http://schemas.microsoft.com/office/word/2018/wordml" xmlns:w16du="http://schemas.microsoft.com/office/word/2023/wordml/word16du" xmlns:w16sdtdh="http://schemas.microsoft.com/office/word/2020/wordml/sdtdatahash" xmlns:w16sdtfl="http://schemas.microsoft.com/office/word/2024/wordml/sdtformatlock" xmlns:w16se="http://schemas.microsoft.com/office/word/2015/wordml/symex" xmlns:wpg="http://schemas.microsoft.com/office/word/2010/wordprocessingGroup" xmlns:wpi="http://schemas.microsoft.com/office/word/2010/wordprocessingInk" xmlns:wne="http://schemas.microsoft.com/office/word/2006/wordml" xmlns:wps="http://schemas.microsoft.com/office/word/2010/wordprocessingShape" mc:Ignorable="w14 w15 w16se w16cid w16 w16cex w16sdtdh w16sdtfl w16du wp14">
   <w:footnote w:type="separator" w:id="-1">
     <w:p>
       <w:pPr>
@@ -9737,7 +9696,7 @@
 </file>
 
 <file path=word/header1.xml><?xml version="1.0" encoding="utf-8"?>
-<w:hdr xmlns:wpc="http://schemas.microsoft.com/office/word/2010/wordprocessingCanvas" xmlns:cx="http://schemas.microsoft.com/office/drawing/2014/chartex" xmlns:cx1="http://schemas.microsoft.com/office/drawing/2015/9/8/chartex" xmlns:cx2="http://schemas.microsoft.com/office/drawing/2015/10/21/chartex" xmlns:cx3="http://schemas.microsoft.com/office/drawing/2016/5/9/chartex" xmlns:cx4="http://schemas.microsoft.com/office/drawing/2016/5/10/chartex" xmlns:cx5="http://schemas.microsoft.com/office/drawing/2016/5/11/chartex" xmlns:cx6="http://schemas.microsoft.com/office/drawing/2016/5/12/chartex" xmlns:cx7="http://schemas.microsoft.com/office/drawing/2016/5/13/chartex" xmlns:cx8="http://schemas.microsoft.com/office/drawing/2016/5/14/chartex" xmlns:mc="http://schemas.openxmlformats.org/markup-compatibility/2006" xmlns:aink="http://schemas.microsoft.com/office/drawing/2016/ink" xmlns:am3d="http://schemas.microsoft.com/office/drawing/2017/model3d" xmlns:o="urn:schemas-microsoft-com:office:office" xmlns:r="http://schemas.openxmlformats.org/officeDocument/2006/relationships" xmlns:m="http://schemas.openxmlformats.org/officeDocument/2006/math" xmlns:v="urn:schemas-microsoft-com:vml" xmlns:wp14="http://schemas.microsoft.com/office/word/2010/wordprocessingDrawing" xmlns:wp="http://schemas.openxmlformats.org/drawingml/2006/wordprocessingDrawing" xmlns:w10="urn:schemas-microsoft-com:office:word" xmlns:w="http://schemas.openxmlformats.org/wordprocessingml/2006/main" xmlns:w14="http://schemas.microsoft.com/office/word/2010/wordml" xmlns:w15="http://schemas.microsoft.com/office/word/2012/wordml" xmlns:w16cex="http://schemas.microsoft.com/office/word/2018/wordml/cex" xmlns:w16cid="http://schemas.microsoft.com/office/word/2016/wordml/cid" xmlns:w16="http://schemas.microsoft.com/office/word/2018/wordml" xmlns:w16sdtdh="http://schemas.microsoft.com/office/word/2020/wordml/sdtdatahash" xmlns:w16se="http://schemas.microsoft.com/office/word/2015/wordml/symex" xmlns:wpg="http://schemas.microsoft.com/office/word/2010/wordprocessingGroup" xmlns:wpi="http://schemas.microsoft.com/office/word/2010/wordprocessingInk" xmlns:wne="http://schemas.microsoft.com/office/word/2006/wordml" xmlns:wps="http://schemas.microsoft.com/office/word/2010/wordprocessingShape" mc:Ignorable="w14 w15 w16se w16cid w16 w16cex w16sdtdh wp14">
+<w:hdr xmlns:wpc="http://schemas.microsoft.com/office/word/2010/wordprocessingCanvas" xmlns:cx="http://schemas.microsoft.com/office/drawing/2014/chartex" xmlns:cx1="http://schemas.microsoft.com/office/drawing/2015/9/8/chartex" xmlns:cx2="http://schemas.microsoft.com/office/drawing/2015/10/21/chartex" xmlns:cx3="http://schemas.microsoft.com/office/drawing/2016/5/9/chartex" xmlns:cx4="http://schemas.microsoft.com/office/drawing/2016/5/10/chartex" xmlns:cx5="http://schemas.microsoft.com/office/drawing/2016/5/11/chartex" xmlns:cx6="http://schemas.microsoft.com/office/drawing/2016/5/12/chartex" xmlns:cx7="http://schemas.microsoft.com/office/drawing/2016/5/13/chartex" xmlns:cx8="http://schemas.microsoft.com/office/drawing/2016/5/14/chartex" xmlns:mc="http://schemas.openxmlformats.org/markup-compatibility/2006" xmlns:aink="http://schemas.microsoft.com/office/drawing/2016/ink" xmlns:am3d="http://schemas.microsoft.com/office/drawing/2017/model3d" xmlns:o="urn:schemas-microsoft-com:office:office" xmlns:oel="http://schemas.microsoft.com/office/2019/extlst" xmlns:r="http://schemas.openxmlformats.org/officeDocument/2006/relationships" xmlns:m="http://schemas.openxmlformats.org/officeDocument/2006/math" xmlns:v="urn:schemas-microsoft-com:vml" xmlns:wp14="http://schemas.microsoft.com/office/word/2010/wordprocessingDrawing" xmlns:wp="http://schemas.openxmlformats.org/drawingml/2006/wordprocessingDrawing" xmlns:w10="urn:schemas-microsoft-com:office:word" xmlns:w="http://schemas.openxmlformats.org/wordprocessingml/2006/main" xmlns:w14="http://schemas.microsoft.com/office/word/2010/wordml" xmlns:w15="http://schemas.microsoft.com/office/word/2012/wordml" xmlns:w16cex="http://schemas.microsoft.com/office/word/2018/wordml/cex" xmlns:w16cid="http://schemas.microsoft.com/office/word/2016/wordml/cid" xmlns:w16="http://schemas.microsoft.com/office/word/2018/wordml" xmlns:w16du="http://schemas.microsoft.com/office/word/2023/wordml/word16du" xmlns:w16sdtdh="http://schemas.microsoft.com/office/word/2020/wordml/sdtdatahash" xmlns:w16sdtfl="http://schemas.microsoft.com/office/word/2024/wordml/sdtformatlock" xmlns:w16se="http://schemas.microsoft.com/office/word/2015/wordml/symex" xmlns:wpg="http://schemas.microsoft.com/office/word/2010/wordprocessingGroup" xmlns:wpi="http://schemas.microsoft.com/office/word/2010/wordprocessingInk" xmlns:wne="http://schemas.microsoft.com/office/word/2006/wordml" xmlns:wps="http://schemas.microsoft.com/office/word/2010/wordprocessingShape" mc:Ignorable="w14 w15 w16se w16cid w16 w16cex w16sdtdh w16sdtfl w16du wp14">
   <w:p>
     <w:pPr>
       <w:pStyle w:val="Encabezado"/>
@@ -9747,7 +9706,7 @@
 </file>
 
 <file path=word/header2.xml><?xml version="1.0" encoding="utf-8"?>
-<w:hdr xmlns:wpc="http://schemas.microsoft.com/office/word/2010/wordprocessingCanvas" xmlns:cx="http://schemas.microsoft.com/office/drawing/2014/chartex" xmlns:cx1="http://schemas.microsoft.com/office/drawing/2015/9/8/chartex" xmlns:cx2="http://schemas.microsoft.com/office/drawing/2015/10/21/chartex" xmlns:cx3="http://schemas.microsoft.com/office/drawing/2016/5/9/chartex" xmlns:cx4="http://schemas.microsoft.com/office/drawing/2016/5/10/chartex" xmlns:cx5="http://schemas.microsoft.com/office/drawing/2016/5/11/chartex" xmlns:cx6="http://schemas.microsoft.com/office/drawing/2016/5/12/chartex" xmlns:cx7="http://schemas.microsoft.com/office/drawing/2016/5/13/chartex" xmlns:cx8="http://schemas.microsoft.com/office/drawing/2016/5/14/chartex" xmlns:mc="http://schemas.openxmlformats.org/markup-compatibility/2006" xmlns:aink="http://schemas.microsoft.com/office/drawing/2016/ink" xmlns:am3d="http://schemas.microsoft.com/office/drawing/2017/model3d" xmlns:o="urn:schemas-microsoft-com:office:office" xmlns:r="http://schemas.openxmlformats.org/officeDocument/2006/relationships" xmlns:m="http://schemas.openxmlformats.org/officeDocument/2006/math" xmlns:v="urn:schemas-microsoft-com:vml" xmlns:wp14="http://schemas.microsoft.com/office/word/2010/wordprocessingDrawing" xmlns:wp="http://schemas.openxmlformats.org/drawingml/2006/wordprocessingDrawing" xmlns:w10="urn:schemas-microsoft-com:office:word" xmlns:w="http://schemas.openxmlformats.org/wordprocessingml/2006/main" xmlns:w14="http://schemas.microsoft.com/office/word/2010/wordml" xmlns:w15="http://schemas.microsoft.com/office/word/2012/wordml" xmlns:w16cex="http://schemas.microsoft.com/office/word/2018/wordml/cex" xmlns:w16cid="http://schemas.microsoft.com/office/word/2016/wordml/cid" xmlns:w16="http://schemas.microsoft.com/office/word/2018/wordml" xmlns:w16sdtdh="http://schemas.microsoft.com/office/word/2020/wordml/sdtdatahash" xmlns:w16se="http://schemas.microsoft.com/office/word/2015/wordml/symex" xmlns:wpg="http://schemas.microsoft.com/office/word/2010/wordprocessingGroup" xmlns:wpi="http://schemas.microsoft.com/office/word/2010/wordprocessingInk" xmlns:wne="http://schemas.microsoft.com/office/word/2006/wordml" xmlns:wps="http://schemas.microsoft.com/office/word/2010/wordprocessingShape" mc:Ignorable="w14 w15 w16se w16cid w16 w16cex w16sdtdh wp14">
+<w:hdr xmlns:wpc="http://schemas.microsoft.com/office/word/2010/wordprocessingCanvas" xmlns:cx="http://schemas.microsoft.com/office/drawing/2014/chartex" xmlns:cx1="http://schemas.microsoft.com/office/drawing/2015/9/8/chartex" xmlns:cx2="http://schemas.microsoft.com/office/drawing/2015/10/21/chartex" xmlns:cx3="http://schemas.microsoft.com/office/drawing/2016/5/9/chartex" xmlns:cx4="http://schemas.microsoft.com/office/drawing/2016/5/10/chartex" xmlns:cx5="http://schemas.microsoft.com/office/drawing/2016/5/11/chartex" xmlns:cx6="http://schemas.microsoft.com/office/drawing/2016/5/12/chartex" xmlns:cx7="http://schemas.microsoft.com/office/drawing/2016/5/13/chartex" xmlns:cx8="http://schemas.microsoft.com/office/drawing/2016/5/14/chartex" xmlns:mc="http://schemas.openxmlformats.org/markup-compatibility/2006" xmlns:aink="http://schemas.microsoft.com/office/drawing/2016/ink" xmlns:am3d="http://schemas.microsoft.com/office/drawing/2017/model3d" xmlns:o="urn:schemas-microsoft-com:office:office" xmlns:oel="http://schemas.microsoft.com/office/2019/extlst" xmlns:r="http://schemas.openxmlformats.org/officeDocument/2006/relationships" xmlns:m="http://schemas.openxmlformats.org/officeDocument/2006/math" xmlns:v="urn:schemas-microsoft-com:vml" xmlns:wp14="http://schemas.microsoft.com/office/word/2010/wordprocessingDrawing" xmlns:wp="http://schemas.openxmlformats.org/drawingml/2006/wordprocessingDrawing" xmlns:w10="urn:schemas-microsoft-com:office:word" xmlns:w="http://schemas.openxmlformats.org/wordprocessingml/2006/main" xmlns:w14="http://schemas.microsoft.com/office/word/2010/wordml" xmlns:w15="http://schemas.microsoft.com/office/word/2012/wordml" xmlns:w16cex="http://schemas.microsoft.com/office/word/2018/wordml/cex" xmlns:w16cid="http://schemas.microsoft.com/office/word/2016/wordml/cid" xmlns:w16="http://schemas.microsoft.com/office/word/2018/wordml" xmlns:w16du="http://schemas.microsoft.com/office/word/2023/wordml/word16du" xmlns:w16sdtdh="http://schemas.microsoft.com/office/word/2020/wordml/sdtdatahash" xmlns:w16sdtfl="http://schemas.microsoft.com/office/word/2024/wordml/sdtformatlock" xmlns:w16se="http://schemas.microsoft.com/office/word/2015/wordml/symex" xmlns:wpg="http://schemas.microsoft.com/office/word/2010/wordprocessingGroup" xmlns:wpi="http://schemas.microsoft.com/office/word/2010/wordprocessingInk" xmlns:wne="http://schemas.microsoft.com/office/word/2006/wordml" xmlns:wps="http://schemas.microsoft.com/office/word/2010/wordprocessingShape" mc:Ignorable="w14 w15 w16se w16cid w16 w16cex w16sdtdh w16sdtfl w16du wp14">
   <w:p>
     <w:pPr>
       <w:pStyle w:val="Encabezado"/>
@@ -9850,7 +9809,7 @@
 </file>
 
 <file path=word/header3.xml><?xml version="1.0" encoding="utf-8"?>
-<w:hdr xmlns:wpc="http://schemas.microsoft.com/office/word/2010/wordprocessingCanvas" xmlns:cx="http://schemas.microsoft.com/office/drawing/2014/chartex" xmlns:cx1="http://schemas.microsoft.com/office/drawing/2015/9/8/chartex" xmlns:cx2="http://schemas.microsoft.com/office/drawing/2015/10/21/chartex" xmlns:cx3="http://schemas.microsoft.com/office/drawing/2016/5/9/chartex" xmlns:cx4="http://schemas.microsoft.com/office/drawing/2016/5/10/chartex" xmlns:cx5="http://schemas.microsoft.com/office/drawing/2016/5/11/chartex" xmlns:cx6="http://schemas.microsoft.com/office/drawing/2016/5/12/chartex" xmlns:cx7="http://schemas.microsoft.com/office/drawing/2016/5/13/chartex" xmlns:cx8="http://schemas.microsoft.com/office/drawing/2016/5/14/chartex" xmlns:mc="http://schemas.openxmlformats.org/markup-compatibility/2006" xmlns:aink="http://schemas.microsoft.com/office/drawing/2016/ink" xmlns:am3d="http://schemas.microsoft.com/office/drawing/2017/model3d" xmlns:o="urn:schemas-microsoft-com:office:office" xmlns:r="http://schemas.openxmlformats.org/officeDocument/2006/relationships" xmlns:m="http://schemas.openxmlformats.org/officeDocument/2006/math" xmlns:v="urn:schemas-microsoft-com:vml" xmlns:wp14="http://schemas.microsoft.com/office/word/2010/wordprocessingDrawing" xmlns:wp="http://schemas.openxmlformats.org/drawingml/2006/wordprocessingDrawing" xmlns:w10="urn:schemas-microsoft-com:office:word" xmlns:w="http://schemas.openxmlformats.org/wordprocessingml/2006/main" xmlns:w14="http://schemas.microsoft.com/office/word/2010/wordml" xmlns:w15="http://schemas.microsoft.com/office/word/2012/wordml" xmlns:w16cex="http://schemas.microsoft.com/office/word/2018/wordml/cex" xmlns:w16cid="http://schemas.microsoft.com/office/word/2016/wordml/cid" xmlns:w16="http://schemas.microsoft.com/office/word/2018/wordml" xmlns:w16sdtdh="http://schemas.microsoft.com/office/word/2020/wordml/sdtdatahash" xmlns:w16se="http://schemas.microsoft.com/office/word/2015/wordml/symex" xmlns:wpg="http://schemas.microsoft.com/office/word/2010/wordprocessingGroup" xmlns:wpi="http://schemas.microsoft.com/office/word/2010/wordprocessingInk" xmlns:wne="http://schemas.microsoft.com/office/word/2006/wordml" xmlns:wps="http://schemas.microsoft.com/office/word/2010/wordprocessingShape" mc:Ignorable="w14 w15 w16se w16cid w16 w16cex w16sdtdh wp14">
+<w:hdr xmlns:wpc="http://schemas.microsoft.com/office/word/2010/wordprocessingCanvas" xmlns:cx="http://schemas.microsoft.com/office/drawing/2014/chartex" xmlns:cx1="http://schemas.microsoft.com/office/drawing/2015/9/8/chartex" xmlns:cx2="http://schemas.microsoft.com/office/drawing/2015/10/21/chartex" xmlns:cx3="http://schemas.microsoft.com/office/drawing/2016/5/9/chartex" xmlns:cx4="http://schemas.microsoft.com/office/drawing/2016/5/10/chartex" xmlns:cx5="http://schemas.microsoft.com/office/drawing/2016/5/11/chartex" xmlns:cx6="http://schemas.microsoft.com/office/drawing/2016/5/12/chartex" xmlns:cx7="http://schemas.microsoft.com/office/drawing/2016/5/13/chartex" xmlns:cx8="http://schemas.microsoft.com/office/drawing/2016/5/14/chartex" xmlns:mc="http://schemas.openxmlformats.org/markup-compatibility/2006" xmlns:aink="http://schemas.microsoft.com/office/drawing/2016/ink" xmlns:am3d="http://schemas.microsoft.com/office/drawing/2017/model3d" xmlns:o="urn:schemas-microsoft-com:office:office" xmlns:oel="http://schemas.microsoft.com/office/2019/extlst" xmlns:r="http://schemas.openxmlformats.org/officeDocument/2006/relationships" xmlns:m="http://schemas.openxmlformats.org/officeDocument/2006/math" xmlns:v="urn:schemas-microsoft-com:vml" xmlns:wp14="http://schemas.microsoft.com/office/word/2010/wordprocessingDrawing" xmlns:wp="http://schemas.openxmlformats.org/drawingml/2006/wordprocessingDrawing" xmlns:w10="urn:schemas-microsoft-com:office:word" xmlns:w="http://schemas.openxmlformats.org/wordprocessingml/2006/main" xmlns:w14="http://schemas.microsoft.com/office/word/2010/wordml" xmlns:w15="http://schemas.microsoft.com/office/word/2012/wordml" xmlns:w16cex="http://schemas.microsoft.com/office/word/2018/wordml/cex" xmlns:w16cid="http://schemas.microsoft.com/office/word/2016/wordml/cid" xmlns:w16="http://schemas.microsoft.com/office/word/2018/wordml" xmlns:w16du="http://schemas.microsoft.com/office/word/2023/wordml/word16du" xmlns:w16sdtdh="http://schemas.microsoft.com/office/word/2020/wordml/sdtdatahash" xmlns:w16sdtfl="http://schemas.microsoft.com/office/word/2024/wordml/sdtformatlock" xmlns:w16se="http://schemas.microsoft.com/office/word/2015/wordml/symex" xmlns:wpg="http://schemas.microsoft.com/office/word/2010/wordprocessingGroup" xmlns:wpi="http://schemas.microsoft.com/office/word/2010/wordprocessingInk" xmlns:wne="http://schemas.microsoft.com/office/word/2006/wordml" xmlns:wps="http://schemas.microsoft.com/office/word/2010/wordprocessingShape" mc:Ignorable="w14 w15 w16se w16cid w16 w16cex w16sdtdh w16sdtfl w16du wp14">
   <w:p>
     <w:pPr>
       <w:pStyle w:val="Encabezado"/>
@@ -9860,7 +9819,7 @@
 </file>
 
 <file path=word/numbering.xml><?xml version="1.0" encoding="utf-8"?>
-<w:numbering xmlns:wpc="http://schemas.microsoft.com/office/word/2010/wordprocessingCanvas" xmlns:cx="http://schemas.microsoft.com/office/drawing/2014/chartex" xmlns:cx1="http://schemas.microsoft.com/office/drawing/2015/9/8/chartex" xmlns:cx2="http://schemas.microsoft.com/office/drawing/2015/10/21/chartex" xmlns:cx3="http://schemas.microsoft.com/office/drawing/2016/5/9/chartex" xmlns:cx4="http://schemas.microsoft.com/office/drawing/2016/5/10/chartex" xmlns:cx5="http://schemas.microsoft.com/office/drawing/2016/5/11/chartex" xmlns:cx6="http://schemas.microsoft.com/office/drawing/2016/5/12/chartex" xmlns:cx7="http://schemas.microsoft.com/office/drawing/2016/5/13/chartex" xmlns:cx8="http://schemas.microsoft.com/office/drawing/2016/5/14/chartex" xmlns:mc="http://schemas.openxmlformats.org/markup-compatibility/2006" xmlns:aink="http://schemas.microsoft.com/office/drawing/2016/ink" xmlns:am3d="http://schemas.microsoft.com/office/drawing/2017/model3d" xmlns:o="urn:schemas-microsoft-com:office:office" xmlns:r="http://schemas.openxmlformats.org/officeDocument/2006/relationships" xmlns:m="http://schemas.openxmlformats.org/officeDocument/2006/math" xmlns:v="urn:schemas-microsoft-com:vml" xmlns:wp14="http://schemas.microsoft.com/office/word/2010/wordprocessingDrawing" xmlns:wp="http://schemas.openxmlformats.org/drawingml/2006/wordprocessingDrawing" xmlns:w10="urn:schemas-microsoft-com:office:word" xmlns:w="http://schemas.openxmlformats.org/wordprocessingml/2006/main" xmlns:w14="http://schemas.microsoft.com/office/word/2010/wordml" xmlns:w15="http://schemas.microsoft.com/office/word/2012/wordml" xmlns:w16cex="http://schemas.microsoft.com/office/word/2018/wordml/cex" xmlns:w16cid="http://schemas.microsoft.com/office/word/2016/wordml/cid" xmlns:w16="http://schemas.microsoft.com/office/word/2018/wordml" xmlns:w16sdtdh="http://schemas.microsoft.com/office/word/2020/wordml/sdtdatahash" xmlns:w16se="http://schemas.microsoft.com/office/word/2015/wordml/symex" xmlns:wpg="http://schemas.microsoft.com/office/word/2010/wordprocessingGroup" xmlns:wpi="http://schemas.microsoft.com/office/word/2010/wordprocessingInk" xmlns:wne="http://schemas.microsoft.com/office/word/2006/wordml" xmlns:wps="http://schemas.microsoft.com/office/word/2010/wordprocessingShape" mc:Ignorable="w14 w15 w16se w16cid w16 w16cex w16sdtdh wp14">
+<w:numbering xmlns:wpc="http://schemas.microsoft.com/office/word/2010/wordprocessingCanvas" xmlns:cx="http://schemas.microsoft.com/office/drawing/2014/chartex" xmlns:cx1="http://schemas.microsoft.com/office/drawing/2015/9/8/chartex" xmlns:cx2="http://schemas.microsoft.com/office/drawing/2015/10/21/chartex" xmlns:cx3="http://schemas.microsoft.com/office/drawing/2016/5/9/chartex" xmlns:cx4="http://schemas.microsoft.com/office/drawing/2016/5/10/chartex" xmlns:cx5="http://schemas.microsoft.com/office/drawing/2016/5/11/chartex" xmlns:cx6="http://schemas.microsoft.com/office/drawing/2016/5/12/chartex" xmlns:cx7="http://schemas.microsoft.com/office/drawing/2016/5/13/chartex" xmlns:cx8="http://schemas.microsoft.com/office/drawing/2016/5/14/chartex" xmlns:mc="http://schemas.openxmlformats.org/markup-compatibility/2006" xmlns:aink="http://schemas.microsoft.com/office/drawing/2016/ink" xmlns:am3d="http://schemas.microsoft.com/office/drawing/2017/model3d" xmlns:o="urn:schemas-microsoft-com:office:office" xmlns:oel="http://schemas.microsoft.com/office/2019/extlst" xmlns:r="http://schemas.openxmlformats.org/officeDocument/2006/relationships" xmlns:m="http://schemas.openxmlformats.org/officeDocument/2006/math" xmlns:v="urn:schemas-microsoft-com:vml" xmlns:wp14="http://schemas.microsoft.com/office/word/2010/wordprocessingDrawing" xmlns:wp="http://schemas.openxmlformats.org/drawingml/2006/wordprocessingDrawing" xmlns:w10="urn:schemas-microsoft-com:office:word" xmlns:w="http://schemas.openxmlformats.org/wordprocessingml/2006/main" xmlns:w14="http://schemas.microsoft.com/office/word/2010/wordml" xmlns:w15="http://schemas.microsoft.com/office/word/2012/wordml" xmlns:w16cex="http://schemas.microsoft.com/office/word/2018/wordml/cex" xmlns:w16cid="http://schemas.microsoft.com/office/word/2016/wordml/cid" xmlns:w16="http://schemas.microsoft.com/office/word/2018/wordml" xmlns:w16du="http://schemas.microsoft.com/office/word/2023/wordml/word16du" xmlns:w16sdtdh="http://schemas.microsoft.com/office/word/2020/wordml/sdtdatahash" xmlns:w16sdtfl="http://schemas.microsoft.com/office/word/2024/wordml/sdtformatlock" xmlns:w16se="http://schemas.microsoft.com/office/word/2015/wordml/symex" xmlns:wpg="http://schemas.microsoft.com/office/word/2010/wordprocessingGroup" xmlns:wpi="http://schemas.microsoft.com/office/word/2010/wordprocessingInk" xmlns:wne="http://schemas.microsoft.com/office/word/2006/wordml" xmlns:wps="http://schemas.microsoft.com/office/word/2010/wordprocessingShape" mc:Ignorable="w14 w15 w16se w16cid w16 w16cex w16sdtdh w16sdtfl w16du wp14">
   <w:abstractNum w:abstractNumId="0" w15:restartNumberingAfterBreak="0">
     <w:nsid w:val="022C758F"/>
     <w:multiLevelType w:val="hybridMultilevel"/>
@@ -14006,13 +13965,13 @@
       </w:rPr>
     </w:lvl>
   </w:abstractNum>
-  <w:num w:numId="1">
+  <w:num w:numId="1" w16cid:durableId="171840997">
     <w:abstractNumId w:val="34"/>
   </w:num>
-  <w:num w:numId="2">
+  <w:num w:numId="2" w16cid:durableId="1864901229">
     <w:abstractNumId w:val="14"/>
   </w:num>
-  <w:num w:numId="3">
+  <w:num w:numId="3" w16cid:durableId="1695035984">
     <w:abstractNumId w:val="5"/>
     <w:lvlOverride w:ilvl="0">
       <w:lvl w:ilvl="0">
@@ -14032,7 +13991,7 @@
       </w:lvl>
     </w:lvlOverride>
   </w:num>
-  <w:num w:numId="4">
+  <w:num w:numId="4" w16cid:durableId="2066026747">
     <w:abstractNumId w:val="30"/>
     <w:lvlOverride w:ilvl="0">
       <w:lvl w:ilvl="0">
@@ -14109,7 +14068,7 @@
       </w:lvl>
     </w:lvlOverride>
   </w:num>
-  <w:num w:numId="5">
+  <w:num w:numId="5" w16cid:durableId="2122144730">
     <w:abstractNumId w:val="15"/>
     <w:lvlOverride w:ilvl="0">
       <w:lvl w:ilvl="0">
@@ -14186,7 +14145,7 @@
       </w:lvl>
     </w:lvlOverride>
   </w:num>
-  <w:num w:numId="6">
+  <w:num w:numId="6" w16cid:durableId="1193495458">
     <w:abstractNumId w:val="21"/>
     <w:lvlOverride w:ilvl="0">
       <w:lvl w:ilvl="0">
@@ -14206,31 +14165,31 @@
       </w:lvl>
     </w:lvlOverride>
   </w:num>
-  <w:num w:numId="7">
+  <w:num w:numId="7" w16cid:durableId="1566843335">
     <w:abstractNumId w:val="28"/>
   </w:num>
-  <w:num w:numId="8">
+  <w:num w:numId="8" w16cid:durableId="2136871024">
     <w:abstractNumId w:val="31"/>
   </w:num>
-  <w:num w:numId="9">
+  <w:num w:numId="9" w16cid:durableId="1204100582">
     <w:abstractNumId w:val="18"/>
   </w:num>
-  <w:num w:numId="10">
+  <w:num w:numId="10" w16cid:durableId="3558945">
     <w:abstractNumId w:val="35"/>
   </w:num>
-  <w:num w:numId="11">
+  <w:num w:numId="11" w16cid:durableId="1090397390">
     <w:abstractNumId w:val="4"/>
   </w:num>
-  <w:num w:numId="12">
+  <w:num w:numId="12" w16cid:durableId="2071265355">
     <w:abstractNumId w:val="10"/>
   </w:num>
-  <w:num w:numId="13">
+  <w:num w:numId="13" w16cid:durableId="117336540">
     <w:abstractNumId w:val="7"/>
   </w:num>
-  <w:num w:numId="14">
+  <w:num w:numId="14" w16cid:durableId="765269753">
     <w:abstractNumId w:val="16"/>
   </w:num>
-  <w:num w:numId="15">
+  <w:num w:numId="15" w16cid:durableId="113452083">
     <w:abstractNumId w:val="9"/>
     <w:lvlOverride w:ilvl="0">
       <w:lvl w:ilvl="0">
@@ -14307,74 +14266,74 @@
       </w:lvl>
     </w:lvlOverride>
   </w:num>
-  <w:num w:numId="16">
+  <w:num w:numId="16" w16cid:durableId="800926641">
     <w:abstractNumId w:val="13"/>
   </w:num>
-  <w:num w:numId="17">
+  <w:num w:numId="17" w16cid:durableId="1133014183">
     <w:abstractNumId w:val="26"/>
   </w:num>
-  <w:num w:numId="18">
+  <w:num w:numId="18" w16cid:durableId="755321098">
     <w:abstractNumId w:val="24"/>
   </w:num>
-  <w:num w:numId="19">
+  <w:num w:numId="19" w16cid:durableId="1860927239">
     <w:abstractNumId w:val="27"/>
   </w:num>
-  <w:num w:numId="20">
+  <w:num w:numId="20" w16cid:durableId="525993469">
     <w:abstractNumId w:val="29"/>
   </w:num>
-  <w:num w:numId="21">
+  <w:num w:numId="21" w16cid:durableId="992757418">
     <w:abstractNumId w:val="8"/>
   </w:num>
-  <w:num w:numId="22">
+  <w:num w:numId="22" w16cid:durableId="2041322027">
     <w:abstractNumId w:val="20"/>
   </w:num>
-  <w:num w:numId="23">
+  <w:num w:numId="23" w16cid:durableId="235864220">
     <w:abstractNumId w:val="25"/>
   </w:num>
-  <w:num w:numId="24">
+  <w:num w:numId="24" w16cid:durableId="1843006431">
     <w:abstractNumId w:val="11"/>
   </w:num>
-  <w:num w:numId="25">
+  <w:num w:numId="25" w16cid:durableId="1299262455">
     <w:abstractNumId w:val="0"/>
   </w:num>
-  <w:num w:numId="26">
+  <w:num w:numId="26" w16cid:durableId="1608197783">
     <w:abstractNumId w:val="19"/>
   </w:num>
-  <w:num w:numId="27">
+  <w:num w:numId="27" w16cid:durableId="1014646432">
     <w:abstractNumId w:val="1"/>
   </w:num>
-  <w:num w:numId="28">
+  <w:num w:numId="28" w16cid:durableId="1030686850">
     <w:abstractNumId w:val="23"/>
   </w:num>
-  <w:num w:numId="29">
+  <w:num w:numId="29" w16cid:durableId="1306741890">
     <w:abstractNumId w:val="3"/>
   </w:num>
-  <w:num w:numId="30">
+  <w:num w:numId="30" w16cid:durableId="492524960">
     <w:abstractNumId w:val="17"/>
   </w:num>
-  <w:num w:numId="31">
+  <w:num w:numId="31" w16cid:durableId="1926913907">
     <w:abstractNumId w:val="22"/>
   </w:num>
-  <w:num w:numId="32">
+  <w:num w:numId="32" w16cid:durableId="1442410133">
     <w:abstractNumId w:val="33"/>
   </w:num>
-  <w:num w:numId="33">
+  <w:num w:numId="33" w16cid:durableId="1818762727">
     <w:abstractNumId w:val="2"/>
   </w:num>
-  <w:num w:numId="34">
+  <w:num w:numId="34" w16cid:durableId="1197741461">
     <w:abstractNumId w:val="6"/>
   </w:num>
-  <w:num w:numId="35">
+  <w:num w:numId="35" w16cid:durableId="1050878435">
     <w:abstractNumId w:val="32"/>
   </w:num>
-  <w:num w:numId="36">
+  <w:num w:numId="36" w16cid:durableId="851342229">
     <w:abstractNumId w:val="12"/>
   </w:num>
 </w:numbering>
 </file>
 
 <file path=word/styles.xml><?xml version="1.0" encoding="utf-8"?>
-<w:styles xmlns:mc="http://schemas.openxmlformats.org/markup-compatibility/2006" xmlns:r="http://schemas.openxmlformats.org/officeDocument/2006/relationships" xmlns:w="http://schemas.openxmlformats.org/wordprocessingml/2006/main" xmlns:w14="http://schemas.microsoft.com/office/word/2010/wordml" xmlns:w15="http://schemas.microsoft.com/office/word/2012/wordml" xmlns:w16cex="http://schemas.microsoft.com/office/word/2018/wordml/cex" xmlns:w16cid="http://schemas.microsoft.com/office/word/2016/wordml/cid" xmlns:w16="http://schemas.microsoft.com/office/word/2018/wordml" xmlns:w16sdtdh="http://schemas.microsoft.com/office/word/2020/wordml/sdtdatahash" xmlns:w16se="http://schemas.microsoft.com/office/word/2015/wordml/symex" mc:Ignorable="w14 w15 w16se w16cid w16 w16cex w16sdtdh">
+<w:styles xmlns:mc="http://schemas.openxmlformats.org/markup-compatibility/2006" xmlns:r="http://schemas.openxmlformats.org/officeDocument/2006/relationships" xmlns:w="http://schemas.openxmlformats.org/wordprocessingml/2006/main" xmlns:w14="http://schemas.microsoft.com/office/word/2010/wordml" xmlns:w15="http://schemas.microsoft.com/office/word/2012/wordml" xmlns:w16cex="http://schemas.microsoft.com/office/word/2018/wordml/cex" xmlns:w16cid="http://schemas.microsoft.com/office/word/2016/wordml/cid" xmlns:w16="http://schemas.microsoft.com/office/word/2018/wordml" xmlns:w16du="http://schemas.microsoft.com/office/word/2023/wordml/word16du" xmlns:w16sdtdh="http://schemas.microsoft.com/office/word/2020/wordml/sdtdatahash" xmlns:w16sdtfl="http://schemas.microsoft.com/office/word/2024/wordml/sdtformatlock" xmlns:w16se="http://schemas.microsoft.com/office/word/2015/wordml/symex" mc:Ignorable="w14 w15 w16se w16cid w16 w16cex w16sdtdh w16sdtfl w16du">
   <w:docDefaults>
     <w:rPrDefault>
       <w:rPr>
@@ -15188,7 +15147,7 @@
       <w:lang w:val="es-ES_tradnl" w:eastAsia="es-ES"/>
     </w:rPr>
   </w:style>
-  <w:style w:type="character" w:styleId="Textoennegrita">
+  <w:style w:type="character" w:styleId="Fuerte">
     <w:name w:val="Strong"/>
     <w:qFormat/>
     <w:rsid w:val="000C45EA"/>

--- a/UT2/UT02-Ejercicios.docx
+++ b/UT2/UT02-Ejercicios.docx
@@ -1,6 +1,6 @@
 
 <file path=word/document.xml><?xml version="1.0" encoding="utf-8"?>
-<w:document xmlns:wpc="http://schemas.microsoft.com/office/word/2010/wordprocessingCanvas" xmlns:cx="http://schemas.microsoft.com/office/drawing/2014/chartex" xmlns:cx1="http://schemas.microsoft.com/office/drawing/2015/9/8/chartex" xmlns:cx2="http://schemas.microsoft.com/office/drawing/2015/10/21/chartex" xmlns:cx3="http://schemas.microsoft.com/office/drawing/2016/5/9/chartex" xmlns:cx4="http://schemas.microsoft.com/office/drawing/2016/5/10/chartex" xmlns:cx5="http://schemas.microsoft.com/office/drawing/2016/5/11/chartex" xmlns:cx6="http://schemas.microsoft.com/office/drawing/2016/5/12/chartex" xmlns:cx7="http://schemas.microsoft.com/office/drawing/2016/5/13/chartex" xmlns:cx8="http://schemas.microsoft.com/office/drawing/2016/5/14/chartex" xmlns:mc="http://schemas.openxmlformats.org/markup-compatibility/2006" xmlns:aink="http://schemas.microsoft.com/office/drawing/2016/ink" xmlns:am3d="http://schemas.microsoft.com/office/drawing/2017/model3d" xmlns:o="urn:schemas-microsoft-com:office:office" xmlns:oel="http://schemas.microsoft.com/office/2019/extlst" xmlns:r="http://schemas.openxmlformats.org/officeDocument/2006/relationships" xmlns:m="http://schemas.openxmlformats.org/officeDocument/2006/math" xmlns:v="urn:schemas-microsoft-com:vml" xmlns:wp14="http://schemas.microsoft.com/office/word/2010/wordprocessingDrawing" xmlns:wp="http://schemas.openxmlformats.org/drawingml/2006/wordprocessingDrawing" xmlns:w10="urn:schemas-microsoft-com:office:word" xmlns:w="http://schemas.openxmlformats.org/wordprocessingml/2006/main" xmlns:w14="http://schemas.microsoft.com/office/word/2010/wordml" xmlns:w15="http://schemas.microsoft.com/office/word/2012/wordml" xmlns:w16cex="http://schemas.microsoft.com/office/word/2018/wordml/cex" xmlns:w16cid="http://schemas.microsoft.com/office/word/2016/wordml/cid" xmlns:w16="http://schemas.microsoft.com/office/word/2018/wordml" xmlns:w16du="http://schemas.microsoft.com/office/word/2023/wordml/word16du" xmlns:w16sdtdh="http://schemas.microsoft.com/office/word/2020/wordml/sdtdatahash" xmlns:w16sdtfl="http://schemas.microsoft.com/office/word/2024/wordml/sdtformatlock" xmlns:w16se="http://schemas.microsoft.com/office/word/2015/wordml/symex" xmlns:wpg="http://schemas.microsoft.com/office/word/2010/wordprocessingGroup" xmlns:wpi="http://schemas.microsoft.com/office/word/2010/wordprocessingInk" xmlns:wne="http://schemas.microsoft.com/office/word/2006/wordml" xmlns:wps="http://schemas.microsoft.com/office/word/2010/wordprocessingShape" mc:Ignorable="w14 w15 w16se w16cid w16 w16cex w16sdtdh w16sdtfl w16du wp14">
+<w:document xmlns:wpc="http://schemas.microsoft.com/office/word/2010/wordprocessingCanvas" xmlns:cx="http://schemas.microsoft.com/office/drawing/2014/chartex" xmlns:cx1="http://schemas.microsoft.com/office/drawing/2015/9/8/chartex" xmlns:cx2="http://schemas.microsoft.com/office/drawing/2015/10/21/chartex" xmlns:cx3="http://schemas.microsoft.com/office/drawing/2016/5/9/chartex" xmlns:cx4="http://schemas.microsoft.com/office/drawing/2016/5/10/chartex" xmlns:cx5="http://schemas.microsoft.com/office/drawing/2016/5/11/chartex" xmlns:cx6="http://schemas.microsoft.com/office/drawing/2016/5/12/chartex" xmlns:cx7="http://schemas.microsoft.com/office/drawing/2016/5/13/chartex" xmlns:cx8="http://schemas.microsoft.com/office/drawing/2016/5/14/chartex" xmlns:mc="http://schemas.openxmlformats.org/markup-compatibility/2006" xmlns:aink="http://schemas.microsoft.com/office/drawing/2016/ink" xmlns:am3d="http://schemas.microsoft.com/office/drawing/2017/model3d" xmlns:o="urn:schemas-microsoft-com:office:office" xmlns:r="http://schemas.openxmlformats.org/officeDocument/2006/relationships" xmlns:m="http://schemas.openxmlformats.org/officeDocument/2006/math" xmlns:v="urn:schemas-microsoft-com:vml" xmlns:wp14="http://schemas.microsoft.com/office/word/2010/wordprocessingDrawing" xmlns:wp="http://schemas.openxmlformats.org/drawingml/2006/wordprocessingDrawing" xmlns:w10="urn:schemas-microsoft-com:office:word" xmlns:w="http://schemas.openxmlformats.org/wordprocessingml/2006/main" xmlns:w14="http://schemas.microsoft.com/office/word/2010/wordml" xmlns:w15="http://schemas.microsoft.com/office/word/2012/wordml" xmlns:w16cex="http://schemas.microsoft.com/office/word/2018/wordml/cex" xmlns:w16cid="http://schemas.microsoft.com/office/word/2016/wordml/cid" xmlns:w16="http://schemas.microsoft.com/office/word/2018/wordml" xmlns:w16sdtdh="http://schemas.microsoft.com/office/word/2020/wordml/sdtdatahash" xmlns:w16se="http://schemas.microsoft.com/office/word/2015/wordml/symex" xmlns:wpg="http://schemas.microsoft.com/office/word/2010/wordprocessingGroup" xmlns:wpi="http://schemas.microsoft.com/office/word/2010/wordprocessingInk" xmlns:wne="http://schemas.microsoft.com/office/word/2006/wordml" xmlns:wps="http://schemas.microsoft.com/office/word/2010/wordprocessingShape" mc:Ignorable="w14 w15 w16se w16cid w16 w16cex w16sdtdh wp14">
   <w:body>
     <w:p>
       <w:pPr>
@@ -165,7 +165,15 @@
         <w:ind w:left="1416"/>
       </w:pPr>
       <w:r>
-        <w:t>console.log(edad1(20));   // true</w:t>
+        <w:t>console.log(edad1(20)</w:t>
+      </w:r>
+      <w:proofErr w:type="gramStart"/>
+      <w:r>
+        <w:t xml:space="preserve">);   </w:t>
+      </w:r>
+      <w:proofErr w:type="gramEnd"/>
+      <w:r>
+        <w:t>// true</w:t>
       </w:r>
     </w:p>
     <w:p>
@@ -175,7 +183,15 @@
         <w:ind w:left="1416"/>
       </w:pPr>
       <w:r>
-        <w:t>console.log(edad1(14));   // true (límite)</w:t>
+        <w:t>console.log(edad1(14)</w:t>
+      </w:r>
+      <w:proofErr w:type="gramStart"/>
+      <w:r>
+        <w:t xml:space="preserve">);   </w:t>
+      </w:r>
+      <w:proofErr w:type="gramEnd"/>
+      <w:r>
+        <w:t>// true (límite)</w:t>
       </w:r>
     </w:p>
     <w:p>
@@ -189,7 +205,15 @@
         </w:rPr>
       </w:pPr>
       <w:r>
-        <w:t>console.log(edad1(13));   // false</w:t>
+        <w:t>console.log(edad1(13)</w:t>
+      </w:r>
+      <w:proofErr w:type="gramStart"/>
+      <w:r>
+        <w:t xml:space="preserve">);   </w:t>
+      </w:r>
+      <w:proofErr w:type="gramEnd"/>
+      <w:r>
+        <w:t>// false</w:t>
       </w:r>
     </w:p>
     <w:p>
@@ -266,7 +290,23 @@
           <w:sz w:val="24"/>
           <w:szCs w:val="24"/>
         </w:rPr>
-        <w:t xml:space="preserve"> en la consola, basta con llamarla: triangulo(5);.</w:t>
+        <w:t xml:space="preserve"> en la consola, basta con llamarla: </w:t>
+      </w:r>
+      <w:proofErr w:type="gramStart"/>
+      <w:r>
+        <w:rPr>
+          <w:sz w:val="24"/>
+          <w:szCs w:val="24"/>
+        </w:rPr>
+        <w:t>triangulo(</w:t>
+      </w:r>
+      <w:proofErr w:type="gramEnd"/>
+      <w:r>
+        <w:rPr>
+          <w:sz w:val="24"/>
+          <w:szCs w:val="24"/>
+        </w:rPr>
+        <w:t>5);.</w:t>
       </w:r>
     </w:p>
     <w:p>
@@ -802,16 +842,30 @@
         </w:rPr>
         <w:t>(</w:t>
       </w:r>
-      <w:proofErr w:type="spellStart"/>
       <w:r>
         <w:rPr>
           <w:rFonts w:ascii="Consolas" w:hAnsi="Consolas" w:cstheme="minorHAnsi"/>
           <w:sz w:val="22"/>
           <w:szCs w:val="22"/>
         </w:rPr>
-        <w:t>fechaNacimiento</w:t>
-      </w:r>
-      <w:proofErr w:type="spellEnd"/>
+        <w:t>fechaNacim</w:t>
+      </w:r>
+      <w:r>
+        <w:rPr>
+          <w:rFonts w:ascii="Consolas" w:hAnsi="Consolas" w:cstheme="minorHAnsi"/>
+          <w:sz w:val="22"/>
+          <w:szCs w:val="22"/>
+        </w:rPr>
+        <w:t>0069</w:t>
+      </w:r>
+      <w:r>
+        <w:rPr>
+          <w:rFonts w:ascii="Consolas" w:hAnsi="Consolas" w:cstheme="minorHAnsi"/>
+          <w:sz w:val="22"/>
+          <w:szCs w:val="22"/>
+        </w:rPr>
+        <w:t>ento</w:t>
+      </w:r>
       <w:r>
         <w:rPr>
           <w:rFonts w:ascii="Consolas" w:hAnsi="Consolas" w:cstheme="minorHAnsi"/>
@@ -1053,6 +1107,7 @@
           <w:lang w:val="en-GB"/>
         </w:rPr>
       </w:pPr>
+      <w:proofErr w:type="gramStart"/>
       <w:r>
         <w:rPr>
           <w:rFonts w:ascii="Consolas" w:hAnsi="Consolas" w:cstheme="minorHAnsi"/>
@@ -1060,7 +1115,17 @@
           <w:szCs w:val="22"/>
           <w:lang w:val="en-GB"/>
         </w:rPr>
-        <w:t>alert( `Hola ${1}` );</w:t>
+        <w:t>alert( `</w:t>
+      </w:r>
+      <w:proofErr w:type="gramEnd"/>
+      <w:r>
+        <w:rPr>
+          <w:rFonts w:ascii="Consolas" w:hAnsi="Consolas" w:cstheme="minorHAnsi"/>
+          <w:sz w:val="22"/>
+          <w:szCs w:val="22"/>
+          <w:lang w:val="en-GB"/>
+        </w:rPr>
+        <w:t>Hola ${1}` );</w:t>
       </w:r>
       <w:r>
         <w:rPr>
@@ -1104,6 +1169,7 @@
         </w:rPr>
       </w:pPr>
       <w:proofErr w:type="spellStart"/>
+      <w:proofErr w:type="gramStart"/>
       <w:r>
         <w:rPr>
           <w:rFonts w:ascii="Consolas" w:hAnsi="Consolas" w:cstheme="minorHAnsi"/>
@@ -1119,7 +1185,16 @@
           <w:sz w:val="22"/>
           <w:szCs w:val="22"/>
         </w:rPr>
-        <w:t>( `Hola ${"</w:t>
+        <w:t>( `</w:t>
+      </w:r>
+      <w:proofErr w:type="gramEnd"/>
+      <w:r>
+        <w:rPr>
+          <w:rFonts w:ascii="Consolas" w:hAnsi="Consolas" w:cstheme="minorHAnsi"/>
+          <w:sz w:val="22"/>
+          <w:szCs w:val="22"/>
+        </w:rPr>
+        <w:t>Hola ${"</w:t>
       </w:r>
       <w:r>
         <w:rPr>
@@ -1151,6 +1226,7 @@
         </w:rPr>
       </w:pPr>
       <w:proofErr w:type="spellStart"/>
+      <w:proofErr w:type="gramStart"/>
       <w:r>
         <w:rPr>
           <w:rFonts w:ascii="Consolas" w:hAnsi="Consolas" w:cstheme="minorHAnsi"/>
@@ -1166,7 +1242,16 @@
           <w:sz w:val="22"/>
           <w:szCs w:val="22"/>
         </w:rPr>
-        <w:t>( `Hola ${</w:t>
+        <w:t>( `</w:t>
+      </w:r>
+      <w:proofErr w:type="gramEnd"/>
+      <w:r>
+        <w:rPr>
+          <w:rFonts w:ascii="Consolas" w:hAnsi="Consolas" w:cstheme="minorHAnsi"/>
+          <w:sz w:val="22"/>
+          <w:szCs w:val="22"/>
+        </w:rPr>
+        <w:t>Hola ${</w:t>
       </w:r>
       <w:r>
         <w:rPr>
@@ -1305,8 +1390,19 @@
           <w:szCs w:val="22"/>
           <w:lang w:val="en-GB"/>
         </w:rPr>
-        <w:t>let c = ++a; // ?</w:t>
-      </w:r>
+        <w:t>let c = ++a; /</w:t>
+      </w:r>
+      <w:proofErr w:type="gramStart"/>
+      <w:r>
+        <w:rPr>
+          <w:rFonts w:ascii="Consolas" w:hAnsi="Consolas" w:cstheme="minorHAnsi"/>
+          <w:sz w:val="22"/>
+          <w:szCs w:val="22"/>
+          <w:lang w:val="en-GB"/>
+        </w:rPr>
+        <w:t>/ ?</w:t>
+      </w:r>
+      <w:proofErr w:type="gramEnd"/>
       <w:r>
         <w:rPr>
           <w:rFonts w:ascii="Consolas" w:hAnsi="Consolas" w:cstheme="minorHAnsi"/>
@@ -1354,8 +1450,18 @@
           <w:sz w:val="22"/>
           <w:szCs w:val="22"/>
         </w:rPr>
-        <w:t xml:space="preserve"> d = b++; // ?</w:t>
-      </w:r>
+        <w:t xml:space="preserve"> d = b++; /</w:t>
+      </w:r>
+      <w:proofErr w:type="gramStart"/>
+      <w:r>
+        <w:rPr>
+          <w:rFonts w:ascii="Consolas" w:hAnsi="Consolas" w:cstheme="minorHAnsi"/>
+          <w:sz w:val="22"/>
+          <w:szCs w:val="22"/>
+        </w:rPr>
+        <w:t>/ ?</w:t>
+      </w:r>
+      <w:proofErr w:type="gramEnd"/>
     </w:p>
     <w:p>
       <w:pPr>
@@ -2632,6 +2738,7 @@
           <w:lang w:val="en-GB" w:eastAsia="es-ES"/>
         </w:rPr>
       </w:pPr>
+      <w:proofErr w:type="gramStart"/>
       <w:r>
         <w:rPr>
           <w:rFonts w:ascii="Consolas" w:eastAsia="Times New Roman" w:hAnsi="Consolas" w:cs="Courier New"/>
@@ -2642,7 +2749,20 @@
           <w:shd w:val="clear" w:color="auto" w:fill="F7F4F3"/>
           <w:lang w:val="en-GB" w:eastAsia="es-ES"/>
         </w:rPr>
-        <w:t>"  -9  "</w:t>
+        <w:t>"  -</w:t>
+      </w:r>
+      <w:proofErr w:type="gramEnd"/>
+      <w:r>
+        <w:rPr>
+          <w:rFonts w:ascii="Consolas" w:eastAsia="Times New Roman" w:hAnsi="Consolas" w:cs="Courier New"/>
+          <w:color w:val="669900"/>
+          <w:kern w:val="0"/>
+          <w:sz w:val="23"/>
+          <w:szCs w:val="23"/>
+          <w:shd w:val="clear" w:color="auto" w:fill="F7F4F3"/>
+          <w:lang w:val="en-GB" w:eastAsia="es-ES"/>
+        </w:rPr>
+        <w:t>9  "</w:t>
       </w:r>
       <w:r>
         <w:rPr>
@@ -2708,6 +2828,7 @@
           <w:lang w:val="en-GB" w:eastAsia="es-ES"/>
         </w:rPr>
       </w:pPr>
+      <w:proofErr w:type="gramStart"/>
       <w:r>
         <w:rPr>
           <w:rFonts w:ascii="Consolas" w:eastAsia="Times New Roman" w:hAnsi="Consolas" w:cs="Courier New"/>
@@ -2718,7 +2839,20 @@
           <w:shd w:val="clear" w:color="auto" w:fill="F7F4F3"/>
           <w:lang w:val="en-GB" w:eastAsia="es-ES"/>
         </w:rPr>
-        <w:t>"  -9  "</w:t>
+        <w:t>"  -</w:t>
+      </w:r>
+      <w:proofErr w:type="gramEnd"/>
+      <w:r>
+        <w:rPr>
+          <w:rFonts w:ascii="Consolas" w:eastAsia="Times New Roman" w:hAnsi="Consolas" w:cs="Courier New"/>
+          <w:color w:val="669900"/>
+          <w:kern w:val="0"/>
+          <w:sz w:val="23"/>
+          <w:szCs w:val="23"/>
+          <w:shd w:val="clear" w:color="auto" w:fill="F7F4F3"/>
+          <w:lang w:val="en-GB" w:eastAsia="es-ES"/>
+        </w:rPr>
+        <w:t>9  "</w:t>
       </w:r>
       <w:r>
         <w:rPr>
@@ -3142,16 +3276,30 @@
       </w:pPr>
       <w:r>
         <w:tab/>
-        <w:t xml:space="preserve">NaN  </w:t>
       </w:r>
       <w:proofErr w:type="spellStart"/>
+      <w:proofErr w:type="gramStart"/>
+      <w:r>
+        <w:t>NaN</w:t>
+      </w:r>
+      <w:proofErr w:type="spellEnd"/>
+      <w:r>
+        <w:t xml:space="preserve">  </w:t>
+      </w:r>
+      <w:proofErr w:type="spellStart"/>
       <w:r>
         <w:t>undefined</w:t>
       </w:r>
       <w:proofErr w:type="spellEnd"/>
-      <w:r>
-        <w:t xml:space="preserve"> es NaN</w:t>
-      </w:r>
+      <w:proofErr w:type="gramEnd"/>
+      <w:r>
+        <w:t xml:space="preserve"> es </w:t>
+      </w:r>
+      <w:proofErr w:type="spellStart"/>
+      <w:r>
+        <w:t>NaN</w:t>
+      </w:r>
+      <w:proofErr w:type="spellEnd"/>
     </w:p>
     <w:p>
       <w:pPr>
@@ -3498,6 +3646,7 @@
         <w:t xml:space="preserve"> </w:t>
       </w:r>
       <w:proofErr w:type="spellStart"/>
+      <w:proofErr w:type="gramStart"/>
       <w:r>
         <w:rPr>
           <w:rFonts w:ascii="Consolas" w:eastAsia="Times New Roman" w:hAnsi="Consolas" w:cs="Courier New"/>
@@ -3523,6 +3672,7 @@
         </w:rPr>
         <w:t>(</w:t>
       </w:r>
+      <w:proofErr w:type="gramEnd"/>
       <w:r>
         <w:rPr>
           <w:rFonts w:ascii="Consolas" w:eastAsia="Times New Roman" w:hAnsi="Consolas" w:cs="Courier New"/>
@@ -3649,6 +3799,7 @@
         <w:t xml:space="preserve"> </w:t>
       </w:r>
       <w:proofErr w:type="spellStart"/>
+      <w:proofErr w:type="gramStart"/>
       <w:r>
         <w:rPr>
           <w:rFonts w:ascii="Consolas" w:eastAsia="Times New Roman" w:hAnsi="Consolas" w:cs="Courier New"/>
@@ -3674,6 +3825,7 @@
         </w:rPr>
         <w:t>(</w:t>
       </w:r>
+      <w:proofErr w:type="gramEnd"/>
       <w:r>
         <w:rPr>
           <w:rFonts w:ascii="Consolas" w:eastAsia="Times New Roman" w:hAnsi="Consolas" w:cs="Courier New"/>
@@ -3752,6 +3904,7 @@
         </w:rPr>
       </w:pPr>
       <w:proofErr w:type="spellStart"/>
+      <w:proofErr w:type="gramStart"/>
       <w:r>
         <w:rPr>
           <w:rFonts w:ascii="Consolas" w:eastAsia="Times New Roman" w:hAnsi="Consolas" w:cs="Courier New"/>
@@ -3777,6 +3930,7 @@
         </w:rPr>
         <w:t>(</w:t>
       </w:r>
+      <w:proofErr w:type="gramEnd"/>
       <w:r>
         <w:rPr>
           <w:rFonts w:ascii="Consolas" w:eastAsia="Times New Roman" w:hAnsi="Consolas" w:cs="Times New Roman"/>
@@ -3946,6 +4100,7 @@
         <w:t xml:space="preserve"> con </w:t>
       </w:r>
       <w:proofErr w:type="spellStart"/>
+      <w:proofErr w:type="gramStart"/>
       <w:r>
         <w:rPr>
           <w:rFonts w:ascii="Segoe UI" w:eastAsia="Times New Roman" w:hAnsi="Segoe UI" w:cs="Segoe UI"/>
@@ -3965,7 +4120,18 @@
           <w:szCs w:val="21"/>
           <w:lang w:eastAsia="es-ES"/>
         </w:rPr>
-        <w:t>()</w:t>
+        <w:t>(</w:t>
+      </w:r>
+      <w:proofErr w:type="gramEnd"/>
+      <w:r>
+        <w:rPr>
+          <w:rFonts w:ascii="Segoe UI" w:eastAsia="Times New Roman" w:hAnsi="Segoe UI" w:cs="Segoe UI"/>
+          <w:kern w:val="0"/>
+          <w:sz w:val="21"/>
+          <w:szCs w:val="21"/>
+          <w:lang w:eastAsia="es-ES"/>
+        </w:rPr>
+        <w:t>)</w:t>
       </w:r>
     </w:p>
     <w:p>
@@ -4063,6 +4229,7 @@
           <w:lang w:val="en-GB"/>
         </w:rPr>
       </w:pPr>
+      <w:proofErr w:type="gramStart"/>
       <w:r>
         <w:rPr>
           <w:rStyle w:val="CdigoHTML"/>
@@ -4110,6 +4277,7 @@
         </w:rPr>
         <w:t>null</w:t>
       </w:r>
+      <w:proofErr w:type="gramEnd"/>
       <w:r>
         <w:rPr>
           <w:rFonts w:ascii="Consolas" w:hAnsi="Consolas"/>
@@ -4242,6 +4410,7 @@
           <w:lang w:val="en-GB"/>
         </w:rPr>
       </w:pPr>
+      <w:proofErr w:type="gramStart"/>
       <w:r>
         <w:rPr>
           <w:rStyle w:val="CdigoHTML"/>
@@ -4289,6 +4458,7 @@
         </w:rPr>
         <w:t>alert</w:t>
       </w:r>
+      <w:proofErr w:type="gramEnd"/>
       <w:r>
         <w:rPr>
           <w:rStyle w:val="CdigoHTML"/>
@@ -4493,6 +4663,7 @@
           <w:lang w:val="en-GB"/>
         </w:rPr>
       </w:pPr>
+      <w:proofErr w:type="gramStart"/>
       <w:r>
         <w:rPr>
           <w:rStyle w:val="CdigoHTML"/>
@@ -4540,6 +4711,7 @@
         </w:rPr>
         <w:t>1</w:t>
       </w:r>
+      <w:proofErr w:type="gramEnd"/>
       <w:r>
         <w:rPr>
           <w:rFonts w:ascii="Consolas" w:hAnsi="Consolas"/>
@@ -4672,6 +4844,7 @@
           <w:lang w:val="en-GB"/>
         </w:rPr>
       </w:pPr>
+      <w:proofErr w:type="gramStart"/>
       <w:r>
         <w:rPr>
           <w:rStyle w:val="CdigoHTML"/>
@@ -4719,6 +4892,7 @@
         </w:rPr>
         <w:t>alert</w:t>
       </w:r>
+      <w:proofErr w:type="gramEnd"/>
       <w:r>
         <w:rPr>
           <w:rStyle w:val="CdigoHTML"/>
@@ -4874,6 +5048,7 @@
         </w:rPr>
       </w:pPr>
       <w:proofErr w:type="spellStart"/>
+      <w:proofErr w:type="gramStart"/>
       <w:r>
         <w:rPr>
           <w:rStyle w:val="CdigoHTML"/>
@@ -4920,6 +5095,7 @@
         <w:t>null</w:t>
       </w:r>
       <w:proofErr w:type="spellEnd"/>
+      <w:proofErr w:type="gramEnd"/>
       <w:r>
         <w:rPr>
           <w:rFonts w:ascii="Consolas" w:hAnsi="Consolas"/>
@@ -5415,6 +5591,7 @@
         <w:t xml:space="preserve"> </w:t>
       </w:r>
       <w:proofErr w:type="spellStart"/>
+      <w:proofErr w:type="gramStart"/>
       <w:r>
         <w:rPr>
           <w:rFonts w:ascii="Consolas" w:eastAsia="Times New Roman" w:hAnsi="Consolas" w:cs="Courier New"/>
@@ -5462,7 +5639,20 @@
           <w:shd w:val="clear" w:color="auto" w:fill="F7F4F3"/>
           <w:lang w:eastAsia="es-ES"/>
         </w:rPr>
-        <w:t>"primero"</w:t>
+        <w:t>"</w:t>
+      </w:r>
+      <w:proofErr w:type="gramEnd"/>
+      <w:r>
+        <w:rPr>
+          <w:rFonts w:ascii="Consolas" w:eastAsia="Times New Roman" w:hAnsi="Consolas" w:cs="Courier New"/>
+          <w:color w:val="669900"/>
+          <w:kern w:val="0"/>
+          <w:sz w:val="23"/>
+          <w:szCs w:val="23"/>
+          <w:shd w:val="clear" w:color="auto" w:fill="F7F4F3"/>
+          <w:lang w:eastAsia="es-ES"/>
+        </w:rPr>
+        <w:t>primero"</w:t>
       </w:r>
       <w:r>
         <w:rPr>
@@ -5638,6 +5828,7 @@
         <w:t xml:space="preserve"> </w:t>
       </w:r>
       <w:proofErr w:type="spellStart"/>
+      <w:proofErr w:type="gramStart"/>
       <w:r>
         <w:rPr>
           <w:rFonts w:ascii="Consolas" w:eastAsia="Times New Roman" w:hAnsi="Consolas" w:cs="Courier New"/>
@@ -5685,7 +5876,20 @@
           <w:shd w:val="clear" w:color="auto" w:fill="F7F4F3"/>
           <w:lang w:eastAsia="es-ES"/>
         </w:rPr>
-        <w:t>"segundo"</w:t>
+        <w:t>"</w:t>
+      </w:r>
+      <w:proofErr w:type="gramEnd"/>
+      <w:r>
+        <w:rPr>
+          <w:rFonts w:ascii="Consolas" w:eastAsia="Times New Roman" w:hAnsi="Consolas" w:cs="Courier New"/>
+          <w:color w:val="669900"/>
+          <w:kern w:val="0"/>
+          <w:sz w:val="23"/>
+          <w:szCs w:val="23"/>
+          <w:shd w:val="clear" w:color="auto" w:fill="F7F4F3"/>
+          <w:lang w:eastAsia="es-ES"/>
+        </w:rPr>
+        <w:t>segundo"</w:t>
       </w:r>
       <w:r>
         <w:rPr>
@@ -5881,6 +6085,7 @@
         <w:t xml:space="preserve"> </w:t>
       </w:r>
       <w:proofErr w:type="spellStart"/>
+      <w:proofErr w:type="gramStart"/>
       <w:r>
         <w:rPr>
           <w:rFonts w:ascii="Consolas" w:hAnsi="Consolas" w:cs="Courier New"/>
@@ -5920,7 +6125,18 @@
           <w:szCs w:val="23"/>
           <w:shd w:val="clear" w:color="auto" w:fill="F7F4F3"/>
         </w:rPr>
-        <w:t>"tercero"</w:t>
+        <w:t>"</w:t>
+      </w:r>
+      <w:proofErr w:type="gramEnd"/>
+      <w:r>
+        <w:rPr>
+          <w:rFonts w:ascii="Consolas" w:hAnsi="Consolas" w:cs="Courier New"/>
+          <w:color w:val="669900"/>
+          <w:sz w:val="23"/>
+          <w:szCs w:val="23"/>
+          <w:shd w:val="clear" w:color="auto" w:fill="F7F4F3"/>
+        </w:rPr>
+        <w:t>tercero"</w:t>
       </w:r>
       <w:r>
         <w:rPr>
@@ -6101,6 +6317,32 @@
     <w:p>
       <w:pPr>
         <w:pStyle w:val="NormalWeb"/>
+        <w:shd w:val="clear" w:color="auto" w:fill="FFFFFF"/>
+        <w:spacing w:before="120" w:after="240" w:afterAutospacing="0"/>
+        <w:jc w:val="both"/>
+        <w:rPr>
+          <w:rFonts w:asciiTheme="minorHAnsi" w:hAnsiTheme="minorHAnsi" w:cstheme="minorHAnsi"/>
+          <w:sz w:val="22"/>
+          <w:szCs w:val="22"/>
+        </w:rPr>
+      </w:pPr>
+    </w:p>
+    <w:p>
+      <w:pPr>
+        <w:pStyle w:val="NormalWeb"/>
+        <w:shd w:val="clear" w:color="auto" w:fill="FFFFFF"/>
+        <w:spacing w:before="120" w:after="240" w:afterAutospacing="0"/>
+        <w:jc w:val="both"/>
+        <w:rPr>
+          <w:rFonts w:asciiTheme="minorHAnsi" w:hAnsiTheme="minorHAnsi" w:cstheme="minorHAnsi"/>
+          <w:sz w:val="22"/>
+          <w:szCs w:val="22"/>
+        </w:rPr>
+      </w:pPr>
+    </w:p>
+    <w:p>
+      <w:pPr>
+        <w:pStyle w:val="NormalWeb"/>
         <w:numPr>
           <w:ilvl w:val="0"/>
           <w:numId w:val="12"/>
@@ -6208,7 +6450,6 @@
           <w:sz w:val="22"/>
           <w:szCs w:val="22"/>
         </w:rPr>
-        <w:lastRenderedPageBreak/>
         <w:t xml:space="preserve">Si el visitante ingresa "Admin", entonces debe pedir una contraseña (con un nuevo </w:t>
       </w:r>
       <w:proofErr w:type="spellStart"/>
@@ -6896,6 +7137,7 @@
         </w:rPr>
         <w:t xml:space="preserve">Mayor </w:t>
       </w:r>
+      <w:proofErr w:type="gramStart"/>
       <w:r>
         <w:rPr>
           <w:rFonts w:cstheme="minorHAnsi"/>
@@ -6906,7 +7148,14 @@
         <w:rPr>
           <w:rFonts w:cstheme="minorHAnsi"/>
         </w:rPr>
-        <w:t xml:space="preserve"> 12 y menor o igual que 25</w:t>
+        <w:t xml:space="preserve"> 12</w:t>
+      </w:r>
+      <w:proofErr w:type="gramEnd"/>
+      <w:r>
+        <w:rPr>
+          <w:rFonts w:cstheme="minorHAnsi"/>
+        </w:rPr>
+        <w:t xml:space="preserve"> y menor o igual que 25</w:t>
       </w:r>
       <w:r>
         <w:rPr>
@@ -7377,6 +7626,7 @@
         <w:t xml:space="preserve">una función </w:t>
       </w:r>
       <w:proofErr w:type="spellStart"/>
+      <w:proofErr w:type="gramStart"/>
       <w:r>
         <w:rPr>
           <w:rFonts w:asciiTheme="minorHAnsi" w:hAnsiTheme="minorHAnsi" w:cstheme="minorHAnsi"/>
@@ -7394,7 +7644,16 @@
           <w:sz w:val="22"/>
           <w:szCs w:val="22"/>
         </w:rPr>
-        <w:t>().</w:t>
+        <w:t>(</w:t>
+      </w:r>
+      <w:proofErr w:type="gramEnd"/>
+      <w:r>
+        <w:rPr>
+          <w:rFonts w:asciiTheme="minorHAnsi" w:hAnsiTheme="minorHAnsi" w:cstheme="minorHAnsi"/>
+          <w:sz w:val="22"/>
+          <w:szCs w:val="22"/>
+        </w:rPr>
+        <w:t>).</w:t>
       </w:r>
       <w:r>
         <w:rPr>
@@ -7742,6 +8001,7 @@
           <w:rFonts w:cstheme="minorHAnsi"/>
           <w:lang w:val="es"/>
         </w:rPr>
+        <w:lastRenderedPageBreak/>
         <w:t xml:space="preserve">6 es múltiplo de 2 </w:t>
       </w:r>
       <w:r>
@@ -7840,7 +8100,6 @@
           <w:rFonts w:cstheme="minorHAnsi"/>
           <w:lang w:val="es"/>
         </w:rPr>
-        <w:lastRenderedPageBreak/>
         <w:t>10 es múltiplo de 2</w:t>
       </w:r>
     </w:p>
@@ -7905,7 +8164,29 @@
           <w:sz w:val="22"/>
           <w:szCs w:val="22"/>
         </w:rPr>
-        <w:t>horas30Minutos()</w:t>
+        <w:t>horas30</w:t>
+      </w:r>
+      <w:proofErr w:type="gramStart"/>
+      <w:r>
+        <w:rPr>
+          <w:rFonts w:asciiTheme="minorHAnsi" w:hAnsiTheme="minorHAnsi" w:cstheme="minorHAnsi"/>
+          <w:b/>
+          <w:bCs/>
+          <w:sz w:val="22"/>
+          <w:szCs w:val="22"/>
+        </w:rPr>
+        <w:t>Minutos(</w:t>
+      </w:r>
+      <w:proofErr w:type="gramEnd"/>
+      <w:r>
+        <w:rPr>
+          <w:rFonts w:asciiTheme="minorHAnsi" w:hAnsiTheme="minorHAnsi" w:cstheme="minorHAnsi"/>
+          <w:b/>
+          <w:bCs/>
+          <w:sz w:val="22"/>
+          <w:szCs w:val="22"/>
+        </w:rPr>
+        <w:t>)</w:t>
       </w:r>
       <w:r>
         <w:rPr>
@@ -7997,7 +8278,29 @@
           <w:sz w:val="22"/>
           <w:szCs w:val="22"/>
         </w:rPr>
-        <w:t>horas5Minutos().</w:t>
+        <w:t>horas5</w:t>
+      </w:r>
+      <w:proofErr w:type="gramStart"/>
+      <w:r>
+        <w:rPr>
+          <w:rFonts w:asciiTheme="minorHAnsi" w:hAnsiTheme="minorHAnsi" w:cstheme="minorHAnsi"/>
+          <w:b/>
+          <w:bCs/>
+          <w:sz w:val="22"/>
+          <w:szCs w:val="22"/>
+        </w:rPr>
+        <w:t>Minutos(</w:t>
+      </w:r>
+      <w:proofErr w:type="gramEnd"/>
+      <w:r>
+        <w:rPr>
+          <w:rFonts w:asciiTheme="minorHAnsi" w:hAnsiTheme="minorHAnsi" w:cstheme="minorHAnsi"/>
+          <w:b/>
+          <w:bCs/>
+          <w:sz w:val="22"/>
+          <w:szCs w:val="22"/>
+        </w:rPr>
+        <w:t>).</w:t>
       </w:r>
       <w:r>
         <w:rPr>
@@ -8748,6 +9051,7 @@
           <w:noProof/>
           <w:lang w:eastAsia="es-ES"/>
         </w:rPr>
+        <w:lastRenderedPageBreak/>
         <w:drawing>
           <wp:inline distT="0" distB="0" distL="0" distR="0" wp14:anchorId="3EB8B150" wp14:editId="4E77258D">
             <wp:extent cx="1405890" cy="784860"/>
@@ -8801,7 +9105,6 @@
         <w:jc w:val="both"/>
       </w:pPr>
       <w:r>
-        <w:lastRenderedPageBreak/>
         <w:t xml:space="preserve">Si el usuario introduce un valor incorrecto (sólo se admiten valores enteros </w:t>
       </w:r>
       <w:r>
@@ -9455,7 +9758,7 @@
 </file>
 
 <file path=word/endnotes.xml><?xml version="1.0" encoding="utf-8"?>
-<w:endnotes xmlns:wpc="http://schemas.microsoft.com/office/word/2010/wordprocessingCanvas" xmlns:cx="http://schemas.microsoft.com/office/drawing/2014/chartex" xmlns:cx1="http://schemas.microsoft.com/office/drawing/2015/9/8/chartex" xmlns:cx2="http://schemas.microsoft.com/office/drawing/2015/10/21/chartex" xmlns:cx3="http://schemas.microsoft.com/office/drawing/2016/5/9/chartex" xmlns:cx4="http://schemas.microsoft.com/office/drawing/2016/5/10/chartex" xmlns:cx5="http://schemas.microsoft.com/office/drawing/2016/5/11/chartex" xmlns:cx6="http://schemas.microsoft.com/office/drawing/2016/5/12/chartex" xmlns:cx7="http://schemas.microsoft.com/office/drawing/2016/5/13/chartex" xmlns:cx8="http://schemas.microsoft.com/office/drawing/2016/5/14/chartex" xmlns:mc="http://schemas.openxmlformats.org/markup-compatibility/2006" xmlns:aink="http://schemas.microsoft.com/office/drawing/2016/ink" xmlns:am3d="http://schemas.microsoft.com/office/drawing/2017/model3d" xmlns:o="urn:schemas-microsoft-com:office:office" xmlns:oel="http://schemas.microsoft.com/office/2019/extlst" xmlns:r="http://schemas.openxmlformats.org/officeDocument/2006/relationships" xmlns:m="http://schemas.openxmlformats.org/officeDocument/2006/math" xmlns:v="urn:schemas-microsoft-com:vml" xmlns:wp14="http://schemas.microsoft.com/office/word/2010/wordprocessingDrawing" xmlns:wp="http://schemas.openxmlformats.org/drawingml/2006/wordprocessingDrawing" xmlns:w10="urn:schemas-microsoft-com:office:word" xmlns:w="http://schemas.openxmlformats.org/wordprocessingml/2006/main" xmlns:w14="http://schemas.microsoft.com/office/word/2010/wordml" xmlns:w15="http://schemas.microsoft.com/office/word/2012/wordml" xmlns:w16cex="http://schemas.microsoft.com/office/word/2018/wordml/cex" xmlns:w16cid="http://schemas.microsoft.com/office/word/2016/wordml/cid" xmlns:w16="http://schemas.microsoft.com/office/word/2018/wordml" xmlns:w16du="http://schemas.microsoft.com/office/word/2023/wordml/word16du" xmlns:w16sdtdh="http://schemas.microsoft.com/office/word/2020/wordml/sdtdatahash" xmlns:w16sdtfl="http://schemas.microsoft.com/office/word/2024/wordml/sdtformatlock" xmlns:w16se="http://schemas.microsoft.com/office/word/2015/wordml/symex" xmlns:wpg="http://schemas.microsoft.com/office/word/2010/wordprocessingGroup" xmlns:wpi="http://schemas.microsoft.com/office/word/2010/wordprocessingInk" xmlns:wne="http://schemas.microsoft.com/office/word/2006/wordml" xmlns:wps="http://schemas.microsoft.com/office/word/2010/wordprocessingShape" mc:Ignorable="w14 w15 w16se w16cid w16 w16cex w16sdtdh w16sdtfl w16du wp14">
+<w:endnotes xmlns:wpc="http://schemas.microsoft.com/office/word/2010/wordprocessingCanvas" xmlns:cx="http://schemas.microsoft.com/office/drawing/2014/chartex" xmlns:cx1="http://schemas.microsoft.com/office/drawing/2015/9/8/chartex" xmlns:cx2="http://schemas.microsoft.com/office/drawing/2015/10/21/chartex" xmlns:cx3="http://schemas.microsoft.com/office/drawing/2016/5/9/chartex" xmlns:cx4="http://schemas.microsoft.com/office/drawing/2016/5/10/chartex" xmlns:cx5="http://schemas.microsoft.com/office/drawing/2016/5/11/chartex" xmlns:cx6="http://schemas.microsoft.com/office/drawing/2016/5/12/chartex" xmlns:cx7="http://schemas.microsoft.com/office/drawing/2016/5/13/chartex" xmlns:cx8="http://schemas.microsoft.com/office/drawing/2016/5/14/chartex" xmlns:mc="http://schemas.openxmlformats.org/markup-compatibility/2006" xmlns:aink="http://schemas.microsoft.com/office/drawing/2016/ink" xmlns:am3d="http://schemas.microsoft.com/office/drawing/2017/model3d" xmlns:o="urn:schemas-microsoft-com:office:office" xmlns:r="http://schemas.openxmlformats.org/officeDocument/2006/relationships" xmlns:m="http://schemas.openxmlformats.org/officeDocument/2006/math" xmlns:v="urn:schemas-microsoft-com:vml" xmlns:wp14="http://schemas.microsoft.com/office/word/2010/wordprocessingDrawing" xmlns:wp="http://schemas.openxmlformats.org/drawingml/2006/wordprocessingDrawing" xmlns:w10="urn:schemas-microsoft-com:office:word" xmlns:w="http://schemas.openxmlformats.org/wordprocessingml/2006/main" xmlns:w14="http://schemas.microsoft.com/office/word/2010/wordml" xmlns:w15="http://schemas.microsoft.com/office/word/2012/wordml" xmlns:w16cex="http://schemas.microsoft.com/office/word/2018/wordml/cex" xmlns:w16cid="http://schemas.microsoft.com/office/word/2016/wordml/cid" xmlns:w16="http://schemas.microsoft.com/office/word/2018/wordml" xmlns:w16sdtdh="http://schemas.microsoft.com/office/word/2020/wordml/sdtdatahash" xmlns:w16se="http://schemas.microsoft.com/office/word/2015/wordml/symex" xmlns:wpg="http://schemas.microsoft.com/office/word/2010/wordprocessingGroup" xmlns:wpi="http://schemas.microsoft.com/office/word/2010/wordprocessingInk" xmlns:wne="http://schemas.microsoft.com/office/word/2006/wordml" xmlns:wps="http://schemas.microsoft.com/office/word/2010/wordprocessingShape" mc:Ignorable="w14 w15 w16se w16cid w16 w16cex w16sdtdh wp14">
   <w:endnote w:type="separator" w:id="-1">
     <w:p>
       <w:pPr>
@@ -9480,7 +9783,7 @@
 </file>
 
 <file path=word/footer1.xml><?xml version="1.0" encoding="utf-8"?>
-<w:ftr xmlns:wpc="http://schemas.microsoft.com/office/word/2010/wordprocessingCanvas" xmlns:cx="http://schemas.microsoft.com/office/drawing/2014/chartex" xmlns:cx1="http://schemas.microsoft.com/office/drawing/2015/9/8/chartex" xmlns:cx2="http://schemas.microsoft.com/office/drawing/2015/10/21/chartex" xmlns:cx3="http://schemas.microsoft.com/office/drawing/2016/5/9/chartex" xmlns:cx4="http://schemas.microsoft.com/office/drawing/2016/5/10/chartex" xmlns:cx5="http://schemas.microsoft.com/office/drawing/2016/5/11/chartex" xmlns:cx6="http://schemas.microsoft.com/office/drawing/2016/5/12/chartex" xmlns:cx7="http://schemas.microsoft.com/office/drawing/2016/5/13/chartex" xmlns:cx8="http://schemas.microsoft.com/office/drawing/2016/5/14/chartex" xmlns:mc="http://schemas.openxmlformats.org/markup-compatibility/2006" xmlns:aink="http://schemas.microsoft.com/office/drawing/2016/ink" xmlns:am3d="http://schemas.microsoft.com/office/drawing/2017/model3d" xmlns:o="urn:schemas-microsoft-com:office:office" xmlns:oel="http://schemas.microsoft.com/office/2019/extlst" xmlns:r="http://schemas.openxmlformats.org/officeDocument/2006/relationships" xmlns:m="http://schemas.openxmlformats.org/officeDocument/2006/math" xmlns:v="urn:schemas-microsoft-com:vml" xmlns:wp14="http://schemas.microsoft.com/office/word/2010/wordprocessingDrawing" xmlns:wp="http://schemas.openxmlformats.org/drawingml/2006/wordprocessingDrawing" xmlns:w10="urn:schemas-microsoft-com:office:word" xmlns:w="http://schemas.openxmlformats.org/wordprocessingml/2006/main" xmlns:w14="http://schemas.microsoft.com/office/word/2010/wordml" xmlns:w15="http://schemas.microsoft.com/office/word/2012/wordml" xmlns:w16cex="http://schemas.microsoft.com/office/word/2018/wordml/cex" xmlns:w16cid="http://schemas.microsoft.com/office/word/2016/wordml/cid" xmlns:w16="http://schemas.microsoft.com/office/word/2018/wordml" xmlns:w16du="http://schemas.microsoft.com/office/word/2023/wordml/word16du" xmlns:w16sdtdh="http://schemas.microsoft.com/office/word/2020/wordml/sdtdatahash" xmlns:w16sdtfl="http://schemas.microsoft.com/office/word/2024/wordml/sdtformatlock" xmlns:w16se="http://schemas.microsoft.com/office/word/2015/wordml/symex" xmlns:wpg="http://schemas.microsoft.com/office/word/2010/wordprocessingGroup" xmlns:wpi="http://schemas.microsoft.com/office/word/2010/wordprocessingInk" xmlns:wne="http://schemas.microsoft.com/office/word/2006/wordml" xmlns:wps="http://schemas.microsoft.com/office/word/2010/wordprocessingShape" mc:Ignorable="w14 w15 w16se w16cid w16 w16cex w16sdtdh w16sdtfl w16du wp14">
+<w:ftr xmlns:wpc="http://schemas.microsoft.com/office/word/2010/wordprocessingCanvas" xmlns:cx="http://schemas.microsoft.com/office/drawing/2014/chartex" xmlns:cx1="http://schemas.microsoft.com/office/drawing/2015/9/8/chartex" xmlns:cx2="http://schemas.microsoft.com/office/drawing/2015/10/21/chartex" xmlns:cx3="http://schemas.microsoft.com/office/drawing/2016/5/9/chartex" xmlns:cx4="http://schemas.microsoft.com/office/drawing/2016/5/10/chartex" xmlns:cx5="http://schemas.microsoft.com/office/drawing/2016/5/11/chartex" xmlns:cx6="http://schemas.microsoft.com/office/drawing/2016/5/12/chartex" xmlns:cx7="http://schemas.microsoft.com/office/drawing/2016/5/13/chartex" xmlns:cx8="http://schemas.microsoft.com/office/drawing/2016/5/14/chartex" xmlns:mc="http://schemas.openxmlformats.org/markup-compatibility/2006" xmlns:aink="http://schemas.microsoft.com/office/drawing/2016/ink" xmlns:am3d="http://schemas.microsoft.com/office/drawing/2017/model3d" xmlns:o="urn:schemas-microsoft-com:office:office" xmlns:r="http://schemas.openxmlformats.org/officeDocument/2006/relationships" xmlns:m="http://schemas.openxmlformats.org/officeDocument/2006/math" xmlns:v="urn:schemas-microsoft-com:vml" xmlns:wp14="http://schemas.microsoft.com/office/word/2010/wordprocessingDrawing" xmlns:wp="http://schemas.openxmlformats.org/drawingml/2006/wordprocessingDrawing" xmlns:w10="urn:schemas-microsoft-com:office:word" xmlns:w="http://schemas.openxmlformats.org/wordprocessingml/2006/main" xmlns:w14="http://schemas.microsoft.com/office/word/2010/wordml" xmlns:w15="http://schemas.microsoft.com/office/word/2012/wordml" xmlns:w16cex="http://schemas.microsoft.com/office/word/2018/wordml/cex" xmlns:w16cid="http://schemas.microsoft.com/office/word/2016/wordml/cid" xmlns:w16="http://schemas.microsoft.com/office/word/2018/wordml" xmlns:w16sdtdh="http://schemas.microsoft.com/office/word/2020/wordml/sdtdatahash" xmlns:w16se="http://schemas.microsoft.com/office/word/2015/wordml/symex" xmlns:wpg="http://schemas.microsoft.com/office/word/2010/wordprocessingGroup" xmlns:wpi="http://schemas.microsoft.com/office/word/2010/wordprocessingInk" xmlns:wne="http://schemas.microsoft.com/office/word/2006/wordml" xmlns:wps="http://schemas.microsoft.com/office/word/2010/wordprocessingShape" mc:Ignorable="w14 w15 w16se w16cid w16 w16cex w16sdtdh wp14">
   <w:p>
     <w:pPr>
       <w:pStyle w:val="Piedepgina"/>
@@ -9490,7 +9793,7 @@
 </file>
 
 <file path=word/footer2.xml><?xml version="1.0" encoding="utf-8"?>
-<w:ftr xmlns:wpc="http://schemas.microsoft.com/office/word/2010/wordprocessingCanvas" xmlns:cx="http://schemas.microsoft.com/office/drawing/2014/chartex" xmlns:cx1="http://schemas.microsoft.com/office/drawing/2015/9/8/chartex" xmlns:cx2="http://schemas.microsoft.com/office/drawing/2015/10/21/chartex" xmlns:cx3="http://schemas.microsoft.com/office/drawing/2016/5/9/chartex" xmlns:cx4="http://schemas.microsoft.com/office/drawing/2016/5/10/chartex" xmlns:cx5="http://schemas.microsoft.com/office/drawing/2016/5/11/chartex" xmlns:cx6="http://schemas.microsoft.com/office/drawing/2016/5/12/chartex" xmlns:cx7="http://schemas.microsoft.com/office/drawing/2016/5/13/chartex" xmlns:cx8="http://schemas.microsoft.com/office/drawing/2016/5/14/chartex" xmlns:mc="http://schemas.openxmlformats.org/markup-compatibility/2006" xmlns:aink="http://schemas.microsoft.com/office/drawing/2016/ink" xmlns:am3d="http://schemas.microsoft.com/office/drawing/2017/model3d" xmlns:o="urn:schemas-microsoft-com:office:office" xmlns:oel="http://schemas.microsoft.com/office/2019/extlst" xmlns:r="http://schemas.openxmlformats.org/officeDocument/2006/relationships" xmlns:m="http://schemas.openxmlformats.org/officeDocument/2006/math" xmlns:v="urn:schemas-microsoft-com:vml" xmlns:wp14="http://schemas.microsoft.com/office/word/2010/wordprocessingDrawing" xmlns:wp="http://schemas.openxmlformats.org/drawingml/2006/wordprocessingDrawing" xmlns:w10="urn:schemas-microsoft-com:office:word" xmlns:w="http://schemas.openxmlformats.org/wordprocessingml/2006/main" xmlns:w14="http://schemas.microsoft.com/office/word/2010/wordml" xmlns:w15="http://schemas.microsoft.com/office/word/2012/wordml" xmlns:w16cex="http://schemas.microsoft.com/office/word/2018/wordml/cex" xmlns:w16cid="http://schemas.microsoft.com/office/word/2016/wordml/cid" xmlns:w16="http://schemas.microsoft.com/office/word/2018/wordml" xmlns:w16du="http://schemas.microsoft.com/office/word/2023/wordml/word16du" xmlns:w16sdtdh="http://schemas.microsoft.com/office/word/2020/wordml/sdtdatahash" xmlns:w16sdtfl="http://schemas.microsoft.com/office/word/2024/wordml/sdtformatlock" xmlns:w16se="http://schemas.microsoft.com/office/word/2015/wordml/symex" xmlns:wpg="http://schemas.microsoft.com/office/word/2010/wordprocessingGroup" xmlns:wpi="http://schemas.microsoft.com/office/word/2010/wordprocessingInk" xmlns:wne="http://schemas.microsoft.com/office/word/2006/wordml" xmlns:wps="http://schemas.microsoft.com/office/word/2010/wordprocessingShape" mc:Ignorable="w14 w15 w16se w16cid w16 w16cex w16sdtdh w16sdtfl w16du wp14">
+<w:ftr xmlns:wpc="http://schemas.microsoft.com/office/word/2010/wordprocessingCanvas" xmlns:cx="http://schemas.microsoft.com/office/drawing/2014/chartex" xmlns:cx1="http://schemas.microsoft.com/office/drawing/2015/9/8/chartex" xmlns:cx2="http://schemas.microsoft.com/office/drawing/2015/10/21/chartex" xmlns:cx3="http://schemas.microsoft.com/office/drawing/2016/5/9/chartex" xmlns:cx4="http://schemas.microsoft.com/office/drawing/2016/5/10/chartex" xmlns:cx5="http://schemas.microsoft.com/office/drawing/2016/5/11/chartex" xmlns:cx6="http://schemas.microsoft.com/office/drawing/2016/5/12/chartex" xmlns:cx7="http://schemas.microsoft.com/office/drawing/2016/5/13/chartex" xmlns:cx8="http://schemas.microsoft.com/office/drawing/2016/5/14/chartex" xmlns:mc="http://schemas.openxmlformats.org/markup-compatibility/2006" xmlns:aink="http://schemas.microsoft.com/office/drawing/2016/ink" xmlns:am3d="http://schemas.microsoft.com/office/drawing/2017/model3d" xmlns:o="urn:schemas-microsoft-com:office:office" xmlns:r="http://schemas.openxmlformats.org/officeDocument/2006/relationships" xmlns:m="http://schemas.openxmlformats.org/officeDocument/2006/math" xmlns:v="urn:schemas-microsoft-com:vml" xmlns:wp14="http://schemas.microsoft.com/office/word/2010/wordprocessingDrawing" xmlns:wp="http://schemas.openxmlformats.org/drawingml/2006/wordprocessingDrawing" xmlns:w10="urn:schemas-microsoft-com:office:word" xmlns:w="http://schemas.openxmlformats.org/wordprocessingml/2006/main" xmlns:w14="http://schemas.microsoft.com/office/word/2010/wordml" xmlns:w15="http://schemas.microsoft.com/office/word/2012/wordml" xmlns:w16cex="http://schemas.microsoft.com/office/word/2018/wordml/cex" xmlns:w16cid="http://schemas.microsoft.com/office/word/2016/wordml/cid" xmlns:w16="http://schemas.microsoft.com/office/word/2018/wordml" xmlns:w16sdtdh="http://schemas.microsoft.com/office/word/2020/wordml/sdtdatahash" xmlns:w16se="http://schemas.microsoft.com/office/word/2015/wordml/symex" xmlns:wpg="http://schemas.microsoft.com/office/word/2010/wordprocessingGroup" xmlns:wpi="http://schemas.microsoft.com/office/word/2010/wordprocessingInk" xmlns:wne="http://schemas.microsoft.com/office/word/2006/wordml" xmlns:wps="http://schemas.microsoft.com/office/word/2010/wordprocessingShape" mc:Ignorable="w14 w15 w16se w16cid w16 w16cex w16sdtdh wp14">
   <w:sdt>
     <w:sdtPr>
       <w:id w:val="1253861163"/>
@@ -9499,6 +9802,7 @@
         <w:docPartUnique/>
       </w:docPartObj>
     </w:sdtPr>
+    <w:sdtEndPr/>
     <w:sdtContent>
       <w:sdt>
         <w:sdtPr>
@@ -9508,6 +9812,7 @@
             <w:docPartUnique/>
           </w:docPartObj>
         </w:sdtPr>
+        <w:sdtEndPr/>
         <w:sdtContent>
           <w:p>
             <w:pPr>
@@ -9661,7 +9966,7 @@
 </file>
 
 <file path=word/footer3.xml><?xml version="1.0" encoding="utf-8"?>
-<w:ftr xmlns:wpc="http://schemas.microsoft.com/office/word/2010/wordprocessingCanvas" xmlns:cx="http://schemas.microsoft.com/office/drawing/2014/chartex" xmlns:cx1="http://schemas.microsoft.com/office/drawing/2015/9/8/chartex" xmlns:cx2="http://schemas.microsoft.com/office/drawing/2015/10/21/chartex" xmlns:cx3="http://schemas.microsoft.com/office/drawing/2016/5/9/chartex" xmlns:cx4="http://schemas.microsoft.com/office/drawing/2016/5/10/chartex" xmlns:cx5="http://schemas.microsoft.com/office/drawing/2016/5/11/chartex" xmlns:cx6="http://schemas.microsoft.com/office/drawing/2016/5/12/chartex" xmlns:cx7="http://schemas.microsoft.com/office/drawing/2016/5/13/chartex" xmlns:cx8="http://schemas.microsoft.com/office/drawing/2016/5/14/chartex" xmlns:mc="http://schemas.openxmlformats.org/markup-compatibility/2006" xmlns:aink="http://schemas.microsoft.com/office/drawing/2016/ink" xmlns:am3d="http://schemas.microsoft.com/office/drawing/2017/model3d" xmlns:o="urn:schemas-microsoft-com:office:office" xmlns:oel="http://schemas.microsoft.com/office/2019/extlst" xmlns:r="http://schemas.openxmlformats.org/officeDocument/2006/relationships" xmlns:m="http://schemas.openxmlformats.org/officeDocument/2006/math" xmlns:v="urn:schemas-microsoft-com:vml" xmlns:wp14="http://schemas.microsoft.com/office/word/2010/wordprocessingDrawing" xmlns:wp="http://schemas.openxmlformats.org/drawingml/2006/wordprocessingDrawing" xmlns:w10="urn:schemas-microsoft-com:office:word" xmlns:w="http://schemas.openxmlformats.org/wordprocessingml/2006/main" xmlns:w14="http://schemas.microsoft.com/office/word/2010/wordml" xmlns:w15="http://schemas.microsoft.com/office/word/2012/wordml" xmlns:w16cex="http://schemas.microsoft.com/office/word/2018/wordml/cex" xmlns:w16cid="http://schemas.microsoft.com/office/word/2016/wordml/cid" xmlns:w16="http://schemas.microsoft.com/office/word/2018/wordml" xmlns:w16du="http://schemas.microsoft.com/office/word/2023/wordml/word16du" xmlns:w16sdtdh="http://schemas.microsoft.com/office/word/2020/wordml/sdtdatahash" xmlns:w16sdtfl="http://schemas.microsoft.com/office/word/2024/wordml/sdtformatlock" xmlns:w16se="http://schemas.microsoft.com/office/word/2015/wordml/symex" xmlns:wpg="http://schemas.microsoft.com/office/word/2010/wordprocessingGroup" xmlns:wpi="http://schemas.microsoft.com/office/word/2010/wordprocessingInk" xmlns:wne="http://schemas.microsoft.com/office/word/2006/wordml" xmlns:wps="http://schemas.microsoft.com/office/word/2010/wordprocessingShape" mc:Ignorable="w14 w15 w16se w16cid w16 w16cex w16sdtdh w16sdtfl w16du wp14">
+<w:ftr xmlns:wpc="http://schemas.microsoft.com/office/word/2010/wordprocessingCanvas" xmlns:cx="http://schemas.microsoft.com/office/drawing/2014/chartex" xmlns:cx1="http://schemas.microsoft.com/office/drawing/2015/9/8/chartex" xmlns:cx2="http://schemas.microsoft.com/office/drawing/2015/10/21/chartex" xmlns:cx3="http://schemas.microsoft.com/office/drawing/2016/5/9/chartex" xmlns:cx4="http://schemas.microsoft.com/office/drawing/2016/5/10/chartex" xmlns:cx5="http://schemas.microsoft.com/office/drawing/2016/5/11/chartex" xmlns:cx6="http://schemas.microsoft.com/office/drawing/2016/5/12/chartex" xmlns:cx7="http://schemas.microsoft.com/office/drawing/2016/5/13/chartex" xmlns:cx8="http://schemas.microsoft.com/office/drawing/2016/5/14/chartex" xmlns:mc="http://schemas.openxmlformats.org/markup-compatibility/2006" xmlns:aink="http://schemas.microsoft.com/office/drawing/2016/ink" xmlns:am3d="http://schemas.microsoft.com/office/drawing/2017/model3d" xmlns:o="urn:schemas-microsoft-com:office:office" xmlns:r="http://schemas.openxmlformats.org/officeDocument/2006/relationships" xmlns:m="http://schemas.openxmlformats.org/officeDocument/2006/math" xmlns:v="urn:schemas-microsoft-com:vml" xmlns:wp14="http://schemas.microsoft.com/office/word/2010/wordprocessingDrawing" xmlns:wp="http://schemas.openxmlformats.org/drawingml/2006/wordprocessingDrawing" xmlns:w10="urn:schemas-microsoft-com:office:word" xmlns:w="http://schemas.openxmlformats.org/wordprocessingml/2006/main" xmlns:w14="http://schemas.microsoft.com/office/word/2010/wordml" xmlns:w15="http://schemas.microsoft.com/office/word/2012/wordml" xmlns:w16cex="http://schemas.microsoft.com/office/word/2018/wordml/cex" xmlns:w16cid="http://schemas.microsoft.com/office/word/2016/wordml/cid" xmlns:w16="http://schemas.microsoft.com/office/word/2018/wordml" xmlns:w16sdtdh="http://schemas.microsoft.com/office/word/2020/wordml/sdtdatahash" xmlns:w16se="http://schemas.microsoft.com/office/word/2015/wordml/symex" xmlns:wpg="http://schemas.microsoft.com/office/word/2010/wordprocessingGroup" xmlns:wpi="http://schemas.microsoft.com/office/word/2010/wordprocessingInk" xmlns:wne="http://schemas.microsoft.com/office/word/2006/wordml" xmlns:wps="http://schemas.microsoft.com/office/word/2010/wordprocessingShape" mc:Ignorable="w14 w15 w16se w16cid w16 w16cex w16sdtdh wp14">
   <w:p>
     <w:pPr>
       <w:pStyle w:val="Piedepgina"/>
@@ -9671,7 +9976,7 @@
 </file>
 
 <file path=word/footnotes.xml><?xml version="1.0" encoding="utf-8"?>
-<w:footnotes xmlns:wpc="http://schemas.microsoft.com/office/word/2010/wordprocessingCanvas" xmlns:cx="http://schemas.microsoft.com/office/drawing/2014/chartex" xmlns:cx1="http://schemas.microsoft.com/office/drawing/2015/9/8/chartex" xmlns:cx2="http://schemas.microsoft.com/office/drawing/2015/10/21/chartex" xmlns:cx3="http://schemas.microsoft.com/office/drawing/2016/5/9/chartex" xmlns:cx4="http://schemas.microsoft.com/office/drawing/2016/5/10/chartex" xmlns:cx5="http://schemas.microsoft.com/office/drawing/2016/5/11/chartex" xmlns:cx6="http://schemas.microsoft.com/office/drawing/2016/5/12/chartex" xmlns:cx7="http://schemas.microsoft.com/office/drawing/2016/5/13/chartex" xmlns:cx8="http://schemas.microsoft.com/office/drawing/2016/5/14/chartex" xmlns:mc="http://schemas.openxmlformats.org/markup-compatibility/2006" xmlns:aink="http://schemas.microsoft.com/office/drawing/2016/ink" xmlns:am3d="http://schemas.microsoft.com/office/drawing/2017/model3d" xmlns:o="urn:schemas-microsoft-com:office:office" xmlns:oel="http://schemas.microsoft.com/office/2019/extlst" xmlns:r="http://schemas.openxmlformats.org/officeDocument/2006/relationships" xmlns:m="http://schemas.openxmlformats.org/officeDocument/2006/math" xmlns:v="urn:schemas-microsoft-com:vml" xmlns:wp14="http://schemas.microsoft.com/office/word/2010/wordprocessingDrawing" xmlns:wp="http://schemas.openxmlformats.org/drawingml/2006/wordprocessingDrawing" xmlns:w10="urn:schemas-microsoft-com:office:word" xmlns:w="http://schemas.openxmlformats.org/wordprocessingml/2006/main" xmlns:w14="http://schemas.microsoft.com/office/word/2010/wordml" xmlns:w15="http://schemas.microsoft.com/office/word/2012/wordml" xmlns:w16cex="http://schemas.microsoft.com/office/word/2018/wordml/cex" xmlns:w16cid="http://schemas.microsoft.com/office/word/2016/wordml/cid" xmlns:w16="http://schemas.microsoft.com/office/word/2018/wordml" xmlns:w16du="http://schemas.microsoft.com/office/word/2023/wordml/word16du" xmlns:w16sdtdh="http://schemas.microsoft.com/office/word/2020/wordml/sdtdatahash" xmlns:w16sdtfl="http://schemas.microsoft.com/office/word/2024/wordml/sdtformatlock" xmlns:w16se="http://schemas.microsoft.com/office/word/2015/wordml/symex" xmlns:wpg="http://schemas.microsoft.com/office/word/2010/wordprocessingGroup" xmlns:wpi="http://schemas.microsoft.com/office/word/2010/wordprocessingInk" xmlns:wne="http://schemas.microsoft.com/office/word/2006/wordml" xmlns:wps="http://schemas.microsoft.com/office/word/2010/wordprocessingShape" mc:Ignorable="w14 w15 w16se w16cid w16 w16cex w16sdtdh w16sdtfl w16du wp14">
+<w:footnotes xmlns:wpc="http://schemas.microsoft.com/office/word/2010/wordprocessingCanvas" xmlns:cx="http://schemas.microsoft.com/office/drawing/2014/chartex" xmlns:cx1="http://schemas.microsoft.com/office/drawing/2015/9/8/chartex" xmlns:cx2="http://schemas.microsoft.com/office/drawing/2015/10/21/chartex" xmlns:cx3="http://schemas.microsoft.com/office/drawing/2016/5/9/chartex" xmlns:cx4="http://schemas.microsoft.com/office/drawing/2016/5/10/chartex" xmlns:cx5="http://schemas.microsoft.com/office/drawing/2016/5/11/chartex" xmlns:cx6="http://schemas.microsoft.com/office/drawing/2016/5/12/chartex" xmlns:cx7="http://schemas.microsoft.com/office/drawing/2016/5/13/chartex" xmlns:cx8="http://schemas.microsoft.com/office/drawing/2016/5/14/chartex" xmlns:mc="http://schemas.openxmlformats.org/markup-compatibility/2006" xmlns:aink="http://schemas.microsoft.com/office/drawing/2016/ink" xmlns:am3d="http://schemas.microsoft.com/office/drawing/2017/model3d" xmlns:o="urn:schemas-microsoft-com:office:office" xmlns:r="http://schemas.openxmlformats.org/officeDocument/2006/relationships" xmlns:m="http://schemas.openxmlformats.org/officeDocument/2006/math" xmlns:v="urn:schemas-microsoft-com:vml" xmlns:wp14="http://schemas.microsoft.com/office/word/2010/wordprocessingDrawing" xmlns:wp="http://schemas.openxmlformats.org/drawingml/2006/wordprocessingDrawing" xmlns:w10="urn:schemas-microsoft-com:office:word" xmlns:w="http://schemas.openxmlformats.org/wordprocessingml/2006/main" xmlns:w14="http://schemas.microsoft.com/office/word/2010/wordml" xmlns:w15="http://schemas.microsoft.com/office/word/2012/wordml" xmlns:w16cex="http://schemas.microsoft.com/office/word/2018/wordml/cex" xmlns:w16cid="http://schemas.microsoft.com/office/word/2016/wordml/cid" xmlns:w16="http://schemas.microsoft.com/office/word/2018/wordml" xmlns:w16sdtdh="http://schemas.microsoft.com/office/word/2020/wordml/sdtdatahash" xmlns:w16se="http://schemas.microsoft.com/office/word/2015/wordml/symex" xmlns:wpg="http://schemas.microsoft.com/office/word/2010/wordprocessingGroup" xmlns:wpi="http://schemas.microsoft.com/office/word/2010/wordprocessingInk" xmlns:wne="http://schemas.microsoft.com/office/word/2006/wordml" xmlns:wps="http://schemas.microsoft.com/office/word/2010/wordprocessingShape" mc:Ignorable="w14 w15 w16se w16cid w16 w16cex w16sdtdh wp14">
   <w:footnote w:type="separator" w:id="-1">
     <w:p>
       <w:pPr>
@@ -9696,7 +10001,7 @@
 </file>
 
 <file path=word/header1.xml><?xml version="1.0" encoding="utf-8"?>
-<w:hdr xmlns:wpc="http://schemas.microsoft.com/office/word/2010/wordprocessingCanvas" xmlns:cx="http://schemas.microsoft.com/office/drawing/2014/chartex" xmlns:cx1="http://schemas.microsoft.com/office/drawing/2015/9/8/chartex" xmlns:cx2="http://schemas.microsoft.com/office/drawing/2015/10/21/chartex" xmlns:cx3="http://schemas.microsoft.com/office/drawing/2016/5/9/chartex" xmlns:cx4="http://schemas.microsoft.com/office/drawing/2016/5/10/chartex" xmlns:cx5="http://schemas.microsoft.com/office/drawing/2016/5/11/chartex" xmlns:cx6="http://schemas.microsoft.com/office/drawing/2016/5/12/chartex" xmlns:cx7="http://schemas.microsoft.com/office/drawing/2016/5/13/chartex" xmlns:cx8="http://schemas.microsoft.com/office/drawing/2016/5/14/chartex" xmlns:mc="http://schemas.openxmlformats.org/markup-compatibility/2006" xmlns:aink="http://schemas.microsoft.com/office/drawing/2016/ink" xmlns:am3d="http://schemas.microsoft.com/office/drawing/2017/model3d" xmlns:o="urn:schemas-microsoft-com:office:office" xmlns:oel="http://schemas.microsoft.com/office/2019/extlst" xmlns:r="http://schemas.openxmlformats.org/officeDocument/2006/relationships" xmlns:m="http://schemas.openxmlformats.org/officeDocument/2006/math" xmlns:v="urn:schemas-microsoft-com:vml" xmlns:wp14="http://schemas.microsoft.com/office/word/2010/wordprocessingDrawing" xmlns:wp="http://schemas.openxmlformats.org/drawingml/2006/wordprocessingDrawing" xmlns:w10="urn:schemas-microsoft-com:office:word" xmlns:w="http://schemas.openxmlformats.org/wordprocessingml/2006/main" xmlns:w14="http://schemas.microsoft.com/office/word/2010/wordml" xmlns:w15="http://schemas.microsoft.com/office/word/2012/wordml" xmlns:w16cex="http://schemas.microsoft.com/office/word/2018/wordml/cex" xmlns:w16cid="http://schemas.microsoft.com/office/word/2016/wordml/cid" xmlns:w16="http://schemas.microsoft.com/office/word/2018/wordml" xmlns:w16du="http://schemas.microsoft.com/office/word/2023/wordml/word16du" xmlns:w16sdtdh="http://schemas.microsoft.com/office/word/2020/wordml/sdtdatahash" xmlns:w16sdtfl="http://schemas.microsoft.com/office/word/2024/wordml/sdtformatlock" xmlns:w16se="http://schemas.microsoft.com/office/word/2015/wordml/symex" xmlns:wpg="http://schemas.microsoft.com/office/word/2010/wordprocessingGroup" xmlns:wpi="http://schemas.microsoft.com/office/word/2010/wordprocessingInk" xmlns:wne="http://schemas.microsoft.com/office/word/2006/wordml" xmlns:wps="http://schemas.microsoft.com/office/word/2010/wordprocessingShape" mc:Ignorable="w14 w15 w16se w16cid w16 w16cex w16sdtdh w16sdtfl w16du wp14">
+<w:hdr xmlns:wpc="http://schemas.microsoft.com/office/word/2010/wordprocessingCanvas" xmlns:cx="http://schemas.microsoft.com/office/drawing/2014/chartex" xmlns:cx1="http://schemas.microsoft.com/office/drawing/2015/9/8/chartex" xmlns:cx2="http://schemas.microsoft.com/office/drawing/2015/10/21/chartex" xmlns:cx3="http://schemas.microsoft.com/office/drawing/2016/5/9/chartex" xmlns:cx4="http://schemas.microsoft.com/office/drawing/2016/5/10/chartex" xmlns:cx5="http://schemas.microsoft.com/office/drawing/2016/5/11/chartex" xmlns:cx6="http://schemas.microsoft.com/office/drawing/2016/5/12/chartex" xmlns:cx7="http://schemas.microsoft.com/office/drawing/2016/5/13/chartex" xmlns:cx8="http://schemas.microsoft.com/office/drawing/2016/5/14/chartex" xmlns:mc="http://schemas.openxmlformats.org/markup-compatibility/2006" xmlns:aink="http://schemas.microsoft.com/office/drawing/2016/ink" xmlns:am3d="http://schemas.microsoft.com/office/drawing/2017/model3d" xmlns:o="urn:schemas-microsoft-com:office:office" xmlns:r="http://schemas.openxmlformats.org/officeDocument/2006/relationships" xmlns:m="http://schemas.openxmlformats.org/officeDocument/2006/math" xmlns:v="urn:schemas-microsoft-com:vml" xmlns:wp14="http://schemas.microsoft.com/office/word/2010/wordprocessingDrawing" xmlns:wp="http://schemas.openxmlformats.org/drawingml/2006/wordprocessingDrawing" xmlns:w10="urn:schemas-microsoft-com:office:word" xmlns:w="http://schemas.openxmlformats.org/wordprocessingml/2006/main" xmlns:w14="http://schemas.microsoft.com/office/word/2010/wordml" xmlns:w15="http://schemas.microsoft.com/office/word/2012/wordml" xmlns:w16cex="http://schemas.microsoft.com/office/word/2018/wordml/cex" xmlns:w16cid="http://schemas.microsoft.com/office/word/2016/wordml/cid" xmlns:w16="http://schemas.microsoft.com/office/word/2018/wordml" xmlns:w16sdtdh="http://schemas.microsoft.com/office/word/2020/wordml/sdtdatahash" xmlns:w16se="http://schemas.microsoft.com/office/word/2015/wordml/symex" xmlns:wpg="http://schemas.microsoft.com/office/word/2010/wordprocessingGroup" xmlns:wpi="http://schemas.microsoft.com/office/word/2010/wordprocessingInk" xmlns:wne="http://schemas.microsoft.com/office/word/2006/wordml" xmlns:wps="http://schemas.microsoft.com/office/word/2010/wordprocessingShape" mc:Ignorable="w14 w15 w16se w16cid w16 w16cex w16sdtdh wp14">
   <w:p>
     <w:pPr>
       <w:pStyle w:val="Encabezado"/>
@@ -9706,7 +10011,7 @@
 </file>
 
 <file path=word/header2.xml><?xml version="1.0" encoding="utf-8"?>
-<w:hdr xmlns:wpc="http://schemas.microsoft.com/office/word/2010/wordprocessingCanvas" xmlns:cx="http://schemas.microsoft.com/office/drawing/2014/chartex" xmlns:cx1="http://schemas.microsoft.com/office/drawing/2015/9/8/chartex" xmlns:cx2="http://schemas.microsoft.com/office/drawing/2015/10/21/chartex" xmlns:cx3="http://schemas.microsoft.com/office/drawing/2016/5/9/chartex" xmlns:cx4="http://schemas.microsoft.com/office/drawing/2016/5/10/chartex" xmlns:cx5="http://schemas.microsoft.com/office/drawing/2016/5/11/chartex" xmlns:cx6="http://schemas.microsoft.com/office/drawing/2016/5/12/chartex" xmlns:cx7="http://schemas.microsoft.com/office/drawing/2016/5/13/chartex" xmlns:cx8="http://schemas.microsoft.com/office/drawing/2016/5/14/chartex" xmlns:mc="http://schemas.openxmlformats.org/markup-compatibility/2006" xmlns:aink="http://schemas.microsoft.com/office/drawing/2016/ink" xmlns:am3d="http://schemas.microsoft.com/office/drawing/2017/model3d" xmlns:o="urn:schemas-microsoft-com:office:office" xmlns:oel="http://schemas.microsoft.com/office/2019/extlst" xmlns:r="http://schemas.openxmlformats.org/officeDocument/2006/relationships" xmlns:m="http://schemas.openxmlformats.org/officeDocument/2006/math" xmlns:v="urn:schemas-microsoft-com:vml" xmlns:wp14="http://schemas.microsoft.com/office/word/2010/wordprocessingDrawing" xmlns:wp="http://schemas.openxmlformats.org/drawingml/2006/wordprocessingDrawing" xmlns:w10="urn:schemas-microsoft-com:office:word" xmlns:w="http://schemas.openxmlformats.org/wordprocessingml/2006/main" xmlns:w14="http://schemas.microsoft.com/office/word/2010/wordml" xmlns:w15="http://schemas.microsoft.com/office/word/2012/wordml" xmlns:w16cex="http://schemas.microsoft.com/office/word/2018/wordml/cex" xmlns:w16cid="http://schemas.microsoft.com/office/word/2016/wordml/cid" xmlns:w16="http://schemas.microsoft.com/office/word/2018/wordml" xmlns:w16du="http://schemas.microsoft.com/office/word/2023/wordml/word16du" xmlns:w16sdtdh="http://schemas.microsoft.com/office/word/2020/wordml/sdtdatahash" xmlns:w16sdtfl="http://schemas.microsoft.com/office/word/2024/wordml/sdtformatlock" xmlns:w16se="http://schemas.microsoft.com/office/word/2015/wordml/symex" xmlns:wpg="http://schemas.microsoft.com/office/word/2010/wordprocessingGroup" xmlns:wpi="http://schemas.microsoft.com/office/word/2010/wordprocessingInk" xmlns:wne="http://schemas.microsoft.com/office/word/2006/wordml" xmlns:wps="http://schemas.microsoft.com/office/word/2010/wordprocessingShape" mc:Ignorable="w14 w15 w16se w16cid w16 w16cex w16sdtdh w16sdtfl w16du wp14">
+<w:hdr xmlns:wpc="http://schemas.microsoft.com/office/word/2010/wordprocessingCanvas" xmlns:cx="http://schemas.microsoft.com/office/drawing/2014/chartex" xmlns:cx1="http://schemas.microsoft.com/office/drawing/2015/9/8/chartex" xmlns:cx2="http://schemas.microsoft.com/office/drawing/2015/10/21/chartex" xmlns:cx3="http://schemas.microsoft.com/office/drawing/2016/5/9/chartex" xmlns:cx4="http://schemas.microsoft.com/office/drawing/2016/5/10/chartex" xmlns:cx5="http://schemas.microsoft.com/office/drawing/2016/5/11/chartex" xmlns:cx6="http://schemas.microsoft.com/office/drawing/2016/5/12/chartex" xmlns:cx7="http://schemas.microsoft.com/office/drawing/2016/5/13/chartex" xmlns:cx8="http://schemas.microsoft.com/office/drawing/2016/5/14/chartex" xmlns:mc="http://schemas.openxmlformats.org/markup-compatibility/2006" xmlns:aink="http://schemas.microsoft.com/office/drawing/2016/ink" xmlns:am3d="http://schemas.microsoft.com/office/drawing/2017/model3d" xmlns:o="urn:schemas-microsoft-com:office:office" xmlns:r="http://schemas.openxmlformats.org/officeDocument/2006/relationships" xmlns:m="http://schemas.openxmlformats.org/officeDocument/2006/math" xmlns:v="urn:schemas-microsoft-com:vml" xmlns:wp14="http://schemas.microsoft.com/office/word/2010/wordprocessingDrawing" xmlns:wp="http://schemas.openxmlformats.org/drawingml/2006/wordprocessingDrawing" xmlns:w10="urn:schemas-microsoft-com:office:word" xmlns:w="http://schemas.openxmlformats.org/wordprocessingml/2006/main" xmlns:w14="http://schemas.microsoft.com/office/word/2010/wordml" xmlns:w15="http://schemas.microsoft.com/office/word/2012/wordml" xmlns:w16cex="http://schemas.microsoft.com/office/word/2018/wordml/cex" xmlns:w16cid="http://schemas.microsoft.com/office/word/2016/wordml/cid" xmlns:w16="http://schemas.microsoft.com/office/word/2018/wordml" xmlns:w16sdtdh="http://schemas.microsoft.com/office/word/2020/wordml/sdtdatahash" xmlns:w16se="http://schemas.microsoft.com/office/word/2015/wordml/symex" xmlns:wpg="http://schemas.microsoft.com/office/word/2010/wordprocessingGroup" xmlns:wpi="http://schemas.microsoft.com/office/word/2010/wordprocessingInk" xmlns:wne="http://schemas.microsoft.com/office/word/2006/wordml" xmlns:wps="http://schemas.microsoft.com/office/word/2010/wordprocessingShape" mc:Ignorable="w14 w15 w16se w16cid w16 w16cex w16sdtdh wp14">
   <w:p>
     <w:pPr>
       <w:pStyle w:val="Encabezado"/>
@@ -9809,7 +10114,7 @@
 </file>
 
 <file path=word/header3.xml><?xml version="1.0" encoding="utf-8"?>
-<w:hdr xmlns:wpc="http://schemas.microsoft.com/office/word/2010/wordprocessingCanvas" xmlns:cx="http://schemas.microsoft.com/office/drawing/2014/chartex" xmlns:cx1="http://schemas.microsoft.com/office/drawing/2015/9/8/chartex" xmlns:cx2="http://schemas.microsoft.com/office/drawing/2015/10/21/chartex" xmlns:cx3="http://schemas.microsoft.com/office/drawing/2016/5/9/chartex" xmlns:cx4="http://schemas.microsoft.com/office/drawing/2016/5/10/chartex" xmlns:cx5="http://schemas.microsoft.com/office/drawing/2016/5/11/chartex" xmlns:cx6="http://schemas.microsoft.com/office/drawing/2016/5/12/chartex" xmlns:cx7="http://schemas.microsoft.com/office/drawing/2016/5/13/chartex" xmlns:cx8="http://schemas.microsoft.com/office/drawing/2016/5/14/chartex" xmlns:mc="http://schemas.openxmlformats.org/markup-compatibility/2006" xmlns:aink="http://schemas.microsoft.com/office/drawing/2016/ink" xmlns:am3d="http://schemas.microsoft.com/office/drawing/2017/model3d" xmlns:o="urn:schemas-microsoft-com:office:office" xmlns:oel="http://schemas.microsoft.com/office/2019/extlst" xmlns:r="http://schemas.openxmlformats.org/officeDocument/2006/relationships" xmlns:m="http://schemas.openxmlformats.org/officeDocument/2006/math" xmlns:v="urn:schemas-microsoft-com:vml" xmlns:wp14="http://schemas.microsoft.com/office/word/2010/wordprocessingDrawing" xmlns:wp="http://schemas.openxmlformats.org/drawingml/2006/wordprocessingDrawing" xmlns:w10="urn:schemas-microsoft-com:office:word" xmlns:w="http://schemas.openxmlformats.org/wordprocessingml/2006/main" xmlns:w14="http://schemas.microsoft.com/office/word/2010/wordml" xmlns:w15="http://schemas.microsoft.com/office/word/2012/wordml" xmlns:w16cex="http://schemas.microsoft.com/office/word/2018/wordml/cex" xmlns:w16cid="http://schemas.microsoft.com/office/word/2016/wordml/cid" xmlns:w16="http://schemas.microsoft.com/office/word/2018/wordml" xmlns:w16du="http://schemas.microsoft.com/office/word/2023/wordml/word16du" xmlns:w16sdtdh="http://schemas.microsoft.com/office/word/2020/wordml/sdtdatahash" xmlns:w16sdtfl="http://schemas.microsoft.com/office/word/2024/wordml/sdtformatlock" xmlns:w16se="http://schemas.microsoft.com/office/word/2015/wordml/symex" xmlns:wpg="http://schemas.microsoft.com/office/word/2010/wordprocessingGroup" xmlns:wpi="http://schemas.microsoft.com/office/word/2010/wordprocessingInk" xmlns:wne="http://schemas.microsoft.com/office/word/2006/wordml" xmlns:wps="http://schemas.microsoft.com/office/word/2010/wordprocessingShape" mc:Ignorable="w14 w15 w16se w16cid w16 w16cex w16sdtdh w16sdtfl w16du wp14">
+<w:hdr xmlns:wpc="http://schemas.microsoft.com/office/word/2010/wordprocessingCanvas" xmlns:cx="http://schemas.microsoft.com/office/drawing/2014/chartex" xmlns:cx1="http://schemas.microsoft.com/office/drawing/2015/9/8/chartex" xmlns:cx2="http://schemas.microsoft.com/office/drawing/2015/10/21/chartex" xmlns:cx3="http://schemas.microsoft.com/office/drawing/2016/5/9/chartex" xmlns:cx4="http://schemas.microsoft.com/office/drawing/2016/5/10/chartex" xmlns:cx5="http://schemas.microsoft.com/office/drawing/2016/5/11/chartex" xmlns:cx6="http://schemas.microsoft.com/office/drawing/2016/5/12/chartex" xmlns:cx7="http://schemas.microsoft.com/office/drawing/2016/5/13/chartex" xmlns:cx8="http://schemas.microsoft.com/office/drawing/2016/5/14/chartex" xmlns:mc="http://schemas.openxmlformats.org/markup-compatibility/2006" xmlns:aink="http://schemas.microsoft.com/office/drawing/2016/ink" xmlns:am3d="http://schemas.microsoft.com/office/drawing/2017/model3d" xmlns:o="urn:schemas-microsoft-com:office:office" xmlns:r="http://schemas.openxmlformats.org/officeDocument/2006/relationships" xmlns:m="http://schemas.openxmlformats.org/officeDocument/2006/math" xmlns:v="urn:schemas-microsoft-com:vml" xmlns:wp14="http://schemas.microsoft.com/office/word/2010/wordprocessingDrawing" xmlns:wp="http://schemas.openxmlformats.org/drawingml/2006/wordprocessingDrawing" xmlns:w10="urn:schemas-microsoft-com:office:word" xmlns:w="http://schemas.openxmlformats.org/wordprocessingml/2006/main" xmlns:w14="http://schemas.microsoft.com/office/word/2010/wordml" xmlns:w15="http://schemas.microsoft.com/office/word/2012/wordml" xmlns:w16cex="http://schemas.microsoft.com/office/word/2018/wordml/cex" xmlns:w16cid="http://schemas.microsoft.com/office/word/2016/wordml/cid" xmlns:w16="http://schemas.microsoft.com/office/word/2018/wordml" xmlns:w16sdtdh="http://schemas.microsoft.com/office/word/2020/wordml/sdtdatahash" xmlns:w16se="http://schemas.microsoft.com/office/word/2015/wordml/symex" xmlns:wpg="http://schemas.microsoft.com/office/word/2010/wordprocessingGroup" xmlns:wpi="http://schemas.microsoft.com/office/word/2010/wordprocessingInk" xmlns:wne="http://schemas.microsoft.com/office/word/2006/wordml" xmlns:wps="http://schemas.microsoft.com/office/word/2010/wordprocessingShape" mc:Ignorable="w14 w15 w16se w16cid w16 w16cex w16sdtdh wp14">
   <w:p>
     <w:pPr>
       <w:pStyle w:val="Encabezado"/>
@@ -9819,7 +10124,7 @@
 </file>
 
 <file path=word/numbering.xml><?xml version="1.0" encoding="utf-8"?>
-<w:numbering xmlns:wpc="http://schemas.microsoft.com/office/word/2010/wordprocessingCanvas" xmlns:cx="http://schemas.microsoft.com/office/drawing/2014/chartex" xmlns:cx1="http://schemas.microsoft.com/office/drawing/2015/9/8/chartex" xmlns:cx2="http://schemas.microsoft.com/office/drawing/2015/10/21/chartex" xmlns:cx3="http://schemas.microsoft.com/office/drawing/2016/5/9/chartex" xmlns:cx4="http://schemas.microsoft.com/office/drawing/2016/5/10/chartex" xmlns:cx5="http://schemas.microsoft.com/office/drawing/2016/5/11/chartex" xmlns:cx6="http://schemas.microsoft.com/office/drawing/2016/5/12/chartex" xmlns:cx7="http://schemas.microsoft.com/office/drawing/2016/5/13/chartex" xmlns:cx8="http://schemas.microsoft.com/office/drawing/2016/5/14/chartex" xmlns:mc="http://schemas.openxmlformats.org/markup-compatibility/2006" xmlns:aink="http://schemas.microsoft.com/office/drawing/2016/ink" xmlns:am3d="http://schemas.microsoft.com/office/drawing/2017/model3d" xmlns:o="urn:schemas-microsoft-com:office:office" xmlns:oel="http://schemas.microsoft.com/office/2019/extlst" xmlns:r="http://schemas.openxmlformats.org/officeDocument/2006/relationships" xmlns:m="http://schemas.openxmlformats.org/officeDocument/2006/math" xmlns:v="urn:schemas-microsoft-com:vml" xmlns:wp14="http://schemas.microsoft.com/office/word/2010/wordprocessingDrawing" xmlns:wp="http://schemas.openxmlformats.org/drawingml/2006/wordprocessingDrawing" xmlns:w10="urn:schemas-microsoft-com:office:word" xmlns:w="http://schemas.openxmlformats.org/wordprocessingml/2006/main" xmlns:w14="http://schemas.microsoft.com/office/word/2010/wordml" xmlns:w15="http://schemas.microsoft.com/office/word/2012/wordml" xmlns:w16cex="http://schemas.microsoft.com/office/word/2018/wordml/cex" xmlns:w16cid="http://schemas.microsoft.com/office/word/2016/wordml/cid" xmlns:w16="http://schemas.microsoft.com/office/word/2018/wordml" xmlns:w16du="http://schemas.microsoft.com/office/word/2023/wordml/word16du" xmlns:w16sdtdh="http://schemas.microsoft.com/office/word/2020/wordml/sdtdatahash" xmlns:w16sdtfl="http://schemas.microsoft.com/office/word/2024/wordml/sdtformatlock" xmlns:w16se="http://schemas.microsoft.com/office/word/2015/wordml/symex" xmlns:wpg="http://schemas.microsoft.com/office/word/2010/wordprocessingGroup" xmlns:wpi="http://schemas.microsoft.com/office/word/2010/wordprocessingInk" xmlns:wne="http://schemas.microsoft.com/office/word/2006/wordml" xmlns:wps="http://schemas.microsoft.com/office/word/2010/wordprocessingShape" mc:Ignorable="w14 w15 w16se w16cid w16 w16cex w16sdtdh w16sdtfl w16du wp14">
+<w:numbering xmlns:wpc="http://schemas.microsoft.com/office/word/2010/wordprocessingCanvas" xmlns:cx="http://schemas.microsoft.com/office/drawing/2014/chartex" xmlns:cx1="http://schemas.microsoft.com/office/drawing/2015/9/8/chartex" xmlns:cx2="http://schemas.microsoft.com/office/drawing/2015/10/21/chartex" xmlns:cx3="http://schemas.microsoft.com/office/drawing/2016/5/9/chartex" xmlns:cx4="http://schemas.microsoft.com/office/drawing/2016/5/10/chartex" xmlns:cx5="http://schemas.microsoft.com/office/drawing/2016/5/11/chartex" xmlns:cx6="http://schemas.microsoft.com/office/drawing/2016/5/12/chartex" xmlns:cx7="http://schemas.microsoft.com/office/drawing/2016/5/13/chartex" xmlns:cx8="http://schemas.microsoft.com/office/drawing/2016/5/14/chartex" xmlns:mc="http://schemas.openxmlformats.org/markup-compatibility/2006" xmlns:aink="http://schemas.microsoft.com/office/drawing/2016/ink" xmlns:am3d="http://schemas.microsoft.com/office/drawing/2017/model3d" xmlns:o="urn:schemas-microsoft-com:office:office" xmlns:r="http://schemas.openxmlformats.org/officeDocument/2006/relationships" xmlns:m="http://schemas.openxmlformats.org/officeDocument/2006/math" xmlns:v="urn:schemas-microsoft-com:vml" xmlns:wp14="http://schemas.microsoft.com/office/word/2010/wordprocessingDrawing" xmlns:wp="http://schemas.openxmlformats.org/drawingml/2006/wordprocessingDrawing" xmlns:w10="urn:schemas-microsoft-com:office:word" xmlns:w="http://schemas.openxmlformats.org/wordprocessingml/2006/main" xmlns:w14="http://schemas.microsoft.com/office/word/2010/wordml" xmlns:w15="http://schemas.microsoft.com/office/word/2012/wordml" xmlns:w16cex="http://schemas.microsoft.com/office/word/2018/wordml/cex" xmlns:w16cid="http://schemas.microsoft.com/office/word/2016/wordml/cid" xmlns:w16="http://schemas.microsoft.com/office/word/2018/wordml" xmlns:w16sdtdh="http://schemas.microsoft.com/office/word/2020/wordml/sdtdatahash" xmlns:w16se="http://schemas.microsoft.com/office/word/2015/wordml/symex" xmlns:wpg="http://schemas.microsoft.com/office/word/2010/wordprocessingGroup" xmlns:wpi="http://schemas.microsoft.com/office/word/2010/wordprocessingInk" xmlns:wne="http://schemas.microsoft.com/office/word/2006/wordml" xmlns:wps="http://schemas.microsoft.com/office/word/2010/wordprocessingShape" mc:Ignorable="w14 w15 w16se w16cid w16 w16cex w16sdtdh wp14">
   <w:abstractNum w:abstractNumId="0" w15:restartNumberingAfterBreak="0">
     <w:nsid w:val="022C758F"/>
     <w:multiLevelType w:val="hybridMultilevel"/>
@@ -13965,13 +14270,13 @@
       </w:rPr>
     </w:lvl>
   </w:abstractNum>
-  <w:num w:numId="1" w16cid:durableId="171840997">
+  <w:num w:numId="1">
     <w:abstractNumId w:val="34"/>
   </w:num>
-  <w:num w:numId="2" w16cid:durableId="1864901229">
+  <w:num w:numId="2">
     <w:abstractNumId w:val="14"/>
   </w:num>
-  <w:num w:numId="3" w16cid:durableId="1695035984">
+  <w:num w:numId="3">
     <w:abstractNumId w:val="5"/>
     <w:lvlOverride w:ilvl="0">
       <w:lvl w:ilvl="0">
@@ -13991,7 +14296,7 @@
       </w:lvl>
     </w:lvlOverride>
   </w:num>
-  <w:num w:numId="4" w16cid:durableId="2066026747">
+  <w:num w:numId="4">
     <w:abstractNumId w:val="30"/>
     <w:lvlOverride w:ilvl="0">
       <w:lvl w:ilvl="0">
@@ -14068,7 +14373,7 @@
       </w:lvl>
     </w:lvlOverride>
   </w:num>
-  <w:num w:numId="5" w16cid:durableId="2122144730">
+  <w:num w:numId="5">
     <w:abstractNumId w:val="15"/>
     <w:lvlOverride w:ilvl="0">
       <w:lvl w:ilvl="0">
@@ -14145,7 +14450,7 @@
       </w:lvl>
     </w:lvlOverride>
   </w:num>
-  <w:num w:numId="6" w16cid:durableId="1193495458">
+  <w:num w:numId="6">
     <w:abstractNumId w:val="21"/>
     <w:lvlOverride w:ilvl="0">
       <w:lvl w:ilvl="0">
@@ -14165,31 +14470,31 @@
       </w:lvl>
     </w:lvlOverride>
   </w:num>
-  <w:num w:numId="7" w16cid:durableId="1566843335">
+  <w:num w:numId="7">
     <w:abstractNumId w:val="28"/>
   </w:num>
-  <w:num w:numId="8" w16cid:durableId="2136871024">
+  <w:num w:numId="8">
     <w:abstractNumId w:val="31"/>
   </w:num>
-  <w:num w:numId="9" w16cid:durableId="1204100582">
+  <w:num w:numId="9">
     <w:abstractNumId w:val="18"/>
   </w:num>
-  <w:num w:numId="10" w16cid:durableId="3558945">
+  <w:num w:numId="10">
     <w:abstractNumId w:val="35"/>
   </w:num>
-  <w:num w:numId="11" w16cid:durableId="1090397390">
+  <w:num w:numId="11">
     <w:abstractNumId w:val="4"/>
   </w:num>
-  <w:num w:numId="12" w16cid:durableId="2071265355">
+  <w:num w:numId="12">
     <w:abstractNumId w:val="10"/>
   </w:num>
-  <w:num w:numId="13" w16cid:durableId="117336540">
+  <w:num w:numId="13">
     <w:abstractNumId w:val="7"/>
   </w:num>
-  <w:num w:numId="14" w16cid:durableId="765269753">
+  <w:num w:numId="14">
     <w:abstractNumId w:val="16"/>
   </w:num>
-  <w:num w:numId="15" w16cid:durableId="113452083">
+  <w:num w:numId="15">
     <w:abstractNumId w:val="9"/>
     <w:lvlOverride w:ilvl="0">
       <w:lvl w:ilvl="0">
@@ -14266,74 +14571,74 @@
       </w:lvl>
     </w:lvlOverride>
   </w:num>
-  <w:num w:numId="16" w16cid:durableId="800926641">
+  <w:num w:numId="16">
     <w:abstractNumId w:val="13"/>
   </w:num>
-  <w:num w:numId="17" w16cid:durableId="1133014183">
+  <w:num w:numId="17">
     <w:abstractNumId w:val="26"/>
   </w:num>
-  <w:num w:numId="18" w16cid:durableId="755321098">
+  <w:num w:numId="18">
     <w:abstractNumId w:val="24"/>
   </w:num>
-  <w:num w:numId="19" w16cid:durableId="1860927239">
+  <w:num w:numId="19">
     <w:abstractNumId w:val="27"/>
   </w:num>
-  <w:num w:numId="20" w16cid:durableId="525993469">
+  <w:num w:numId="20">
     <w:abstractNumId w:val="29"/>
   </w:num>
-  <w:num w:numId="21" w16cid:durableId="992757418">
+  <w:num w:numId="21">
     <w:abstractNumId w:val="8"/>
   </w:num>
-  <w:num w:numId="22" w16cid:durableId="2041322027">
+  <w:num w:numId="22">
     <w:abstractNumId w:val="20"/>
   </w:num>
-  <w:num w:numId="23" w16cid:durableId="235864220">
+  <w:num w:numId="23">
     <w:abstractNumId w:val="25"/>
   </w:num>
-  <w:num w:numId="24" w16cid:durableId="1843006431">
+  <w:num w:numId="24">
     <w:abstractNumId w:val="11"/>
   </w:num>
-  <w:num w:numId="25" w16cid:durableId="1299262455">
+  <w:num w:numId="25">
     <w:abstractNumId w:val="0"/>
   </w:num>
-  <w:num w:numId="26" w16cid:durableId="1608197783">
+  <w:num w:numId="26">
     <w:abstractNumId w:val="19"/>
   </w:num>
-  <w:num w:numId="27" w16cid:durableId="1014646432">
+  <w:num w:numId="27">
     <w:abstractNumId w:val="1"/>
   </w:num>
-  <w:num w:numId="28" w16cid:durableId="1030686850">
+  <w:num w:numId="28">
     <w:abstractNumId w:val="23"/>
   </w:num>
-  <w:num w:numId="29" w16cid:durableId="1306741890">
+  <w:num w:numId="29">
     <w:abstractNumId w:val="3"/>
   </w:num>
-  <w:num w:numId="30" w16cid:durableId="492524960">
+  <w:num w:numId="30">
     <w:abstractNumId w:val="17"/>
   </w:num>
-  <w:num w:numId="31" w16cid:durableId="1926913907">
+  <w:num w:numId="31">
     <w:abstractNumId w:val="22"/>
   </w:num>
-  <w:num w:numId="32" w16cid:durableId="1442410133">
+  <w:num w:numId="32">
     <w:abstractNumId w:val="33"/>
   </w:num>
-  <w:num w:numId="33" w16cid:durableId="1818762727">
+  <w:num w:numId="33">
     <w:abstractNumId w:val="2"/>
   </w:num>
-  <w:num w:numId="34" w16cid:durableId="1197741461">
+  <w:num w:numId="34">
     <w:abstractNumId w:val="6"/>
   </w:num>
-  <w:num w:numId="35" w16cid:durableId="1050878435">
+  <w:num w:numId="35">
     <w:abstractNumId w:val="32"/>
   </w:num>
-  <w:num w:numId="36" w16cid:durableId="851342229">
+  <w:num w:numId="36">
     <w:abstractNumId w:val="12"/>
   </w:num>
 </w:numbering>
 </file>
 
 <file path=word/styles.xml><?xml version="1.0" encoding="utf-8"?>
-<w:styles xmlns:mc="http://schemas.openxmlformats.org/markup-compatibility/2006" xmlns:r="http://schemas.openxmlformats.org/officeDocument/2006/relationships" xmlns:w="http://schemas.openxmlformats.org/wordprocessingml/2006/main" xmlns:w14="http://schemas.microsoft.com/office/word/2010/wordml" xmlns:w15="http://schemas.microsoft.com/office/word/2012/wordml" xmlns:w16cex="http://schemas.microsoft.com/office/word/2018/wordml/cex" xmlns:w16cid="http://schemas.microsoft.com/office/word/2016/wordml/cid" xmlns:w16="http://schemas.microsoft.com/office/word/2018/wordml" xmlns:w16du="http://schemas.microsoft.com/office/word/2023/wordml/word16du" xmlns:w16sdtdh="http://schemas.microsoft.com/office/word/2020/wordml/sdtdatahash" xmlns:w16sdtfl="http://schemas.microsoft.com/office/word/2024/wordml/sdtformatlock" xmlns:w16se="http://schemas.microsoft.com/office/word/2015/wordml/symex" mc:Ignorable="w14 w15 w16se w16cid w16 w16cex w16sdtdh w16sdtfl w16du">
+<w:styles xmlns:mc="http://schemas.openxmlformats.org/markup-compatibility/2006" xmlns:r="http://schemas.openxmlformats.org/officeDocument/2006/relationships" xmlns:w="http://schemas.openxmlformats.org/wordprocessingml/2006/main" xmlns:w14="http://schemas.microsoft.com/office/word/2010/wordml" xmlns:w15="http://schemas.microsoft.com/office/word/2012/wordml" xmlns:w16cex="http://schemas.microsoft.com/office/word/2018/wordml/cex" xmlns:w16cid="http://schemas.microsoft.com/office/word/2016/wordml/cid" xmlns:w16="http://schemas.microsoft.com/office/word/2018/wordml" xmlns:w16sdtdh="http://schemas.microsoft.com/office/word/2020/wordml/sdtdatahash" xmlns:w16se="http://schemas.microsoft.com/office/word/2015/wordml/symex" mc:Ignorable="w14 w15 w16se w16cid w16 w16cex w16sdtdh">
   <w:docDefaults>
     <w:rPrDefault>
       <w:rPr>
@@ -15147,7 +15452,7 @@
       <w:lang w:val="es-ES_tradnl" w:eastAsia="es-ES"/>
     </w:rPr>
   </w:style>
-  <w:style w:type="character" w:styleId="Fuerte">
+  <w:style w:type="character" w:styleId="Textoennegrita">
     <w:name w:val="Strong"/>
     <w:qFormat/>
     <w:rsid w:val="000C45EA"/>
